--- a/Definitiestudie Bruggen en Aanlegplaatsen App.docx
+++ b/Definitiestudie Bruggen en Aanlegplaatsen App.docx
@@ -1,34 +1,31 @@
 
 <file path=word/document.xml><?xml version="1.0" encoding="utf-8"?>
-<w:document xmlns:wpc="http://schemas.microsoft.com/office/word/2010/wordprocessingCanvas" xmlns:mo="http://schemas.microsoft.com/office/mac/office/2008/main" xmlns:mc="http://schemas.openxmlformats.org/markup-compatibility/2006" xmlns:mv="urn:schemas-microsoft-com:mac:vml" xmlns:o="urn:schemas-microsoft-com:office:office" xmlns:r="http://schemas.openxmlformats.org/officeDocument/2006/relationships" xmlns:m="http://schemas.openxmlformats.org/officeDocument/2006/math" xmlns:v="urn:schemas-microsoft-com:vml" xmlns:wp14="http://schemas.microsoft.com/office/word/2010/wordprocessingDrawing" xmlns:wp="http://schemas.openxmlformats.org/drawingml/2006/wordprocessingDrawing" xmlns:w10="urn:schemas-microsoft-com:office:word" xmlns:w="http://schemas.openxmlformats.org/wordprocessingml/2006/main" xmlns:w14="http://schemas.microsoft.com/office/word/2010/wordml" xmlns:wpg="http://schemas.microsoft.com/office/word/2010/wordprocessingGroup" xmlns:wpi="http://schemas.microsoft.com/office/word/2010/wordprocessingInk" xmlns:wne="http://schemas.microsoft.com/office/word/2006/wordml" xmlns:wps="http://schemas.microsoft.com/office/word/2010/wordprocessingShape" mc:Ignorable="w14 wp14">
+<w:document xmlns:wpc="http://schemas.microsoft.com/office/word/2010/wordprocessingCanvas" xmlns:mc="http://schemas.openxmlformats.org/markup-compatibility/2006" xmlns:o="urn:schemas-microsoft-com:office:office" xmlns:r="http://schemas.openxmlformats.org/officeDocument/2006/relationships" xmlns:m="http://schemas.openxmlformats.org/officeDocument/2006/math" xmlns:v="urn:schemas-microsoft-com:vml" xmlns:wp14="http://schemas.microsoft.com/office/word/2010/wordprocessingDrawing" xmlns:wp="http://schemas.openxmlformats.org/drawingml/2006/wordprocessingDrawing" xmlns:w10="urn:schemas-microsoft-com:office:word" xmlns:w="http://schemas.openxmlformats.org/wordprocessingml/2006/main" xmlns:w14="http://schemas.microsoft.com/office/word/2010/wordml" xmlns:wpg="http://schemas.microsoft.com/office/word/2010/wordprocessingGroup" xmlns:wpi="http://schemas.microsoft.com/office/word/2010/wordprocessingInk" xmlns:wne="http://schemas.microsoft.com/office/word/2006/wordml" xmlns:wps="http://schemas.microsoft.com/office/word/2010/wordprocessingShape" mc:Ignorable="w14 wp14">
   <w:body>
     <w:p>
       <w:pPr>
-        <w:jc w:val="center"/>
-        <w:rPr>
-          <w:b/>
-          <w:color w:val="FF0000"/>
-          <w:sz w:val="36"/>
+        <w:pStyle w:val="Titel"/>
+        <w:rPr>
+          <w:lang w:val="nl-NL"/>
         </w:rPr>
       </w:pPr>
       <w:r>
         <w:rPr>
-          <w:b/>
-          <w:color w:val="FF0000"/>
-          <w:sz w:val="36"/>
-        </w:rPr>
-        <w:t>Definitiestudie</w:t>
+          <w:lang w:val="nl-NL"/>
+        </w:rPr>
+        <w:t>Bruggen en aanlegplaatsen applicatie</w:t>
       </w:r>
     </w:p>
     <w:p>
       <w:pPr>
-        <w:rPr>
-          <w:b/>
+        <w:pStyle w:val="Kop1"/>
+        <w:rPr>
+          <w:lang w:val="nl-NL"/>
         </w:rPr>
       </w:pPr>
       <w:r>
         <w:rPr>
-          <w:b/>
+          <w:lang w:val="nl-NL"/>
         </w:rPr>
         <w:t>Probleemstelling:</w:t>
       </w:r>
@@ -38,10 +35,16 @@
         <w:pStyle w:val="Lijstalinea"/>
         <w:numPr>
           <w:ilvl w:val="0"/>
-          <w:numId w:val="1"/>
+          <w:numId w:val="21"/>
         </w:numPr>
+        <w:rPr>
+          <w:lang w:val="nl-NL"/>
+        </w:rPr>
       </w:pPr>
       <w:r>
+        <w:rPr>
+          <w:lang w:val="nl-NL"/>
+        </w:rPr>
         <w:t xml:space="preserve">Zodra je op het water zit wil je graag weten wat je allemaal tegenkomt in de vorm van bruggen en aanlegplaatsen. </w:t>
       </w:r>
     </w:p>
@@ -50,22 +53,40 @@
         <w:pStyle w:val="Lijstalinea"/>
         <w:numPr>
           <w:ilvl w:val="0"/>
-          <w:numId w:val="1"/>
+          <w:numId w:val="21"/>
         </w:numPr>
+        <w:rPr>
+          <w:lang w:val="nl-NL"/>
+        </w:rPr>
       </w:pPr>
       <w:r>
+        <w:rPr>
+          <w:lang w:val="nl-NL"/>
+        </w:rPr>
         <w:t xml:space="preserve">Om dit goed weer te geven wil de NHL Internet Academie een </w:t>
       </w:r>
       <w:r>
+        <w:rPr>
+          <w:lang w:val="nl-NL"/>
+        </w:rPr>
         <w:t>applicatie</w:t>
       </w:r>
       <w:r>
+        <w:rPr>
+          <w:lang w:val="nl-NL"/>
+        </w:rPr>
         <w:t xml:space="preserve"> maken</w:t>
       </w:r>
       <w:r>
+        <w:rPr>
+          <w:lang w:val="nl-NL"/>
+        </w:rPr>
         <w:t xml:space="preserve"> voor op de telefoon en tablet</w:t>
       </w:r>
       <w:r>
+        <w:rPr>
+          <w:lang w:val="nl-NL"/>
+        </w:rPr>
         <w:t>.</w:t>
       </w:r>
     </w:p>
@@ -74,11 +95,39 @@
         <w:pStyle w:val="Lijstalinea"/>
         <w:numPr>
           <w:ilvl w:val="0"/>
-          <w:numId w:val="1"/>
+          <w:numId w:val="21"/>
         </w:numPr>
+        <w:rPr>
+          <w:lang w:val="nl-NL"/>
+        </w:rPr>
       </w:pPr>
       <w:r>
-        <w:t>Deze App moet er voor zorgen dat de schipper op elk moment kan zien waar hij zich bevindt en welke bruggen en aanlegplaatsen er bij hem in de buurt zijn.</w:t>
+        <w:rPr>
+          <w:lang w:val="nl-NL"/>
+        </w:rPr>
+        <w:t xml:space="preserve">Deze </w:t>
+      </w:r>
+      <w:proofErr w:type="spellStart"/>
+      <w:r>
+        <w:rPr>
+          <w:lang w:val="nl-NL"/>
+        </w:rPr>
+        <w:t>App</w:t>
+      </w:r>
+      <w:proofErr w:type="spellEnd"/>
+      <w:r>
+        <w:rPr>
+          <w:lang w:val="nl-NL"/>
+        </w:rPr>
+        <w:t xml:space="preserve"> moet er voor zorgen dat de sc</w:t>
+      </w:r>
+      <w:bookmarkStart w:id="0" w:name="_GoBack"/>
+      <w:bookmarkEnd w:id="0"/>
+      <w:r>
+        <w:rPr>
+          <w:lang w:val="nl-NL"/>
+        </w:rPr>
+        <w:t>hipper op elk moment kan zien waar hij zich bevindt en welke bruggen en aanlegplaatsen er bij hem in de buurt zijn.</w:t>
       </w:r>
     </w:p>
     <w:p>
@@ -86,28 +135,52 @@
         <w:pStyle w:val="Lijstalinea"/>
         <w:numPr>
           <w:ilvl w:val="0"/>
-          <w:numId w:val="1"/>
+          <w:numId w:val="21"/>
         </w:numPr>
+        <w:rPr>
+          <w:lang w:val="nl-NL"/>
+        </w:rPr>
       </w:pPr>
       <w:r>
+        <w:rPr>
+          <w:lang w:val="nl-NL"/>
+        </w:rPr>
         <w:t xml:space="preserve">Bovendien moet deze </w:t>
       </w:r>
       <w:r>
+        <w:rPr>
+          <w:lang w:val="nl-NL"/>
+        </w:rPr>
         <w:t>applicatie</w:t>
       </w:r>
       <w:r>
+        <w:rPr>
+          <w:lang w:val="nl-NL"/>
+        </w:rPr>
         <w:t xml:space="preserve"> extra informatie geven over deze bruggen en aanlegplaatsen, zoals de hoogte</w:t>
       </w:r>
       <w:r>
+        <w:rPr>
+          <w:lang w:val="nl-NL"/>
+        </w:rPr>
         <w:t xml:space="preserve"> en de tijden van </w:t>
       </w:r>
       <w:r>
+        <w:rPr>
+          <w:lang w:val="nl-NL"/>
+        </w:rPr>
         <w:t>brug</w:t>
       </w:r>
       <w:r>
+        <w:rPr>
+          <w:lang w:val="nl-NL"/>
+        </w:rPr>
         <w:t>gen.</w:t>
       </w:r>
       <w:r>
+        <w:rPr>
+          <w:lang w:val="nl-NL"/>
+        </w:rPr>
         <w:t xml:space="preserve"> </w:t>
       </w:r>
     </w:p>
@@ -116,664 +189,454 @@
         <w:pStyle w:val="Lijstalinea"/>
         <w:numPr>
           <w:ilvl w:val="0"/>
-          <w:numId w:val="1"/>
+          <w:numId w:val="21"/>
         </w:numPr>
+        <w:rPr>
+          <w:lang w:val="nl-NL"/>
+        </w:rPr>
       </w:pPr>
       <w:r>
+        <w:rPr>
+          <w:lang w:val="nl-NL"/>
+        </w:rPr>
         <w:t>De applicatie moet vooral op het water goed te gebruiken zijn.</w:t>
       </w:r>
     </w:p>
-    <w:p/>
     <w:p>
+      <w:pPr>
+        <w:rPr>
+          <w:lang w:val="nl-NL"/>
+        </w:rPr>
+      </w:pPr>
+    </w:p>
+    <w:p>
+      <w:pPr>
+        <w:pStyle w:val="Kop1"/>
+        <w:rPr>
+          <w:lang w:val="nl-NL"/>
+        </w:rPr>
+      </w:pPr>
       <w:r>
         <w:rPr>
-          <w:b/>
+          <w:lang w:val="nl-NL"/>
         </w:rPr>
         <w:t>Doelstelling:</w:t>
       </w:r>
     </w:p>
     <w:p>
       <w:pPr>
-        <w:pStyle w:val="Lijstalinea"/>
-        <w:numPr>
-          <w:ilvl w:val="0"/>
-          <w:numId w:val="2"/>
-        </w:numPr>
+        <w:rPr>
+          <w:lang w:val="nl-NL"/>
+        </w:rPr>
       </w:pPr>
       <w:r>
+        <w:rPr>
+          <w:lang w:val="nl-NL"/>
+        </w:rPr>
         <w:t>Een gebruiksvriendelijke en overzichtelijke applicatie op de telefoon en tablet voor schippers op het water.</w:t>
       </w:r>
     </w:p>
-    <w:p/>
     <w:p>
       <w:pPr>
         <w:rPr>
-          <w:b/>
+          <w:lang w:val="nl-NL"/>
+        </w:rPr>
+      </w:pPr>
+    </w:p>
+    <w:p>
+      <w:pPr>
+        <w:pStyle w:val="Kop1"/>
+        <w:rPr>
+          <w:lang w:val="nl-NL"/>
         </w:rPr>
       </w:pPr>
       <w:r>
         <w:rPr>
-          <w:b/>
+          <w:lang w:val="nl-NL"/>
         </w:rPr>
         <w:t>Programma van Eisen:</w:t>
       </w:r>
     </w:p>
     <w:p>
       <w:pPr>
-        <w:widowControl w:val="0"/>
+        <w:pStyle w:val="Lijstalinea"/>
         <w:numPr>
           <w:ilvl w:val="0"/>
-          <w:numId w:val="3"/>
+          <w:numId w:val="22"/>
         </w:numPr>
-        <w:tabs>
-          <w:tab w:val="left" w:pos="220"/>
-          <w:tab w:val="left" w:pos="720"/>
-        </w:tabs>
-        <w:autoSpaceDE w:val="0"/>
-        <w:autoSpaceDN w:val="0"/>
-        <w:adjustRightInd w:val="0"/>
-        <w:ind w:hanging="294"/>
-        <w:rPr>
-          <w:rFonts w:cs="Arial"/>
-          <w:szCs w:val="26"/>
-          <w:lang w:val="en-US"/>
+        <w:rPr>
+          <w:lang w:val="nl-NL"/>
         </w:rPr>
       </w:pPr>
       <w:r>
         <w:rPr>
-          <w:rFonts w:cs="Arial"/>
-          <w:szCs w:val="26"/>
-          <w:lang w:val="en-US"/>
-        </w:rPr>
-        <w:t>De applicatie moet gebruik</w:t>
-      </w:r>
-      <w:r>
-        <w:rPr>
-          <w:rFonts w:cs="Arial"/>
-          <w:szCs w:val="26"/>
-          <w:lang w:val="en-US"/>
-        </w:rPr>
-        <w:t>s</w:t>
-      </w:r>
-      <w:r>
-        <w:rPr>
-          <w:rFonts w:cs="Arial"/>
-          <w:szCs w:val="26"/>
-          <w:lang w:val="en-US"/>
-        </w:rPr>
-        <w:t>vriendelijk zijn.</w:t>
+          <w:lang w:val="nl-NL"/>
+        </w:rPr>
+        <w:t>De applicatie moet gebruiksvriendelijk zijn.</w:t>
       </w:r>
     </w:p>
     <w:p>
       <w:pPr>
-        <w:widowControl w:val="0"/>
+        <w:pStyle w:val="Lijstalinea"/>
         <w:numPr>
           <w:ilvl w:val="0"/>
-          <w:numId w:val="4"/>
+          <w:numId w:val="22"/>
         </w:numPr>
-        <w:tabs>
-          <w:tab w:val="left" w:pos="220"/>
-          <w:tab w:val="left" w:pos="720"/>
-        </w:tabs>
-        <w:autoSpaceDE w:val="0"/>
-        <w:autoSpaceDN w:val="0"/>
-        <w:adjustRightInd w:val="0"/>
-        <w:ind w:hanging="294"/>
-        <w:rPr>
-          <w:rFonts w:cs="Arial"/>
-          <w:szCs w:val="26"/>
-          <w:lang w:val="en-US"/>
+        <w:rPr>
+          <w:lang w:val="nl-NL"/>
         </w:rPr>
       </w:pPr>
       <w:r>
         <w:rPr>
-          <w:rFonts w:cs="Arial"/>
-          <w:szCs w:val="26"/>
-          <w:lang w:val="en-US"/>
+          <w:lang w:val="nl-NL"/>
         </w:rPr>
         <w:t>De applicatie moet overzichtelijk zijn.</w:t>
       </w:r>
     </w:p>
     <w:p>
       <w:pPr>
-        <w:widowControl w:val="0"/>
+        <w:pStyle w:val="Lijstalinea"/>
         <w:numPr>
           <w:ilvl w:val="0"/>
-          <w:numId w:val="5"/>
+          <w:numId w:val="22"/>
         </w:numPr>
-        <w:tabs>
-          <w:tab w:val="left" w:pos="220"/>
-          <w:tab w:val="left" w:pos="720"/>
-        </w:tabs>
-        <w:autoSpaceDE w:val="0"/>
-        <w:autoSpaceDN w:val="0"/>
-        <w:adjustRightInd w:val="0"/>
-        <w:ind w:hanging="294"/>
-        <w:rPr>
-          <w:rFonts w:cs="Arial"/>
-          <w:szCs w:val="26"/>
-          <w:lang w:val="en-US"/>
+        <w:rPr>
+          <w:lang w:val="nl-NL"/>
         </w:rPr>
       </w:pPr>
       <w:r>
         <w:rPr>
-          <w:rFonts w:cs="Arial"/>
-          <w:szCs w:val="26"/>
-          <w:lang w:val="en-US"/>
-        </w:rPr>
-        <w:t>De applicatie moet te gebruike</w:t>
-      </w:r>
-      <w:r>
-        <w:rPr>
-          <w:rFonts w:cs="Arial"/>
-          <w:szCs w:val="26"/>
-          <w:lang w:val="en-US"/>
-        </w:rPr>
-        <w:t>n</w:t>
-      </w:r>
-      <w:r>
-        <w:rPr>
-          <w:rFonts w:cs="Arial"/>
-          <w:szCs w:val="26"/>
-          <w:lang w:val="en-US"/>
-        </w:rPr>
-        <w:t xml:space="preserve"> zijn op het water.</w:t>
+          <w:lang w:val="nl-NL"/>
+        </w:rPr>
+        <w:t>De applicatie moet te gebruiken zijn op het water.</w:t>
       </w:r>
     </w:p>
     <w:p>
       <w:pPr>
-        <w:widowControl w:val="0"/>
+        <w:pStyle w:val="Lijstalinea"/>
         <w:numPr>
           <w:ilvl w:val="0"/>
-          <w:numId w:val="6"/>
+          <w:numId w:val="22"/>
         </w:numPr>
-        <w:tabs>
-          <w:tab w:val="left" w:pos="220"/>
-          <w:tab w:val="left" w:pos="720"/>
-        </w:tabs>
-        <w:autoSpaceDE w:val="0"/>
-        <w:autoSpaceDN w:val="0"/>
-        <w:adjustRightInd w:val="0"/>
-        <w:ind w:hanging="294"/>
-        <w:rPr>
-          <w:rFonts w:cs="Arial"/>
-          <w:szCs w:val="26"/>
-          <w:lang w:val="en-US"/>
+        <w:rPr>
+          <w:lang w:val="nl-NL"/>
         </w:rPr>
       </w:pPr>
       <w:r>
         <w:rPr>
-          <w:rFonts w:cs="Arial"/>
-          <w:szCs w:val="26"/>
-          <w:lang w:val="en-US"/>
-        </w:rPr>
-        <w:t>De applicatie moet op iOS en android werken, zowel op de telefoon als op de tablet.</w:t>
+          <w:lang w:val="nl-NL"/>
+        </w:rPr>
+        <w:t xml:space="preserve">De applicatie moet op </w:t>
+      </w:r>
+      <w:proofErr w:type="spellStart"/>
+      <w:r>
+        <w:rPr>
+          <w:lang w:val="nl-NL"/>
+        </w:rPr>
+        <w:t>iOS</w:t>
+      </w:r>
+      <w:proofErr w:type="spellEnd"/>
+      <w:r>
+        <w:rPr>
+          <w:lang w:val="nl-NL"/>
+        </w:rPr>
+        <w:t xml:space="preserve"> en </w:t>
+      </w:r>
+      <w:proofErr w:type="spellStart"/>
+      <w:r>
+        <w:rPr>
+          <w:lang w:val="nl-NL"/>
+        </w:rPr>
+        <w:t>android</w:t>
+      </w:r>
+      <w:proofErr w:type="spellEnd"/>
+      <w:r>
+        <w:rPr>
+          <w:lang w:val="nl-NL"/>
+        </w:rPr>
+        <w:t xml:space="preserve"> werken, zowel op de telefoon als op de tablet.</w:t>
       </w:r>
     </w:p>
     <w:p>
       <w:pPr>
-        <w:widowControl w:val="0"/>
+        <w:pStyle w:val="Lijstalinea"/>
         <w:numPr>
           <w:ilvl w:val="0"/>
-          <w:numId w:val="7"/>
+          <w:numId w:val="22"/>
         </w:numPr>
-        <w:tabs>
-          <w:tab w:val="left" w:pos="220"/>
-          <w:tab w:val="left" w:pos="720"/>
-        </w:tabs>
-        <w:autoSpaceDE w:val="0"/>
-        <w:autoSpaceDN w:val="0"/>
-        <w:adjustRightInd w:val="0"/>
-        <w:ind w:hanging="294"/>
-        <w:rPr>
-          <w:rFonts w:cs="Arial"/>
-          <w:szCs w:val="26"/>
-          <w:lang w:val="en-US"/>
+        <w:rPr>
+          <w:lang w:val="nl-NL"/>
         </w:rPr>
       </w:pPr>
       <w:r>
         <w:rPr>
-          <w:rFonts w:cs="Arial"/>
-          <w:szCs w:val="26"/>
-          <w:lang w:val="en-US"/>
+          <w:lang w:val="nl-NL"/>
         </w:rPr>
         <w:t>De applicatie moet een duidelijke weergave hebben van bruggen en aanlegplaatsen in de vorm van een lijst (die geordend is op afstand)</w:t>
       </w:r>
       <w:r>
         <w:rPr>
-          <w:rFonts w:cs="Arial"/>
-          <w:szCs w:val="26"/>
-          <w:lang w:val="en-US"/>
+          <w:lang w:val="nl-NL"/>
         </w:rPr>
         <w:t>.</w:t>
       </w:r>
     </w:p>
     <w:p>
       <w:pPr>
-        <w:widowControl w:val="0"/>
+        <w:pStyle w:val="Lijstalinea"/>
         <w:numPr>
           <w:ilvl w:val="0"/>
-          <w:numId w:val="8"/>
+          <w:numId w:val="22"/>
         </w:numPr>
-        <w:tabs>
-          <w:tab w:val="left" w:pos="220"/>
-          <w:tab w:val="left" w:pos="720"/>
-        </w:tabs>
-        <w:autoSpaceDE w:val="0"/>
-        <w:autoSpaceDN w:val="0"/>
-        <w:adjustRightInd w:val="0"/>
-        <w:ind w:hanging="294"/>
-        <w:rPr>
-          <w:rFonts w:cs="Arial"/>
-          <w:szCs w:val="26"/>
-          <w:lang w:val="en-US"/>
+        <w:rPr>
+          <w:lang w:val="nl-NL"/>
         </w:rPr>
       </w:pPr>
       <w:r>
         <w:rPr>
-          <w:rFonts w:cs="Arial"/>
-          <w:szCs w:val="26"/>
-          <w:lang w:val="en-US"/>
+          <w:lang w:val="nl-NL"/>
         </w:rPr>
         <w:t>De applicatie moet een kaart bevatten die zowel online als offline kan worden gebruikt.</w:t>
       </w:r>
     </w:p>
     <w:p>
       <w:pPr>
-        <w:widowControl w:val="0"/>
+        <w:pStyle w:val="Lijstalinea"/>
         <w:numPr>
           <w:ilvl w:val="0"/>
-          <w:numId w:val="9"/>
+          <w:numId w:val="22"/>
         </w:numPr>
-        <w:tabs>
-          <w:tab w:val="left" w:pos="220"/>
-          <w:tab w:val="left" w:pos="720"/>
-        </w:tabs>
-        <w:autoSpaceDE w:val="0"/>
-        <w:autoSpaceDN w:val="0"/>
-        <w:adjustRightInd w:val="0"/>
-        <w:ind w:hanging="294"/>
-        <w:rPr>
-          <w:rFonts w:cs="Arial"/>
-          <w:szCs w:val="26"/>
-          <w:lang w:val="en-US"/>
+        <w:rPr>
+          <w:lang w:val="nl-NL"/>
         </w:rPr>
       </w:pPr>
       <w:r>
         <w:rPr>
-          <w:rFonts w:cs="Arial"/>
-          <w:szCs w:val="26"/>
-          <w:lang w:val="en-US"/>
+          <w:lang w:val="nl-NL"/>
         </w:rPr>
         <w:t>De code van de applicatie moet goed beargumenteerd worden.</w:t>
       </w:r>
     </w:p>
     <w:p>
       <w:pPr>
-        <w:widowControl w:val="0"/>
+        <w:pStyle w:val="Lijstalinea"/>
         <w:numPr>
           <w:ilvl w:val="0"/>
-          <w:numId w:val="10"/>
+          <w:numId w:val="22"/>
         </w:numPr>
-        <w:tabs>
-          <w:tab w:val="left" w:pos="220"/>
-          <w:tab w:val="left" w:pos="720"/>
-        </w:tabs>
-        <w:autoSpaceDE w:val="0"/>
-        <w:autoSpaceDN w:val="0"/>
-        <w:adjustRightInd w:val="0"/>
-        <w:ind w:hanging="294"/>
-        <w:rPr>
-          <w:rFonts w:cs="Arial"/>
-          <w:szCs w:val="26"/>
-          <w:lang w:val="en-US"/>
+        <w:rPr>
+          <w:lang w:val="nl-NL"/>
         </w:rPr>
       </w:pPr>
       <w:r>
         <w:rPr>
-          <w:rFonts w:cs="Arial"/>
-          <w:szCs w:val="26"/>
-          <w:lang w:val="en-US"/>
+          <w:lang w:val="nl-NL"/>
         </w:rPr>
         <w:t>De applicatie moet makkelijk te onderhouden zijn.</w:t>
       </w:r>
     </w:p>
     <w:p>
       <w:pPr>
-        <w:widowControl w:val="0"/>
+        <w:pStyle w:val="Lijstalinea"/>
         <w:numPr>
           <w:ilvl w:val="0"/>
-          <w:numId w:val="11"/>
+          <w:numId w:val="22"/>
         </w:numPr>
-        <w:tabs>
-          <w:tab w:val="left" w:pos="220"/>
-          <w:tab w:val="left" w:pos="720"/>
-        </w:tabs>
-        <w:autoSpaceDE w:val="0"/>
-        <w:autoSpaceDN w:val="0"/>
-        <w:adjustRightInd w:val="0"/>
-        <w:ind w:hanging="294"/>
-        <w:rPr>
-          <w:rFonts w:cs="Arial"/>
-          <w:szCs w:val="26"/>
-          <w:lang w:val="en-US"/>
+        <w:rPr>
+          <w:lang w:val="nl-NL"/>
         </w:rPr>
       </w:pPr>
       <w:r>
         <w:rPr>
-          <w:rFonts w:cs="Arial"/>
-          <w:szCs w:val="26"/>
-          <w:lang w:val="en-US"/>
-        </w:rPr>
-        <w:t>De applicatie moet een kaart bevatten</w:t>
+          <w:lang w:val="nl-NL"/>
+        </w:rPr>
+        <w:t>De applicatie moet een kaart bevatten.</w:t>
+      </w:r>
+    </w:p>
+    <w:p>
+      <w:pPr>
+        <w:pStyle w:val="Lijstalinea"/>
+        <w:numPr>
+          <w:ilvl w:val="0"/>
+          <w:numId w:val="22"/>
+        </w:numPr>
+        <w:rPr>
+          <w:lang w:val="nl-NL"/>
+        </w:rPr>
+      </w:pPr>
+      <w:r>
+        <w:rPr>
+          <w:lang w:val="nl-NL"/>
+        </w:rPr>
+        <w:t>De applicatie moet de bruggen en aanlegplaatsen laten zien op de kaart.</w:t>
+      </w:r>
+    </w:p>
+    <w:p>
+      <w:pPr>
+        <w:pStyle w:val="Lijstalinea"/>
+        <w:numPr>
+          <w:ilvl w:val="0"/>
+          <w:numId w:val="22"/>
+        </w:numPr>
+        <w:rPr>
+          <w:lang w:val="nl-NL"/>
+        </w:rPr>
+      </w:pPr>
+      <w:r>
+        <w:rPr>
+          <w:lang w:val="nl-NL"/>
+        </w:rPr>
+        <w:t>De applicatie moet je huidige positie laten zien op de kaart</w:t>
       </w:r>
       <w:r>
         <w:rPr>
-          <w:rFonts w:cs="Arial"/>
-          <w:szCs w:val="26"/>
-          <w:lang w:val="en-US"/>
+          <w:lang w:val="nl-NL"/>
         </w:rPr>
         <w:t>.</w:t>
       </w:r>
     </w:p>
     <w:p>
       <w:pPr>
-        <w:widowControl w:val="0"/>
+        <w:pStyle w:val="Lijstalinea"/>
         <w:numPr>
           <w:ilvl w:val="0"/>
-          <w:numId w:val="12"/>
+          <w:numId w:val="22"/>
         </w:numPr>
-        <w:tabs>
-          <w:tab w:val="left" w:pos="220"/>
-          <w:tab w:val="left" w:pos="720"/>
-        </w:tabs>
-        <w:autoSpaceDE w:val="0"/>
-        <w:autoSpaceDN w:val="0"/>
-        <w:adjustRightInd w:val="0"/>
-        <w:ind w:hanging="294"/>
-        <w:rPr>
-          <w:rFonts w:cs="Arial"/>
-          <w:szCs w:val="26"/>
-          <w:lang w:val="en-US"/>
+        <w:rPr>
+          <w:lang w:val="nl-NL"/>
         </w:rPr>
       </w:pPr>
       <w:r>
         <w:rPr>
-          <w:rFonts w:cs="Arial"/>
-          <w:szCs w:val="26"/>
-          <w:lang w:val="en-US"/>
-        </w:rPr>
-        <w:t>De applicatie moet d</w:t>
+          <w:lang w:val="nl-NL"/>
+        </w:rPr>
+        <w:t xml:space="preserve">De applicatie moet een </w:t>
+      </w:r>
+      <w:proofErr w:type="spellStart"/>
+      <w:r>
+        <w:rPr>
+          <w:lang w:val="nl-NL"/>
+        </w:rPr>
+        <w:t>trail</w:t>
+      </w:r>
+      <w:proofErr w:type="spellEnd"/>
+      <w:r>
+        <w:rPr>
+          <w:lang w:val="nl-NL"/>
+        </w:rPr>
+        <w:t xml:space="preserve"> op de kaart laten zien.</w:t>
+      </w:r>
+    </w:p>
+    <w:p>
+      <w:pPr>
+        <w:pStyle w:val="Lijstalinea"/>
+        <w:numPr>
+          <w:ilvl w:val="0"/>
+          <w:numId w:val="22"/>
+        </w:numPr>
+        <w:rPr>
+          <w:lang w:val="nl-NL"/>
+        </w:rPr>
+      </w:pPr>
+      <w:r>
+        <w:rPr>
+          <w:lang w:val="nl-NL"/>
+        </w:rPr>
+        <w:t>De applicatie moet kunnen inzoomen/uitzoomen op de kaart.</w:t>
+      </w:r>
+    </w:p>
+    <w:p>
+      <w:pPr>
+        <w:pStyle w:val="Lijstalinea"/>
+        <w:numPr>
+          <w:ilvl w:val="0"/>
+          <w:numId w:val="22"/>
+        </w:numPr>
+        <w:rPr>
+          <w:lang w:val="nl-NL"/>
+        </w:rPr>
+      </w:pPr>
+      <w:r>
+        <w:rPr>
+          <w:lang w:val="nl-NL"/>
+        </w:rPr>
+        <w:t>De applicatie moet rekening houden met de hoogte en de breedte van je boot</w:t>
       </w:r>
       <w:r>
         <w:rPr>
-          <w:rFonts w:cs="Arial"/>
-          <w:szCs w:val="26"/>
-          <w:lang w:val="en-US"/>
-        </w:rPr>
-        <w:t>e bruggen en aanlegplaatsen</w:t>
-      </w:r>
-      <w:r>
-        <w:rPr>
-          <w:rFonts w:cs="Arial"/>
-          <w:szCs w:val="26"/>
-          <w:lang w:val="en-US"/>
-        </w:rPr>
-        <w:t xml:space="preserve"> laten zien op de kaart</w:t>
-      </w:r>
-      <w:r>
-        <w:rPr>
-          <w:rFonts w:cs="Arial"/>
-          <w:szCs w:val="26"/>
-          <w:lang w:val="en-US"/>
+          <w:lang w:val="nl-NL"/>
         </w:rPr>
         <w:t>.</w:t>
       </w:r>
     </w:p>
     <w:p>
       <w:pPr>
-        <w:widowControl w:val="0"/>
+        <w:pStyle w:val="Lijstalinea"/>
         <w:numPr>
           <w:ilvl w:val="0"/>
-          <w:numId w:val="13"/>
+          <w:numId w:val="22"/>
         </w:numPr>
-        <w:tabs>
-          <w:tab w:val="left" w:pos="220"/>
-          <w:tab w:val="left" w:pos="720"/>
-        </w:tabs>
-        <w:autoSpaceDE w:val="0"/>
-        <w:autoSpaceDN w:val="0"/>
-        <w:adjustRightInd w:val="0"/>
-        <w:ind w:hanging="294"/>
-        <w:rPr>
-          <w:rFonts w:cs="Arial"/>
-          <w:szCs w:val="26"/>
-          <w:lang w:val="en-US"/>
+        <w:rPr>
+          <w:b/>
+          <w:sz w:val="22"/>
+          <w:lang w:val="nl-NL"/>
         </w:rPr>
       </w:pPr>
       <w:r>
         <w:rPr>
-          <w:rFonts w:cs="Arial"/>
-          <w:szCs w:val="26"/>
-          <w:lang w:val="en-US"/>
-        </w:rPr>
-        <w:t>De applicatie moet je huidige positie laten zien op de kaart</w:t>
-      </w:r>
-      <w:r>
-        <w:rPr>
-          <w:rFonts w:cs="Arial"/>
-          <w:szCs w:val="26"/>
-          <w:lang w:val="en-US"/>
-        </w:rPr>
-        <w:t>.</w:t>
+          <w:lang w:val="nl-NL"/>
+        </w:rPr>
+        <w:t>In de applicatie moet je kunnen zoeken op bruggen en aanlegplaatsen op zowel naam als plaats.</w:t>
       </w:r>
     </w:p>
     <w:p>
       <w:pPr>
-        <w:widowControl w:val="0"/>
-        <w:numPr>
-          <w:ilvl w:val="0"/>
-          <w:numId w:val="14"/>
-        </w:numPr>
-        <w:tabs>
-          <w:tab w:val="left" w:pos="220"/>
-          <w:tab w:val="left" w:pos="720"/>
-        </w:tabs>
-        <w:autoSpaceDE w:val="0"/>
-        <w:autoSpaceDN w:val="0"/>
-        <w:adjustRightInd w:val="0"/>
-        <w:ind w:hanging="294"/>
-        <w:rPr>
-          <w:rFonts w:cs="Arial"/>
-          <w:szCs w:val="26"/>
-          <w:lang w:val="en-US"/>
+        <w:rPr>
+          <w:rFonts w:asciiTheme="majorHAnsi" w:eastAsiaTheme="majorEastAsia" w:hAnsiTheme="majorHAnsi" w:cstheme="majorBidi"/>
+          <w:b/>
+          <w:bCs/>
+          <w:color w:val="365F91" w:themeColor="accent1" w:themeShade="BF"/>
+          <w:sz w:val="28"/>
+          <w:szCs w:val="28"/>
+          <w:lang w:val="nl-NL"/>
         </w:rPr>
       </w:pPr>
       <w:r>
         <w:rPr>
-          <w:rFonts w:cs="Arial"/>
-          <w:szCs w:val="26"/>
-          <w:lang w:val="en-US"/>
-        </w:rPr>
-        <w:t>De applicatie moet een trail op de kaart laten zien.</w:t>
+          <w:lang w:val="nl-NL"/>
+        </w:rPr>
+        <w:br w:type="page"/>
       </w:r>
     </w:p>
     <w:p>
       <w:pPr>
-        <w:widowControl w:val="0"/>
-        <w:numPr>
-          <w:ilvl w:val="0"/>
-          <w:numId w:val="15"/>
-        </w:numPr>
-        <w:tabs>
-          <w:tab w:val="left" w:pos="220"/>
-          <w:tab w:val="left" w:pos="720"/>
-        </w:tabs>
-        <w:autoSpaceDE w:val="0"/>
-        <w:autoSpaceDN w:val="0"/>
-        <w:adjustRightInd w:val="0"/>
-        <w:ind w:hanging="294"/>
-        <w:rPr>
-          <w:rFonts w:cs="Arial"/>
-          <w:szCs w:val="26"/>
-          <w:lang w:val="en-US"/>
+        <w:pStyle w:val="Kop1"/>
+        <w:rPr>
+          <w:lang w:val="nl-NL"/>
         </w:rPr>
       </w:pPr>
       <w:r>
         <w:rPr>
-          <w:rFonts w:cs="Arial"/>
-          <w:szCs w:val="26"/>
-          <w:lang w:val="en-US"/>
-        </w:rPr>
-        <w:t>De applicatie moet kunnen inzoomen/uit</w:t>
-      </w:r>
-      <w:r>
-        <w:rPr>
-          <w:rFonts w:cs="Arial"/>
-          <w:szCs w:val="26"/>
-          <w:lang w:val="en-US"/>
-        </w:rPr>
-        <w:t>zoomen op de kaart</w:t>
-      </w:r>
-      <w:r>
-        <w:rPr>
-          <w:rFonts w:cs="Arial"/>
-          <w:szCs w:val="26"/>
-          <w:lang w:val="en-US"/>
-        </w:rPr>
-        <w:t>.</w:t>
-      </w:r>
-    </w:p>
-    <w:p>
-      <w:pPr>
-        <w:widowControl w:val="0"/>
-        <w:numPr>
-          <w:ilvl w:val="0"/>
-          <w:numId w:val="17"/>
-        </w:numPr>
-        <w:tabs>
-          <w:tab w:val="left" w:pos="220"/>
-          <w:tab w:val="left" w:pos="720"/>
-        </w:tabs>
-        <w:autoSpaceDE w:val="0"/>
-        <w:autoSpaceDN w:val="0"/>
-        <w:adjustRightInd w:val="0"/>
-        <w:ind w:hanging="294"/>
-        <w:rPr>
-          <w:rFonts w:cs="Arial"/>
-          <w:szCs w:val="26"/>
-          <w:lang w:val="en-US"/>
-        </w:rPr>
-      </w:pPr>
-      <w:r>
-        <w:rPr>
-          <w:rFonts w:cs="Arial"/>
-          <w:szCs w:val="26"/>
-          <w:lang w:val="en-US"/>
-        </w:rPr>
-        <w:t>De applicatie moet rekening h</w:t>
-      </w:r>
-      <w:r>
-        <w:rPr>
-          <w:rFonts w:cs="Arial"/>
-          <w:szCs w:val="26"/>
-          <w:lang w:val="en-US"/>
-        </w:rPr>
-        <w:t>ouden met de hoogte en de breedte van je boot</w:t>
-      </w:r>
-      <w:r>
-        <w:rPr>
-          <w:rFonts w:cs="Arial"/>
-          <w:szCs w:val="26"/>
-          <w:lang w:val="en-US"/>
-        </w:rPr>
-        <w:t>.</w:t>
-      </w:r>
-    </w:p>
-    <w:p>
-      <w:pPr>
-        <w:pStyle w:val="Lijstalinea"/>
-        <w:numPr>
-          <w:ilvl w:val="0"/>
-          <w:numId w:val="17"/>
-        </w:numPr>
-        <w:ind w:hanging="294"/>
-        <w:rPr>
-          <w:b/>
-          <w:sz w:val="22"/>
-        </w:rPr>
-      </w:pPr>
-      <w:r>
-        <w:rPr>
-          <w:rFonts w:cs="Arial"/>
-          <w:szCs w:val="26"/>
-          <w:lang w:val="en-US"/>
-        </w:rPr>
-        <w:t xml:space="preserve">In de applicatie moet je kunnen zoeken op bruggen en aanlegplaatsen op zowel naam </w:t>
-      </w:r>
-      <w:r>
-        <w:rPr>
-          <w:rFonts w:cs="Arial"/>
-          <w:szCs w:val="26"/>
-          <w:lang w:val="en-US"/>
-        </w:rPr>
-        <w:t>als</w:t>
-      </w:r>
-      <w:r>
-        <w:rPr>
-          <w:rFonts w:cs="Arial"/>
-          <w:szCs w:val="26"/>
-          <w:lang w:val="en-US"/>
-        </w:rPr>
-        <w:t xml:space="preserve"> plaats</w:t>
-      </w:r>
-      <w:r>
-        <w:rPr>
-          <w:rFonts w:cs="Arial"/>
-          <w:szCs w:val="26"/>
-          <w:lang w:val="en-US"/>
-        </w:rPr>
-        <w:t>.</w:t>
-      </w:r>
-    </w:p>
-    <w:p>
-      <w:pPr>
-        <w:rPr>
-          <w:sz w:val="22"/>
-        </w:rPr>
-      </w:pPr>
-      <w:r>
-        <w:rPr>
-          <w:b/>
-          <w:sz w:val="22"/>
-        </w:rPr>
+          <w:lang w:val="nl-NL"/>
+        </w:rPr>
+        <w:lastRenderedPageBreak/>
         <w:t>Vraagstelling:</w:t>
       </w:r>
     </w:p>
     <w:p>
       <w:pPr>
-        <w:widowControl w:val="0"/>
+        <w:pStyle w:val="Lijstalinea"/>
         <w:numPr>
           <w:ilvl w:val="0"/>
-          <w:numId w:val="3"/>
+          <w:numId w:val="23"/>
         </w:numPr>
-        <w:tabs>
-          <w:tab w:val="left" w:pos="220"/>
-          <w:tab w:val="left" w:pos="720"/>
-        </w:tabs>
-        <w:autoSpaceDE w:val="0"/>
-        <w:autoSpaceDN w:val="0"/>
-        <w:adjustRightInd w:val="0"/>
-        <w:ind w:hanging="294"/>
-        <w:rPr>
-          <w:rFonts w:cs="Arial"/>
-          <w:lang w:val="en-US"/>
+        <w:rPr>
+          <w:lang w:val="nl-NL"/>
         </w:rPr>
       </w:pPr>
       <w:r>
         <w:rPr>
-          <w:rFonts w:cs="Arial"/>
-          <w:lang w:val="en-US"/>
+          <w:lang w:val="nl-NL"/>
         </w:rPr>
         <w:t>Hoe krijg ik een kaart in mijn applicatie?</w:t>
       </w:r>
@@ -781,27 +644,17 @@
     <w:p>
       <w:pPr>
         <w:pStyle w:val="Lijstalinea"/>
-        <w:widowControl w:val="0"/>
         <w:numPr>
-          <w:ilvl w:val="0"/>
-          <w:numId w:val="18"/>
+          <w:ilvl w:val="1"/>
+          <w:numId w:val="23"/>
         </w:numPr>
-        <w:tabs>
-          <w:tab w:val="left" w:pos="220"/>
-          <w:tab w:val="left" w:pos="720"/>
-        </w:tabs>
-        <w:autoSpaceDE w:val="0"/>
-        <w:autoSpaceDN w:val="0"/>
-        <w:adjustRightInd w:val="0"/>
-        <w:rPr>
-          <w:rFonts w:cs="Arial"/>
-          <w:lang w:val="en-US"/>
+        <w:rPr>
+          <w:lang w:val="nl-NL"/>
         </w:rPr>
       </w:pPr>
       <w:r>
         <w:rPr>
-          <w:rFonts w:cs="Arial"/>
-          <w:lang w:val="en-US"/>
+          <w:lang w:val="nl-NL"/>
         </w:rPr>
         <w:t>Wat is de beste manier om deze kaart zowel offline als online te gebruiken?</w:t>
       </w:r>
@@ -809,27 +662,17 @@
     <w:p>
       <w:pPr>
         <w:pStyle w:val="Lijstalinea"/>
-        <w:widowControl w:val="0"/>
         <w:numPr>
-          <w:ilvl w:val="0"/>
-          <w:numId w:val="18"/>
+          <w:ilvl w:val="1"/>
+          <w:numId w:val="23"/>
         </w:numPr>
-        <w:tabs>
-          <w:tab w:val="left" w:pos="220"/>
-          <w:tab w:val="left" w:pos="720"/>
-        </w:tabs>
-        <w:autoSpaceDE w:val="0"/>
-        <w:autoSpaceDN w:val="0"/>
-        <w:adjustRightInd w:val="0"/>
-        <w:rPr>
-          <w:rFonts w:cs="Arial"/>
-          <w:lang w:val="en-US"/>
+        <w:rPr>
+          <w:lang w:val="nl-NL"/>
         </w:rPr>
       </w:pPr>
       <w:r>
         <w:rPr>
-          <w:rFonts w:cs="Arial"/>
-          <w:lang w:val="en-US"/>
+          <w:lang w:val="nl-NL"/>
         </w:rPr>
         <w:t>Hoe krijg je de punten overzichtelijke op de kaart?</w:t>
       </w:r>
@@ -837,27 +680,17 @@
     <w:p>
       <w:pPr>
         <w:pStyle w:val="Lijstalinea"/>
-        <w:widowControl w:val="0"/>
         <w:numPr>
-          <w:ilvl w:val="0"/>
-          <w:numId w:val="18"/>
+          <w:ilvl w:val="1"/>
+          <w:numId w:val="23"/>
         </w:numPr>
-        <w:tabs>
-          <w:tab w:val="left" w:pos="220"/>
-          <w:tab w:val="left" w:pos="720"/>
-        </w:tabs>
-        <w:autoSpaceDE w:val="0"/>
-        <w:autoSpaceDN w:val="0"/>
-        <w:adjustRightInd w:val="0"/>
-        <w:rPr>
-          <w:rFonts w:cs="Arial"/>
-          <w:lang w:val="en-US"/>
+        <w:rPr>
+          <w:lang w:val="nl-NL"/>
         </w:rPr>
       </w:pPr>
       <w:r>
         <w:rPr>
-          <w:rFonts w:cs="Arial"/>
-          <w:lang w:val="en-US"/>
+          <w:lang w:val="nl-NL"/>
         </w:rPr>
         <w:t>Hoe vind ik mijn huidige positie op de kaart?</w:t>
       </w:r>
@@ -865,181 +698,175 @@
     <w:p>
       <w:pPr>
         <w:pStyle w:val="Lijstalinea"/>
-        <w:widowControl w:val="0"/>
         <w:numPr>
-          <w:ilvl w:val="0"/>
-          <w:numId w:val="19"/>
+          <w:ilvl w:val="2"/>
+          <w:numId w:val="23"/>
         </w:numPr>
-        <w:tabs>
-          <w:tab w:val="left" w:pos="220"/>
-          <w:tab w:val="left" w:pos="720"/>
-        </w:tabs>
-        <w:autoSpaceDE w:val="0"/>
-        <w:autoSpaceDN w:val="0"/>
-        <w:adjustRightInd w:val="0"/>
-        <w:rPr>
-          <w:rFonts w:cs="Arial"/>
-          <w:lang w:val="en-US"/>
+        <w:rPr>
+          <w:lang w:val="nl-NL"/>
         </w:rPr>
       </w:pPr>
       <w:r>
         <w:rPr>
-          <w:rFonts w:cs="Arial"/>
-          <w:lang w:val="en-US"/>
-        </w:rPr>
-        <w:t>Hoe bewaar ik deze tijdelijk voor een trail?</w:t>
+          <w:lang w:val="nl-NL"/>
+        </w:rPr>
+        <w:t xml:space="preserve">Hoe bewaar ik deze tijdelijk voor een </w:t>
+      </w:r>
+      <w:proofErr w:type="spellStart"/>
+      <w:r>
+        <w:rPr>
+          <w:lang w:val="nl-NL"/>
+        </w:rPr>
+        <w:t>trail</w:t>
+      </w:r>
+      <w:proofErr w:type="spellEnd"/>
+      <w:r>
+        <w:rPr>
+          <w:lang w:val="nl-NL"/>
+        </w:rPr>
+        <w:t>?</w:t>
       </w:r>
     </w:p>
     <w:p>
       <w:pPr>
         <w:pStyle w:val="Lijstalinea"/>
-        <w:widowControl w:val="0"/>
         <w:numPr>
-          <w:ilvl w:val="0"/>
-          <w:numId w:val="20"/>
+          <w:ilvl w:val="1"/>
+          <w:numId w:val="23"/>
         </w:numPr>
-        <w:tabs>
-          <w:tab w:val="left" w:pos="220"/>
-          <w:tab w:val="left" w:pos="720"/>
-        </w:tabs>
-        <w:autoSpaceDE w:val="0"/>
-        <w:autoSpaceDN w:val="0"/>
-        <w:adjustRightInd w:val="0"/>
-        <w:rPr>
-          <w:rFonts w:cs="Arial"/>
-          <w:lang w:val="en-US"/>
+        <w:rPr>
+          <w:lang w:val="nl-NL"/>
         </w:rPr>
       </w:pPr>
       <w:r>
         <w:rPr>
-          <w:rFonts w:cs="Arial"/>
-          <w:lang w:val="en-US"/>
+          <w:lang w:val="nl-NL"/>
         </w:rPr>
         <w:t>Welke straal op de kaart is standaard het handigste te gebruiken?</w:t>
       </w:r>
     </w:p>
     <w:p>
       <w:pPr>
-        <w:widowControl w:val="0"/>
+        <w:pStyle w:val="Lijstalinea"/>
         <w:numPr>
           <w:ilvl w:val="0"/>
-          <w:numId w:val="9"/>
+          <w:numId w:val="23"/>
         </w:numPr>
-        <w:tabs>
-          <w:tab w:val="left" w:pos="220"/>
-          <w:tab w:val="left" w:pos="720"/>
-        </w:tabs>
-        <w:autoSpaceDE w:val="0"/>
-        <w:autoSpaceDN w:val="0"/>
-        <w:adjustRightInd w:val="0"/>
-        <w:ind w:hanging="294"/>
-        <w:rPr>
-          <w:rFonts w:cs="Arial"/>
-          <w:lang w:val="en-US"/>
+        <w:rPr>
+          <w:lang w:val="nl-NL"/>
         </w:rPr>
       </w:pPr>
       <w:r>
         <w:rPr>
-          <w:rFonts w:cs="Arial"/>
-          <w:lang w:val="en-US"/>
+          <w:lang w:val="nl-NL"/>
         </w:rPr>
         <w:t xml:space="preserve">In welke </w:t>
       </w:r>
       <w:r>
         <w:rPr>
-          <w:rFonts w:cs="Arial"/>
-          <w:lang w:val="en-US"/>
+          <w:lang w:val="nl-NL"/>
         </w:rPr>
         <w:t>ontwikkel</w:t>
       </w:r>
       <w:r>
         <w:rPr>
-          <w:rFonts w:cs="Arial"/>
-          <w:lang w:val="en-US"/>
+          <w:lang w:val="nl-NL"/>
         </w:rPr>
         <w:t>omgeving maken we deze applicatie?</w:t>
       </w:r>
     </w:p>
     <w:p>
       <w:pPr>
-        <w:widowControl w:val="0"/>
+        <w:pStyle w:val="Lijstalinea"/>
         <w:numPr>
           <w:ilvl w:val="0"/>
-          <w:numId w:val="10"/>
+          <w:numId w:val="23"/>
         </w:numPr>
-        <w:tabs>
-          <w:tab w:val="left" w:pos="220"/>
-          <w:tab w:val="left" w:pos="720"/>
-        </w:tabs>
-        <w:autoSpaceDE w:val="0"/>
-        <w:autoSpaceDN w:val="0"/>
-        <w:adjustRightInd w:val="0"/>
-        <w:ind w:hanging="294"/>
-        <w:rPr>
-          <w:rFonts w:cs="Arial"/>
-          <w:lang w:val="en-US"/>
+        <w:rPr>
+          <w:lang w:val="nl-NL"/>
         </w:rPr>
       </w:pPr>
       <w:r>
         <w:rPr>
-          <w:rFonts w:cs="Arial"/>
-          <w:lang w:val="en-US"/>
-        </w:rPr>
-        <w:t>Wat maakt een app gebruiksvriendelijk?</w:t>
+          <w:lang w:val="nl-NL"/>
+        </w:rPr>
+        <w:t xml:space="preserve">Wat maakt een </w:t>
+      </w:r>
+      <w:proofErr w:type="spellStart"/>
+      <w:r>
+        <w:rPr>
+          <w:lang w:val="nl-NL"/>
+        </w:rPr>
+        <w:t>app</w:t>
+      </w:r>
+      <w:proofErr w:type="spellEnd"/>
+      <w:r>
+        <w:rPr>
+          <w:lang w:val="nl-NL"/>
+        </w:rPr>
+        <w:t xml:space="preserve"> gebruiksvriendelijk?</w:t>
       </w:r>
     </w:p>
     <w:p>
       <w:pPr>
-        <w:widowControl w:val="0"/>
+        <w:pStyle w:val="Lijstalinea"/>
         <w:numPr>
           <w:ilvl w:val="0"/>
-          <w:numId w:val="11"/>
+          <w:numId w:val="23"/>
         </w:numPr>
-        <w:tabs>
-          <w:tab w:val="left" w:pos="220"/>
-          <w:tab w:val="left" w:pos="720"/>
-        </w:tabs>
-        <w:autoSpaceDE w:val="0"/>
-        <w:autoSpaceDN w:val="0"/>
-        <w:adjustRightInd w:val="0"/>
-        <w:ind w:hanging="294"/>
-        <w:rPr>
-          <w:rFonts w:cs="Arial"/>
-          <w:lang w:val="en-US"/>
+        <w:rPr>
+          <w:lang w:val="nl-NL"/>
         </w:rPr>
       </w:pPr>
       <w:r>
         <w:rPr>
-          <w:rFonts w:cs="Arial"/>
-          <w:lang w:val="en-US"/>
-        </w:rPr>
-        <w:t>Wat zijn de verschillen tussen iOS en android?</w:t>
+          <w:lang w:val="nl-NL"/>
+        </w:rPr>
+        <w:t xml:space="preserve">Wat zijn de verschillen tussen </w:t>
+      </w:r>
+      <w:proofErr w:type="spellStart"/>
+      <w:r>
+        <w:rPr>
+          <w:lang w:val="nl-NL"/>
+        </w:rPr>
+        <w:t>iOS</w:t>
+      </w:r>
+      <w:proofErr w:type="spellEnd"/>
+      <w:r>
+        <w:rPr>
+          <w:lang w:val="nl-NL"/>
+        </w:rPr>
+        <w:t xml:space="preserve"> en </w:t>
+      </w:r>
+      <w:proofErr w:type="spellStart"/>
+      <w:r>
+        <w:rPr>
+          <w:lang w:val="nl-NL"/>
+        </w:rPr>
+        <w:t>android</w:t>
+      </w:r>
+      <w:proofErr w:type="spellEnd"/>
+      <w:r>
+        <w:rPr>
+          <w:lang w:val="nl-NL"/>
+        </w:rPr>
+        <w:t>?</w:t>
       </w:r>
     </w:p>
     <w:p>
       <w:pPr>
         <w:pStyle w:val="Lijstalinea"/>
-        <w:widowControl w:val="0"/>
         <w:numPr>
-          <w:ilvl w:val="0"/>
-          <w:numId w:val="20"/>
+          <w:ilvl w:val="1"/>
+          <w:numId w:val="23"/>
         </w:numPr>
-        <w:tabs>
-          <w:tab w:val="left" w:pos="220"/>
-          <w:tab w:val="left" w:pos="720"/>
-        </w:tabs>
-        <w:autoSpaceDE w:val="0"/>
-        <w:autoSpaceDN w:val="0"/>
-        <w:adjustRightInd w:val="0"/>
-        <w:rPr>
-          <w:rFonts w:cs="Arial"/>
-          <w:lang w:val="en-US"/>
+        <w:rPr>
+          <w:lang w:val="nl-NL"/>
         </w:rPr>
       </w:pPr>
       <w:r>
         <w:rPr>
-          <w:rFonts w:cs="Arial"/>
-          <w:lang w:val="en-US"/>
+          <w:lang w:val="nl-NL"/>
         </w:rPr>
         <w:t>Hoe krijg ik de applicatie goed werkend op beide platformen?</w:t>
       </w:r>
@@ -1049,155 +876,137 @@
         <w:pStyle w:val="Lijstalinea"/>
         <w:numPr>
           <w:ilvl w:val="0"/>
-          <w:numId w:val="12"/>
+          <w:numId w:val="23"/>
         </w:numPr>
-        <w:ind w:hanging="294"/>
+        <w:rPr>
+          <w:lang w:val="nl-NL"/>
+        </w:rPr>
       </w:pPr>
       <w:r>
         <w:rPr>
-          <w:rFonts w:cs="Arial"/>
-          <w:lang w:val="en-US"/>
+          <w:lang w:val="nl-NL"/>
         </w:rPr>
         <w:t>Wat is een efficiënte manier van zoeken?</w:t>
       </w:r>
     </w:p>
     <w:p>
       <w:pPr>
-        <w:rPr>
-          <w:sz w:val="22"/>
+        <w:pStyle w:val="Kop1"/>
+        <w:rPr>
+          <w:lang w:val="nl-NL"/>
         </w:rPr>
       </w:pPr>
       <w:r>
         <w:rPr>
-          <w:b/>
-          <w:sz w:val="22"/>
-        </w:rPr>
-        <w:lastRenderedPageBreak/>
+          <w:lang w:val="nl-NL"/>
+        </w:rPr>
         <w:t>Methodes en Technieken:</w:t>
       </w:r>
     </w:p>
     <w:p>
       <w:pPr>
         <w:pStyle w:val="Lijstalinea"/>
-        <w:widowControl w:val="0"/>
         <w:numPr>
           <w:ilvl w:val="0"/>
-          <w:numId w:val="2"/>
+          <w:numId w:val="24"/>
         </w:numPr>
-        <w:tabs>
-          <w:tab w:val="left" w:pos="220"/>
-          <w:tab w:val="left" w:pos="284"/>
-        </w:tabs>
-        <w:autoSpaceDE w:val="0"/>
-        <w:autoSpaceDN w:val="0"/>
-        <w:adjustRightInd w:val="0"/>
-        <w:rPr>
-          <w:rFonts w:cs="Arial"/>
-          <w:szCs w:val="26"/>
-          <w:lang w:val="en-US"/>
+        <w:rPr>
+          <w:lang w:val="nl-NL"/>
         </w:rPr>
       </w:pPr>
       <w:r>
         <w:rPr>
-          <w:rFonts w:cs="Arial"/>
-          <w:szCs w:val="26"/>
-          <w:lang w:val="en-US"/>
-        </w:rPr>
-        <w:t>Op internet uitzoeken wat de voor- en nadelen zijn van de verchillende   ontwikkelomgevingen specifiek met betrekking tot kaarten en de verschillende platformen.</w:t>
+          <w:lang w:val="nl-NL"/>
+        </w:rPr>
+        <w:t xml:space="preserve">Op internet uitzoeken wat de voor- en nadelen zijn van de </w:t>
+      </w:r>
+      <w:proofErr w:type="spellStart"/>
+      <w:r>
+        <w:rPr>
+          <w:lang w:val="nl-NL"/>
+        </w:rPr>
+        <w:t>verchillende</w:t>
+      </w:r>
+      <w:proofErr w:type="spellEnd"/>
+      <w:r>
+        <w:rPr>
+          <w:lang w:val="nl-NL"/>
+        </w:rPr>
+        <w:t xml:space="preserve">   ontwikkelomgevingen specifiek met betrekking tot kaarten en de verschillende platformen.</w:t>
       </w:r>
     </w:p>
     <w:p>
       <w:pPr>
-        <w:widowControl w:val="0"/>
+        <w:pStyle w:val="Lijstalinea"/>
         <w:numPr>
           <w:ilvl w:val="0"/>
-          <w:numId w:val="4"/>
+          <w:numId w:val="24"/>
         </w:numPr>
-        <w:tabs>
-          <w:tab w:val="left" w:pos="220"/>
-          <w:tab w:val="left" w:pos="720"/>
-        </w:tabs>
-        <w:autoSpaceDE w:val="0"/>
-        <w:autoSpaceDN w:val="0"/>
-        <w:adjustRightInd w:val="0"/>
-        <w:ind w:hanging="294"/>
-        <w:rPr>
-          <w:rFonts w:cs="Arial"/>
-          <w:szCs w:val="26"/>
-          <w:lang w:val="en-US"/>
+        <w:rPr>
+          <w:lang w:val="nl-NL"/>
         </w:rPr>
       </w:pPr>
       <w:r>
         <w:rPr>
-          <w:rFonts w:cs="Arial"/>
-          <w:szCs w:val="26"/>
-          <w:lang w:val="en-US"/>
-        </w:rPr>
-        <w:t>Kijken bij andere bestaande applicaties wat die doen met hun kaarten</w:t>
-      </w:r>
-      <w:r>
-        <w:rPr>
-          <w:rFonts w:cs="Arial"/>
-          <w:szCs w:val="26"/>
-          <w:lang w:val="en-US"/>
-        </w:rPr>
-        <w:t>.</w:t>
+          <w:lang w:val="nl-NL"/>
+        </w:rPr>
+        <w:t>Kijken bij andere bestaande applicaties wat die doen met hun kaarten.</w:t>
       </w:r>
     </w:p>
     <w:p>
       <w:pPr>
-        <w:widowControl w:val="0"/>
+        <w:pStyle w:val="Lijstalinea"/>
         <w:numPr>
           <w:ilvl w:val="0"/>
-          <w:numId w:val="4"/>
+          <w:numId w:val="24"/>
         </w:numPr>
-        <w:tabs>
-          <w:tab w:val="left" w:pos="220"/>
-          <w:tab w:val="left" w:pos="720"/>
-        </w:tabs>
-        <w:autoSpaceDE w:val="0"/>
-        <w:autoSpaceDN w:val="0"/>
-        <w:adjustRightInd w:val="0"/>
-        <w:ind w:hanging="294"/>
-        <w:rPr>
-          <w:rFonts w:cs="Arial"/>
-          <w:szCs w:val="26"/>
-          <w:lang w:val="en-US"/>
+        <w:rPr>
+          <w:lang w:val="nl-NL"/>
         </w:rPr>
       </w:pPr>
       <w:r>
         <w:rPr>
-          <w:rFonts w:cs="Arial"/>
-          <w:szCs w:val="26"/>
-          <w:lang w:val="en-US"/>
+          <w:lang w:val="nl-NL"/>
         </w:rPr>
         <w:t xml:space="preserve">Uitzoeken hoe je </w:t>
       </w:r>
+      <w:proofErr w:type="spellStart"/>
       <w:r>
         <w:rPr>
-          <w:rFonts w:cs="Arial"/>
           <w:b/>
           <w:bCs/>
-          <w:szCs w:val="26"/>
-          <w:lang w:val="en-US"/>
-        </w:rPr>
-        <w:t xml:space="preserve">POI's </w:t>
+          <w:lang w:val="nl-NL"/>
+        </w:rPr>
+        <w:t>POI's</w:t>
+      </w:r>
+      <w:proofErr w:type="spellEnd"/>
+      <w:r>
+        <w:rPr>
+          <w:b/>
+          <w:bCs/>
+          <w:lang w:val="nl-NL"/>
+        </w:rPr>
+        <w:t xml:space="preserve"> </w:t>
       </w:r>
       <w:r>
         <w:rPr>
-          <w:rFonts w:cs="Arial"/>
-          <w:szCs w:val="26"/>
-          <w:lang w:val="en-US"/>
-        </w:rPr>
-        <w:t>uit een excel bestand in een applicatie krijgt</w:t>
+          <w:lang w:val="nl-NL"/>
+        </w:rPr>
+        <w:t xml:space="preserve">uit een </w:t>
       </w:r>
+      <w:proofErr w:type="spellStart"/>
       <w:r>
         <w:rPr>
-          <w:rFonts w:cs="Arial"/>
-          <w:szCs w:val="26"/>
-          <w:lang w:val="en-US"/>
-        </w:rPr>
-        <w:t>.</w:t>
+          <w:lang w:val="nl-NL"/>
+        </w:rPr>
+        <w:t>excel</w:t>
+      </w:r>
+      <w:proofErr w:type="spellEnd"/>
+      <w:r>
+        <w:rPr>
+          <w:lang w:val="nl-NL"/>
+        </w:rPr>
+        <w:t xml:space="preserve"> bestand in een applicatie krijgt.</w:t>
       </w:r>
     </w:p>
     <w:p>
@@ -1213,29 +1022,20 @@
         <w:rPr>
           <w:rFonts w:cs="Arial"/>
           <w:szCs w:val="26"/>
-          <w:lang w:val="en-US"/>
+          <w:lang w:val="nl-NL"/>
         </w:rPr>
       </w:pPr>
     </w:p>
     <w:p>
       <w:pPr>
-        <w:widowControl w:val="0"/>
-        <w:autoSpaceDE w:val="0"/>
-        <w:autoSpaceDN w:val="0"/>
-        <w:adjustRightInd w:val="0"/>
-        <w:rPr>
-          <w:rFonts w:cs="Arial"/>
-          <w:szCs w:val="26"/>
-          <w:lang w:val="en-US"/>
+        <w:pStyle w:val="Kop1"/>
+        <w:rPr>
+          <w:lang w:val="nl-NL"/>
         </w:rPr>
       </w:pPr>
       <w:r>
         <w:rPr>
-          <w:rFonts w:cs="Arial"/>
-          <w:b/>
-          <w:bCs/>
-          <w:szCs w:val="26"/>
-          <w:lang w:val="en-US"/>
+          <w:lang w:val="nl-NL"/>
         </w:rPr>
         <w:t>Randvoorwaarden</w:t>
       </w:r>
@@ -1243,114 +1043,5768 @@
     <w:p>
       <w:pPr>
         <w:pStyle w:val="Lijstalinea"/>
-        <w:widowControl w:val="0"/>
         <w:numPr>
           <w:ilvl w:val="0"/>
-          <w:numId w:val="2"/>
+          <w:numId w:val="25"/>
         </w:numPr>
-        <w:tabs>
-          <w:tab w:val="left" w:pos="220"/>
-          <w:tab w:val="left" w:pos="720"/>
-        </w:tabs>
-        <w:autoSpaceDE w:val="0"/>
-        <w:autoSpaceDN w:val="0"/>
-        <w:adjustRightInd w:val="0"/>
-        <w:rPr>
-          <w:rFonts w:cs="Arial"/>
-          <w:szCs w:val="26"/>
-          <w:lang w:val="en-US"/>
+        <w:rPr>
+          <w:lang w:val="nl-NL"/>
         </w:rPr>
       </w:pPr>
       <w:r>
         <w:rPr>
-          <w:rFonts w:cs="Arial"/>
-          <w:szCs w:val="26"/>
-          <w:lang w:val="en-US"/>
-        </w:rPr>
-        <w:t>Bugget liefst €0,00, kleine uitgaven mogen echter wel</w:t>
+          <w:lang w:val="nl-NL"/>
+        </w:rPr>
+        <w:t>Budget</w:t>
       </w:r>
       <w:r>
         <w:rPr>
-          <w:rFonts w:cs="Arial"/>
-          <w:szCs w:val="26"/>
-          <w:lang w:val="en-US"/>
-        </w:rPr>
-        <w:t>.</w:t>
+          <w:lang w:val="nl-NL"/>
+        </w:rPr>
+        <w:t xml:space="preserve"> liefst €0,00, kleine uitgaven mogen echter wel.</w:t>
       </w:r>
     </w:p>
     <w:p>
       <w:pPr>
         <w:pStyle w:val="Lijstalinea"/>
-        <w:widowControl w:val="0"/>
         <w:numPr>
           <w:ilvl w:val="0"/>
-          <w:numId w:val="2"/>
+          <w:numId w:val="25"/>
         </w:numPr>
-        <w:tabs>
-          <w:tab w:val="left" w:pos="220"/>
-          <w:tab w:val="left" w:pos="720"/>
-        </w:tabs>
-        <w:autoSpaceDE w:val="0"/>
-        <w:autoSpaceDN w:val="0"/>
-        <w:adjustRightInd w:val="0"/>
-        <w:rPr>
-          <w:rFonts w:cs="Arial"/>
+        <w:rPr>
           <w:sz w:val="22"/>
-          <w:szCs w:val="26"/>
-          <w:lang w:val="en-US"/>
+          <w:lang w:val="nl-NL"/>
         </w:rPr>
       </w:pPr>
       <w:r>
         <w:rPr>
-          <w:rFonts w:cs="Arial"/>
-          <w:szCs w:val="26"/>
-          <w:lang w:val="en-US"/>
-        </w:rPr>
-        <w:t>De ontwikkelomgeving moet het li</w:t>
-      </w:r>
-      <w:r>
-        <w:rPr>
-          <w:rFonts w:cs="Arial"/>
-          <w:szCs w:val="26"/>
-          <w:lang w:val="en-US"/>
-        </w:rPr>
-        <w:t>efst cross-platform applicaties.</w:t>
+          <w:lang w:val="nl-NL"/>
+        </w:rPr>
+        <w:t>De ontwikkelomgeving moet het liefst cross-platform applicaties.</w:t>
       </w:r>
     </w:p>
     <w:p>
       <w:pPr>
         <w:pStyle w:val="Lijstalinea"/>
-        <w:widowControl w:val="0"/>
         <w:numPr>
           <w:ilvl w:val="0"/>
-          <w:numId w:val="2"/>
+          <w:numId w:val="25"/>
         </w:numPr>
-        <w:tabs>
-          <w:tab w:val="left" w:pos="220"/>
-          <w:tab w:val="left" w:pos="720"/>
-        </w:tabs>
-        <w:autoSpaceDE w:val="0"/>
-        <w:autoSpaceDN w:val="0"/>
-        <w:adjustRightInd w:val="0"/>
-        <w:rPr>
-          <w:rFonts w:cs="Arial"/>
+        <w:rPr>
           <w:sz w:val="22"/>
-          <w:szCs w:val="26"/>
-          <w:lang w:val="en-US"/>
+          <w:lang w:val="nl-NL"/>
         </w:rPr>
       </w:pPr>
       <w:r>
         <w:rPr>
-          <w:rFonts w:cs="Arial"/>
-          <w:szCs w:val="26"/>
-          <w:lang w:val="en-US"/>
+          <w:lang w:val="nl-NL"/>
         </w:rPr>
         <w:t>De ontwikkelingstijd mag maximaal 6 weken zijn.</w:t>
       </w:r>
-      <w:bookmarkStart w:id="0" w:name="_GoBack"/>
-      <w:bookmarkEnd w:id="0"/>
+    </w:p>
+    <w:p>
+      <w:pPr>
+        <w:pStyle w:val="Kop1"/>
+      </w:pPr>
+      <w:r>
+        <w:t>Planning</w:t>
+      </w:r>
+    </w:p>
+    <w:tbl>
+      <w:tblPr>
+        <w:tblW w:w="8804" w:type="dxa"/>
+        <w:tblCellMar>
+          <w:left w:w="0" w:type="dxa"/>
+          <w:right w:w="0" w:type="dxa"/>
+        </w:tblCellMar>
+        <w:tblLook w:val="04A0" w:firstRow="1" w:lastRow="0" w:firstColumn="1" w:lastColumn="0" w:noHBand="0" w:noVBand="1"/>
+      </w:tblPr>
+      <w:tblGrid>
+        <w:gridCol w:w="1969"/>
+        <w:gridCol w:w="727"/>
+        <w:gridCol w:w="727"/>
+        <w:gridCol w:w="539"/>
+        <w:gridCol w:w="152"/>
+        <w:gridCol w:w="708"/>
+        <w:gridCol w:w="709"/>
+        <w:gridCol w:w="709"/>
+        <w:gridCol w:w="283"/>
+        <w:gridCol w:w="426"/>
+        <w:gridCol w:w="708"/>
+        <w:gridCol w:w="709"/>
+        <w:gridCol w:w="709"/>
+      </w:tblGrid>
+      <w:tr>
+        <w:trPr>
+          <w:trHeight w:val="280"/>
+        </w:trPr>
+        <w:tc>
+          <w:tcPr>
+            <w:tcW w:w="1708" w:type="dxa"/>
+            <w:tcBorders>
+              <w:top w:val="single" w:sz="12" w:space="0" w:color="auto"/>
+              <w:left w:val="single" w:sz="12" w:space="0" w:color="auto"/>
+              <w:bottom w:val="nil"/>
+              <w:right w:val="nil"/>
+            </w:tcBorders>
+            <w:shd w:val="clear" w:color="auto" w:fill="auto"/>
+            <w:noWrap/>
+            <w:tcMar>
+              <w:top w:w="15" w:type="dxa"/>
+              <w:left w:w="15" w:type="dxa"/>
+              <w:bottom w:w="0" w:type="dxa"/>
+              <w:right w:w="15" w:type="dxa"/>
+            </w:tcMar>
+            <w:vAlign w:val="bottom"/>
+            <w:hideMark/>
+          </w:tcPr>
+          <w:p>
+            <w:pPr>
+              <w:rPr>
+                <w:rFonts w:ascii="Calibri" w:eastAsia="Times New Roman" w:hAnsi="Calibri" w:cs="Calibri"/>
+                <w:b/>
+                <w:bCs/>
+                <w:color w:val="000000"/>
+              </w:rPr>
+            </w:pPr>
+            <w:r>
+              <w:rPr>
+                <w:rFonts w:ascii="Calibri" w:eastAsia="Times New Roman" w:hAnsi="Calibri" w:cs="Calibri"/>
+                <w:b/>
+                <w:bCs/>
+                <w:color w:val="000000"/>
+              </w:rPr>
+              <w:t xml:space="preserve">  </w:t>
+            </w:r>
+            <w:proofErr w:type="spellStart"/>
+            <w:r>
+              <w:rPr>
+                <w:rFonts w:ascii="Calibri" w:eastAsia="Times New Roman" w:hAnsi="Calibri" w:cs="Calibri"/>
+                <w:b/>
+                <w:bCs/>
+                <w:color w:val="000000"/>
+              </w:rPr>
+              <w:t>Taak</w:t>
+            </w:r>
+            <w:proofErr w:type="spellEnd"/>
+          </w:p>
+        </w:tc>
+        <w:tc>
+          <w:tcPr>
+            <w:tcW w:w="727" w:type="dxa"/>
+            <w:tcBorders>
+              <w:top w:val="single" w:sz="12" w:space="0" w:color="auto"/>
+              <w:left w:val="nil"/>
+              <w:bottom w:val="nil"/>
+              <w:right w:val="single" w:sz="12" w:space="0" w:color="auto"/>
+            </w:tcBorders>
+            <w:shd w:val="clear" w:color="auto" w:fill="auto"/>
+            <w:noWrap/>
+            <w:tcMar>
+              <w:top w:w="15" w:type="dxa"/>
+              <w:left w:w="15" w:type="dxa"/>
+              <w:bottom w:w="0" w:type="dxa"/>
+              <w:right w:w="15" w:type="dxa"/>
+            </w:tcMar>
+            <w:vAlign w:val="bottom"/>
+            <w:hideMark/>
+          </w:tcPr>
+          <w:p>
+            <w:pPr>
+              <w:rPr>
+                <w:rFonts w:ascii="Calibri" w:eastAsia="Times New Roman" w:hAnsi="Calibri" w:cs="Calibri"/>
+                <w:b/>
+                <w:bCs/>
+                <w:color w:val="000000"/>
+              </w:rPr>
+            </w:pPr>
+            <w:r>
+              <w:rPr>
+                <w:rFonts w:ascii="Calibri" w:eastAsia="Times New Roman" w:hAnsi="Calibri" w:cs="Calibri"/>
+                <w:b/>
+                <w:bCs/>
+                <w:color w:val="000000"/>
+              </w:rPr>
+              <w:t> </w:t>
+            </w:r>
+          </w:p>
+        </w:tc>
+        <w:tc>
+          <w:tcPr>
+            <w:tcW w:w="727" w:type="dxa"/>
+            <w:tcBorders>
+              <w:top w:val="single" w:sz="12" w:space="0" w:color="auto"/>
+              <w:left w:val="nil"/>
+              <w:bottom w:val="single" w:sz="4" w:space="0" w:color="auto"/>
+              <w:right w:val="nil"/>
+            </w:tcBorders>
+            <w:shd w:val="clear" w:color="auto" w:fill="auto"/>
+            <w:noWrap/>
+            <w:tcMar>
+              <w:top w:w="15" w:type="dxa"/>
+              <w:left w:w="15" w:type="dxa"/>
+              <w:bottom w:w="0" w:type="dxa"/>
+              <w:right w:w="15" w:type="dxa"/>
+            </w:tcMar>
+            <w:vAlign w:val="bottom"/>
+            <w:hideMark/>
+          </w:tcPr>
+          <w:p>
+            <w:pPr>
+              <w:rPr>
+                <w:rFonts w:ascii="Calibri" w:eastAsia="Times New Roman" w:hAnsi="Calibri" w:cs="Calibri"/>
+                <w:color w:val="000000"/>
+              </w:rPr>
+            </w:pPr>
+            <w:r>
+              <w:rPr>
+                <w:rFonts w:ascii="Calibri" w:eastAsia="Times New Roman" w:hAnsi="Calibri" w:cs="Calibri"/>
+                <w:color w:val="000000"/>
+              </w:rPr>
+              <w:t> </w:t>
+            </w:r>
+          </w:p>
+        </w:tc>
+        <w:tc>
+          <w:tcPr>
+            <w:tcW w:w="1389" w:type="dxa"/>
+            <w:gridSpan w:val="3"/>
+            <w:tcBorders>
+              <w:top w:val="single" w:sz="12" w:space="0" w:color="auto"/>
+              <w:left w:val="nil"/>
+              <w:bottom w:val="single" w:sz="4" w:space="0" w:color="auto"/>
+              <w:right w:val="nil"/>
+            </w:tcBorders>
+            <w:shd w:val="clear" w:color="auto" w:fill="auto"/>
+            <w:noWrap/>
+            <w:tcMar>
+              <w:top w:w="15" w:type="dxa"/>
+              <w:left w:w="15" w:type="dxa"/>
+              <w:bottom w:w="0" w:type="dxa"/>
+              <w:right w:w="15" w:type="dxa"/>
+            </w:tcMar>
+            <w:vAlign w:val="bottom"/>
+            <w:hideMark/>
+          </w:tcPr>
+          <w:p>
+            <w:pPr>
+              <w:rPr>
+                <w:rFonts w:ascii="Calibri" w:eastAsia="Times New Roman" w:hAnsi="Calibri" w:cs="Calibri"/>
+                <w:b/>
+                <w:bCs/>
+                <w:color w:val="000000"/>
+              </w:rPr>
+            </w:pPr>
+            <w:proofErr w:type="spellStart"/>
+            <w:r>
+              <w:rPr>
+                <w:rFonts w:ascii="Calibri" w:eastAsia="Times New Roman" w:hAnsi="Calibri" w:cs="Calibri"/>
+                <w:b/>
+                <w:bCs/>
+                <w:color w:val="000000"/>
+              </w:rPr>
+              <w:t>Tijd</w:t>
+            </w:r>
+            <w:proofErr w:type="spellEnd"/>
+            <w:r>
+              <w:rPr>
+                <w:rFonts w:ascii="Calibri" w:eastAsia="Times New Roman" w:hAnsi="Calibri" w:cs="Calibri"/>
+                <w:b/>
+                <w:bCs/>
+                <w:color w:val="000000"/>
+              </w:rPr>
+              <w:t xml:space="preserve"> in </w:t>
+            </w:r>
+            <w:proofErr w:type="spellStart"/>
+            <w:r>
+              <w:rPr>
+                <w:rFonts w:ascii="Calibri" w:eastAsia="Times New Roman" w:hAnsi="Calibri" w:cs="Calibri"/>
+                <w:b/>
+                <w:bCs/>
+                <w:color w:val="000000"/>
+              </w:rPr>
+              <w:t>weken</w:t>
+            </w:r>
+            <w:proofErr w:type="spellEnd"/>
+          </w:p>
+        </w:tc>
+        <w:tc>
+          <w:tcPr>
+            <w:tcW w:w="709" w:type="dxa"/>
+            <w:tcBorders>
+              <w:top w:val="single" w:sz="12" w:space="0" w:color="auto"/>
+              <w:left w:val="nil"/>
+              <w:bottom w:val="single" w:sz="4" w:space="0" w:color="auto"/>
+              <w:right w:val="nil"/>
+            </w:tcBorders>
+            <w:shd w:val="clear" w:color="auto" w:fill="auto"/>
+            <w:noWrap/>
+            <w:tcMar>
+              <w:top w:w="15" w:type="dxa"/>
+              <w:left w:w="15" w:type="dxa"/>
+              <w:bottom w:w="0" w:type="dxa"/>
+              <w:right w:w="15" w:type="dxa"/>
+            </w:tcMar>
+            <w:vAlign w:val="bottom"/>
+            <w:hideMark/>
+          </w:tcPr>
+          <w:p>
+            <w:pPr>
+              <w:rPr>
+                <w:rFonts w:ascii="Calibri" w:eastAsia="Times New Roman" w:hAnsi="Calibri" w:cs="Calibri"/>
+                <w:color w:val="000000"/>
+              </w:rPr>
+            </w:pPr>
+            <w:r>
+              <w:rPr>
+                <w:rFonts w:ascii="Calibri" w:eastAsia="Times New Roman" w:hAnsi="Calibri" w:cs="Calibri"/>
+                <w:color w:val="000000"/>
+              </w:rPr>
+              <w:t> </w:t>
+            </w:r>
+          </w:p>
+        </w:tc>
+        <w:tc>
+          <w:tcPr>
+            <w:tcW w:w="709" w:type="dxa"/>
+            <w:tcBorders>
+              <w:top w:val="single" w:sz="12" w:space="0" w:color="auto"/>
+              <w:left w:val="nil"/>
+              <w:bottom w:val="single" w:sz="4" w:space="0" w:color="auto"/>
+              <w:right w:val="nil"/>
+            </w:tcBorders>
+            <w:shd w:val="clear" w:color="auto" w:fill="auto"/>
+            <w:noWrap/>
+            <w:tcMar>
+              <w:top w:w="15" w:type="dxa"/>
+              <w:left w:w="15" w:type="dxa"/>
+              <w:bottom w:w="0" w:type="dxa"/>
+              <w:right w:w="15" w:type="dxa"/>
+            </w:tcMar>
+            <w:vAlign w:val="bottom"/>
+            <w:hideMark/>
+          </w:tcPr>
+          <w:p>
+            <w:pPr>
+              <w:rPr>
+                <w:rFonts w:ascii="Calibri" w:eastAsia="Times New Roman" w:hAnsi="Calibri" w:cs="Calibri"/>
+                <w:color w:val="000000"/>
+              </w:rPr>
+            </w:pPr>
+            <w:r>
+              <w:rPr>
+                <w:rFonts w:ascii="Calibri" w:eastAsia="Times New Roman" w:hAnsi="Calibri" w:cs="Calibri"/>
+                <w:color w:val="000000"/>
+              </w:rPr>
+              <w:t> </w:t>
+            </w:r>
+          </w:p>
+        </w:tc>
+        <w:tc>
+          <w:tcPr>
+            <w:tcW w:w="283" w:type="dxa"/>
+            <w:tcBorders>
+              <w:top w:val="single" w:sz="12" w:space="0" w:color="auto"/>
+              <w:left w:val="nil"/>
+              <w:bottom w:val="single" w:sz="4" w:space="0" w:color="auto"/>
+              <w:right w:val="nil"/>
+            </w:tcBorders>
+            <w:shd w:val="clear" w:color="auto" w:fill="auto"/>
+            <w:noWrap/>
+            <w:tcMar>
+              <w:top w:w="15" w:type="dxa"/>
+              <w:left w:w="15" w:type="dxa"/>
+              <w:bottom w:w="0" w:type="dxa"/>
+              <w:right w:w="15" w:type="dxa"/>
+            </w:tcMar>
+            <w:vAlign w:val="bottom"/>
+            <w:hideMark/>
+          </w:tcPr>
+          <w:p>
+            <w:pPr>
+              <w:rPr>
+                <w:rFonts w:ascii="Calibri" w:eastAsia="Times New Roman" w:hAnsi="Calibri" w:cs="Calibri"/>
+                <w:color w:val="000000"/>
+              </w:rPr>
+            </w:pPr>
+            <w:r>
+              <w:rPr>
+                <w:rFonts w:ascii="Calibri" w:eastAsia="Times New Roman" w:hAnsi="Calibri" w:cs="Calibri"/>
+                <w:color w:val="000000"/>
+              </w:rPr>
+              <w:t> </w:t>
+            </w:r>
+          </w:p>
+        </w:tc>
+        <w:tc>
+          <w:tcPr>
+            <w:tcW w:w="426" w:type="dxa"/>
+            <w:tcBorders>
+              <w:top w:val="single" w:sz="12" w:space="0" w:color="auto"/>
+              <w:left w:val="nil"/>
+              <w:bottom w:val="single" w:sz="4" w:space="0" w:color="auto"/>
+              <w:right w:val="nil"/>
+            </w:tcBorders>
+            <w:shd w:val="clear" w:color="auto" w:fill="auto"/>
+            <w:noWrap/>
+            <w:tcMar>
+              <w:top w:w="15" w:type="dxa"/>
+              <w:left w:w="15" w:type="dxa"/>
+              <w:bottom w:w="0" w:type="dxa"/>
+              <w:right w:w="15" w:type="dxa"/>
+            </w:tcMar>
+            <w:vAlign w:val="bottom"/>
+            <w:hideMark/>
+          </w:tcPr>
+          <w:p>
+            <w:pPr>
+              <w:rPr>
+                <w:rFonts w:ascii="Calibri" w:eastAsia="Times New Roman" w:hAnsi="Calibri" w:cs="Calibri"/>
+                <w:color w:val="000000"/>
+              </w:rPr>
+            </w:pPr>
+            <w:r>
+              <w:rPr>
+                <w:rFonts w:ascii="Calibri" w:eastAsia="Times New Roman" w:hAnsi="Calibri" w:cs="Calibri"/>
+                <w:color w:val="000000"/>
+              </w:rPr>
+              <w:t> </w:t>
+            </w:r>
+          </w:p>
+        </w:tc>
+        <w:tc>
+          <w:tcPr>
+            <w:tcW w:w="708" w:type="dxa"/>
+            <w:tcBorders>
+              <w:top w:val="single" w:sz="12" w:space="0" w:color="auto"/>
+              <w:left w:val="nil"/>
+              <w:bottom w:val="single" w:sz="4" w:space="0" w:color="auto"/>
+              <w:right w:val="nil"/>
+            </w:tcBorders>
+            <w:shd w:val="clear" w:color="auto" w:fill="auto"/>
+            <w:noWrap/>
+            <w:tcMar>
+              <w:top w:w="15" w:type="dxa"/>
+              <w:left w:w="15" w:type="dxa"/>
+              <w:bottom w:w="0" w:type="dxa"/>
+              <w:right w:w="15" w:type="dxa"/>
+            </w:tcMar>
+            <w:vAlign w:val="bottom"/>
+            <w:hideMark/>
+          </w:tcPr>
+          <w:p>
+            <w:pPr>
+              <w:rPr>
+                <w:rFonts w:ascii="Calibri" w:eastAsia="Times New Roman" w:hAnsi="Calibri" w:cs="Calibri"/>
+                <w:color w:val="000000"/>
+              </w:rPr>
+            </w:pPr>
+            <w:r>
+              <w:rPr>
+                <w:rFonts w:ascii="Calibri" w:eastAsia="Times New Roman" w:hAnsi="Calibri" w:cs="Calibri"/>
+                <w:color w:val="000000"/>
+              </w:rPr>
+              <w:t> </w:t>
+            </w:r>
+          </w:p>
+        </w:tc>
+        <w:tc>
+          <w:tcPr>
+            <w:tcW w:w="709" w:type="dxa"/>
+            <w:tcBorders>
+              <w:top w:val="single" w:sz="12" w:space="0" w:color="auto"/>
+              <w:left w:val="nil"/>
+              <w:bottom w:val="single" w:sz="4" w:space="0" w:color="auto"/>
+              <w:right w:val="nil"/>
+            </w:tcBorders>
+            <w:shd w:val="clear" w:color="auto" w:fill="auto"/>
+            <w:noWrap/>
+            <w:tcMar>
+              <w:top w:w="15" w:type="dxa"/>
+              <w:left w:w="15" w:type="dxa"/>
+              <w:bottom w:w="0" w:type="dxa"/>
+              <w:right w:w="15" w:type="dxa"/>
+            </w:tcMar>
+            <w:vAlign w:val="bottom"/>
+            <w:hideMark/>
+          </w:tcPr>
+          <w:p>
+            <w:pPr>
+              <w:rPr>
+                <w:rFonts w:ascii="Calibri" w:eastAsia="Times New Roman" w:hAnsi="Calibri" w:cs="Calibri"/>
+                <w:color w:val="000000"/>
+              </w:rPr>
+            </w:pPr>
+            <w:r>
+              <w:rPr>
+                <w:rFonts w:ascii="Calibri" w:eastAsia="Times New Roman" w:hAnsi="Calibri" w:cs="Calibri"/>
+                <w:color w:val="000000"/>
+              </w:rPr>
+              <w:t> </w:t>
+            </w:r>
+          </w:p>
+        </w:tc>
+        <w:tc>
+          <w:tcPr>
+            <w:tcW w:w="709" w:type="dxa"/>
+            <w:tcBorders>
+              <w:top w:val="single" w:sz="12" w:space="0" w:color="auto"/>
+              <w:left w:val="nil"/>
+              <w:bottom w:val="single" w:sz="4" w:space="0" w:color="auto"/>
+              <w:right w:val="single" w:sz="12" w:space="0" w:color="auto"/>
+            </w:tcBorders>
+            <w:shd w:val="clear" w:color="auto" w:fill="auto"/>
+            <w:noWrap/>
+            <w:tcMar>
+              <w:top w:w="15" w:type="dxa"/>
+              <w:left w:w="15" w:type="dxa"/>
+              <w:bottom w:w="0" w:type="dxa"/>
+              <w:right w:w="15" w:type="dxa"/>
+            </w:tcMar>
+            <w:vAlign w:val="bottom"/>
+            <w:hideMark/>
+          </w:tcPr>
+          <w:p>
+            <w:pPr>
+              <w:rPr>
+                <w:rFonts w:ascii="Calibri" w:eastAsia="Times New Roman" w:hAnsi="Calibri" w:cs="Calibri"/>
+                <w:color w:val="000000"/>
+              </w:rPr>
+            </w:pPr>
+            <w:r>
+              <w:rPr>
+                <w:rFonts w:ascii="Calibri" w:eastAsia="Times New Roman" w:hAnsi="Calibri" w:cs="Calibri"/>
+                <w:color w:val="000000"/>
+              </w:rPr>
+              <w:t> </w:t>
+            </w:r>
+          </w:p>
+        </w:tc>
+      </w:tr>
+      <w:tr>
+        <w:trPr>
+          <w:trHeight w:val="280"/>
+        </w:trPr>
+        <w:tc>
+          <w:tcPr>
+            <w:tcW w:w="0" w:type="auto"/>
+            <w:tcBorders>
+              <w:top w:val="nil"/>
+              <w:left w:val="single" w:sz="12" w:space="0" w:color="auto"/>
+              <w:bottom w:val="single" w:sz="12" w:space="0" w:color="auto"/>
+              <w:right w:val="nil"/>
+            </w:tcBorders>
+            <w:shd w:val="clear" w:color="auto" w:fill="auto"/>
+            <w:noWrap/>
+            <w:tcMar>
+              <w:top w:w="15" w:type="dxa"/>
+              <w:left w:w="15" w:type="dxa"/>
+              <w:bottom w:w="0" w:type="dxa"/>
+              <w:right w:w="15" w:type="dxa"/>
+            </w:tcMar>
+            <w:vAlign w:val="bottom"/>
+            <w:hideMark/>
+          </w:tcPr>
+          <w:p>
+            <w:pPr>
+              <w:rPr>
+                <w:rFonts w:ascii="Calibri" w:eastAsia="Times New Roman" w:hAnsi="Calibri" w:cs="Calibri"/>
+                <w:color w:val="000000"/>
+              </w:rPr>
+            </w:pPr>
+            <w:r>
+              <w:rPr>
+                <w:rFonts w:ascii="Calibri" w:eastAsia="Times New Roman" w:hAnsi="Calibri" w:cs="Calibri"/>
+                <w:color w:val="000000"/>
+              </w:rPr>
+              <w:t> </w:t>
+            </w:r>
+          </w:p>
+        </w:tc>
+        <w:tc>
+          <w:tcPr>
+            <w:tcW w:w="0" w:type="auto"/>
+            <w:tcBorders>
+              <w:top w:val="nil"/>
+              <w:left w:val="nil"/>
+              <w:bottom w:val="single" w:sz="12" w:space="0" w:color="auto"/>
+              <w:right w:val="single" w:sz="12" w:space="0" w:color="auto"/>
+            </w:tcBorders>
+            <w:shd w:val="clear" w:color="auto" w:fill="auto"/>
+            <w:noWrap/>
+            <w:tcMar>
+              <w:top w:w="15" w:type="dxa"/>
+              <w:left w:w="15" w:type="dxa"/>
+              <w:bottom w:w="0" w:type="dxa"/>
+              <w:right w:w="15" w:type="dxa"/>
+            </w:tcMar>
+            <w:vAlign w:val="bottom"/>
+            <w:hideMark/>
+          </w:tcPr>
+          <w:p>
+            <w:pPr>
+              <w:rPr>
+                <w:rFonts w:ascii="Calibri" w:eastAsia="Times New Roman" w:hAnsi="Calibri" w:cs="Calibri"/>
+                <w:b/>
+                <w:bCs/>
+                <w:color w:val="000000"/>
+              </w:rPr>
+            </w:pPr>
+            <w:r>
+              <w:rPr>
+                <w:rFonts w:ascii="Calibri" w:eastAsia="Times New Roman" w:hAnsi="Calibri" w:cs="Calibri"/>
+                <w:b/>
+                <w:bCs/>
+                <w:color w:val="000000"/>
+              </w:rPr>
+              <w:t> </w:t>
+            </w:r>
+          </w:p>
+        </w:tc>
+        <w:tc>
+          <w:tcPr>
+            <w:tcW w:w="0" w:type="auto"/>
+            <w:tcBorders>
+              <w:top w:val="nil"/>
+              <w:left w:val="nil"/>
+              <w:bottom w:val="single" w:sz="12" w:space="0" w:color="auto"/>
+              <w:right w:val="single" w:sz="4" w:space="0" w:color="auto"/>
+            </w:tcBorders>
+            <w:shd w:val="clear" w:color="auto" w:fill="auto"/>
+            <w:noWrap/>
+            <w:tcMar>
+              <w:top w:w="15" w:type="dxa"/>
+              <w:left w:w="15" w:type="dxa"/>
+              <w:bottom w:w="0" w:type="dxa"/>
+              <w:right w:w="15" w:type="dxa"/>
+            </w:tcMar>
+            <w:vAlign w:val="bottom"/>
+            <w:hideMark/>
+          </w:tcPr>
+          <w:p>
+            <w:pPr>
+              <w:jc w:val="right"/>
+              <w:rPr>
+                <w:rFonts w:ascii="Calibri" w:eastAsia="Times New Roman" w:hAnsi="Calibri" w:cs="Calibri"/>
+                <w:color w:val="000000"/>
+              </w:rPr>
+            </w:pPr>
+            <w:r>
+              <w:rPr>
+                <w:rFonts w:ascii="Calibri" w:eastAsia="Times New Roman" w:hAnsi="Calibri" w:cs="Calibri"/>
+                <w:color w:val="000000"/>
+              </w:rPr>
+              <w:t>1</w:t>
+            </w:r>
+          </w:p>
+        </w:tc>
+        <w:tc>
+          <w:tcPr>
+            <w:tcW w:w="539" w:type="dxa"/>
+            <w:tcBorders>
+              <w:top w:val="nil"/>
+              <w:left w:val="nil"/>
+              <w:bottom w:val="single" w:sz="12" w:space="0" w:color="auto"/>
+              <w:right w:val="nil"/>
+            </w:tcBorders>
+            <w:shd w:val="clear" w:color="auto" w:fill="auto"/>
+            <w:noWrap/>
+            <w:tcMar>
+              <w:top w:w="15" w:type="dxa"/>
+              <w:left w:w="15" w:type="dxa"/>
+              <w:bottom w:w="0" w:type="dxa"/>
+              <w:right w:w="15" w:type="dxa"/>
+            </w:tcMar>
+            <w:vAlign w:val="bottom"/>
+            <w:hideMark/>
+          </w:tcPr>
+          <w:p>
+            <w:pPr>
+              <w:rPr>
+                <w:rFonts w:ascii="Calibri" w:eastAsia="Times New Roman" w:hAnsi="Calibri" w:cs="Calibri"/>
+                <w:color w:val="000000"/>
+              </w:rPr>
+            </w:pPr>
+            <w:r>
+              <w:rPr>
+                <w:rFonts w:ascii="Calibri" w:eastAsia="Times New Roman" w:hAnsi="Calibri" w:cs="Calibri"/>
+                <w:color w:val="000000"/>
+              </w:rPr>
+              <w:t> </w:t>
+            </w:r>
+          </w:p>
+        </w:tc>
+        <w:tc>
+          <w:tcPr>
+            <w:tcW w:w="142" w:type="dxa"/>
+            <w:tcBorders>
+              <w:top w:val="nil"/>
+              <w:left w:val="nil"/>
+              <w:bottom w:val="single" w:sz="12" w:space="0" w:color="auto"/>
+              <w:right w:val="single" w:sz="4" w:space="0" w:color="auto"/>
+            </w:tcBorders>
+            <w:shd w:val="clear" w:color="auto" w:fill="auto"/>
+            <w:noWrap/>
+            <w:tcMar>
+              <w:top w:w="15" w:type="dxa"/>
+              <w:left w:w="15" w:type="dxa"/>
+              <w:bottom w:w="0" w:type="dxa"/>
+              <w:right w:w="15" w:type="dxa"/>
+            </w:tcMar>
+            <w:vAlign w:val="bottom"/>
+            <w:hideMark/>
+          </w:tcPr>
+          <w:p>
+            <w:pPr>
+              <w:jc w:val="right"/>
+              <w:rPr>
+                <w:rFonts w:ascii="Calibri" w:eastAsia="Times New Roman" w:hAnsi="Calibri" w:cs="Calibri"/>
+                <w:color w:val="000000"/>
+              </w:rPr>
+            </w:pPr>
+            <w:r>
+              <w:rPr>
+                <w:rFonts w:ascii="Calibri" w:eastAsia="Times New Roman" w:hAnsi="Calibri" w:cs="Calibri"/>
+                <w:color w:val="000000"/>
+              </w:rPr>
+              <w:t>2</w:t>
+            </w:r>
+          </w:p>
+        </w:tc>
+        <w:tc>
+          <w:tcPr>
+            <w:tcW w:w="708" w:type="dxa"/>
+            <w:tcBorders>
+              <w:top w:val="nil"/>
+              <w:left w:val="nil"/>
+              <w:bottom w:val="single" w:sz="12" w:space="0" w:color="auto"/>
+              <w:right w:val="single" w:sz="4" w:space="0" w:color="auto"/>
+            </w:tcBorders>
+            <w:shd w:val="clear" w:color="auto" w:fill="auto"/>
+            <w:noWrap/>
+            <w:tcMar>
+              <w:top w:w="15" w:type="dxa"/>
+              <w:left w:w="15" w:type="dxa"/>
+              <w:bottom w:w="0" w:type="dxa"/>
+              <w:right w:w="15" w:type="dxa"/>
+            </w:tcMar>
+            <w:vAlign w:val="bottom"/>
+            <w:hideMark/>
+          </w:tcPr>
+          <w:p>
+            <w:pPr>
+              <w:jc w:val="right"/>
+              <w:rPr>
+                <w:rFonts w:ascii="Calibri" w:eastAsia="Times New Roman" w:hAnsi="Calibri" w:cs="Calibri"/>
+                <w:color w:val="000000"/>
+              </w:rPr>
+            </w:pPr>
+            <w:r>
+              <w:rPr>
+                <w:rFonts w:ascii="Calibri" w:eastAsia="Times New Roman" w:hAnsi="Calibri" w:cs="Calibri"/>
+                <w:color w:val="000000"/>
+              </w:rPr>
+              <w:t>3</w:t>
+            </w:r>
+          </w:p>
+        </w:tc>
+        <w:tc>
+          <w:tcPr>
+            <w:tcW w:w="709" w:type="dxa"/>
+            <w:tcBorders>
+              <w:top w:val="nil"/>
+              <w:left w:val="nil"/>
+              <w:bottom w:val="single" w:sz="12" w:space="0" w:color="auto"/>
+              <w:right w:val="single" w:sz="4" w:space="0" w:color="auto"/>
+            </w:tcBorders>
+            <w:shd w:val="clear" w:color="auto" w:fill="auto"/>
+            <w:noWrap/>
+            <w:tcMar>
+              <w:top w:w="15" w:type="dxa"/>
+              <w:left w:w="15" w:type="dxa"/>
+              <w:bottom w:w="0" w:type="dxa"/>
+              <w:right w:w="15" w:type="dxa"/>
+            </w:tcMar>
+            <w:vAlign w:val="bottom"/>
+            <w:hideMark/>
+          </w:tcPr>
+          <w:p>
+            <w:pPr>
+              <w:jc w:val="right"/>
+              <w:rPr>
+                <w:rFonts w:ascii="Calibri" w:eastAsia="Times New Roman" w:hAnsi="Calibri" w:cs="Calibri"/>
+                <w:color w:val="000000"/>
+              </w:rPr>
+            </w:pPr>
+            <w:r>
+              <w:rPr>
+                <w:rFonts w:ascii="Calibri" w:eastAsia="Times New Roman" w:hAnsi="Calibri" w:cs="Calibri"/>
+                <w:color w:val="000000"/>
+              </w:rPr>
+              <w:t>4</w:t>
+            </w:r>
+          </w:p>
+        </w:tc>
+        <w:tc>
+          <w:tcPr>
+            <w:tcW w:w="709" w:type="dxa"/>
+            <w:tcBorders>
+              <w:top w:val="nil"/>
+              <w:left w:val="nil"/>
+              <w:bottom w:val="single" w:sz="12" w:space="0" w:color="auto"/>
+              <w:right w:val="single" w:sz="4" w:space="0" w:color="auto"/>
+            </w:tcBorders>
+            <w:shd w:val="clear" w:color="auto" w:fill="auto"/>
+            <w:noWrap/>
+            <w:tcMar>
+              <w:top w:w="15" w:type="dxa"/>
+              <w:left w:w="15" w:type="dxa"/>
+              <w:bottom w:w="0" w:type="dxa"/>
+              <w:right w:w="15" w:type="dxa"/>
+            </w:tcMar>
+            <w:vAlign w:val="bottom"/>
+            <w:hideMark/>
+          </w:tcPr>
+          <w:p>
+            <w:pPr>
+              <w:jc w:val="right"/>
+              <w:rPr>
+                <w:rFonts w:ascii="Calibri" w:eastAsia="Times New Roman" w:hAnsi="Calibri" w:cs="Calibri"/>
+                <w:color w:val="000000"/>
+              </w:rPr>
+            </w:pPr>
+            <w:r>
+              <w:rPr>
+                <w:rFonts w:ascii="Calibri" w:eastAsia="Times New Roman" w:hAnsi="Calibri" w:cs="Calibri"/>
+                <w:color w:val="000000"/>
+              </w:rPr>
+              <w:t>5</w:t>
+            </w:r>
+          </w:p>
+        </w:tc>
+        <w:tc>
+          <w:tcPr>
+            <w:tcW w:w="283" w:type="dxa"/>
+            <w:tcBorders>
+              <w:top w:val="nil"/>
+              <w:left w:val="nil"/>
+              <w:bottom w:val="single" w:sz="12" w:space="0" w:color="auto"/>
+              <w:right w:val="nil"/>
+            </w:tcBorders>
+            <w:shd w:val="clear" w:color="auto" w:fill="auto"/>
+            <w:noWrap/>
+            <w:tcMar>
+              <w:top w:w="15" w:type="dxa"/>
+              <w:left w:w="15" w:type="dxa"/>
+              <w:bottom w:w="0" w:type="dxa"/>
+              <w:right w:w="15" w:type="dxa"/>
+            </w:tcMar>
+            <w:vAlign w:val="bottom"/>
+            <w:hideMark/>
+          </w:tcPr>
+          <w:p>
+            <w:pPr>
+              <w:rPr>
+                <w:rFonts w:ascii="Calibri" w:eastAsia="Times New Roman" w:hAnsi="Calibri" w:cs="Calibri"/>
+                <w:color w:val="000000"/>
+              </w:rPr>
+            </w:pPr>
+            <w:r>
+              <w:rPr>
+                <w:rFonts w:ascii="Calibri" w:eastAsia="Times New Roman" w:hAnsi="Calibri" w:cs="Calibri"/>
+                <w:color w:val="000000"/>
+              </w:rPr>
+              <w:t> </w:t>
+            </w:r>
+          </w:p>
+        </w:tc>
+        <w:tc>
+          <w:tcPr>
+            <w:tcW w:w="426" w:type="dxa"/>
+            <w:tcBorders>
+              <w:top w:val="nil"/>
+              <w:left w:val="nil"/>
+              <w:bottom w:val="single" w:sz="12" w:space="0" w:color="auto"/>
+              <w:right w:val="single" w:sz="4" w:space="0" w:color="auto"/>
+            </w:tcBorders>
+            <w:shd w:val="clear" w:color="auto" w:fill="auto"/>
+            <w:noWrap/>
+            <w:tcMar>
+              <w:top w:w="15" w:type="dxa"/>
+              <w:left w:w="15" w:type="dxa"/>
+              <w:bottom w:w="0" w:type="dxa"/>
+              <w:right w:w="15" w:type="dxa"/>
+            </w:tcMar>
+            <w:vAlign w:val="bottom"/>
+            <w:hideMark/>
+          </w:tcPr>
+          <w:p>
+            <w:pPr>
+              <w:jc w:val="right"/>
+              <w:rPr>
+                <w:rFonts w:ascii="Calibri" w:eastAsia="Times New Roman" w:hAnsi="Calibri" w:cs="Calibri"/>
+                <w:color w:val="000000"/>
+              </w:rPr>
+            </w:pPr>
+            <w:r>
+              <w:rPr>
+                <w:rFonts w:ascii="Calibri" w:eastAsia="Times New Roman" w:hAnsi="Calibri" w:cs="Calibri"/>
+                <w:color w:val="000000"/>
+              </w:rPr>
+              <w:t>6</w:t>
+            </w:r>
+          </w:p>
+        </w:tc>
+        <w:tc>
+          <w:tcPr>
+            <w:tcW w:w="708" w:type="dxa"/>
+            <w:tcBorders>
+              <w:top w:val="nil"/>
+              <w:left w:val="nil"/>
+              <w:bottom w:val="single" w:sz="12" w:space="0" w:color="auto"/>
+              <w:right w:val="single" w:sz="4" w:space="0" w:color="auto"/>
+            </w:tcBorders>
+            <w:shd w:val="clear" w:color="auto" w:fill="auto"/>
+            <w:noWrap/>
+            <w:tcMar>
+              <w:top w:w="15" w:type="dxa"/>
+              <w:left w:w="15" w:type="dxa"/>
+              <w:bottom w:w="0" w:type="dxa"/>
+              <w:right w:w="15" w:type="dxa"/>
+            </w:tcMar>
+            <w:vAlign w:val="bottom"/>
+            <w:hideMark/>
+          </w:tcPr>
+          <w:p>
+            <w:pPr>
+              <w:jc w:val="right"/>
+              <w:rPr>
+                <w:rFonts w:ascii="Calibri" w:eastAsia="Times New Roman" w:hAnsi="Calibri" w:cs="Calibri"/>
+                <w:color w:val="000000"/>
+              </w:rPr>
+            </w:pPr>
+            <w:r>
+              <w:rPr>
+                <w:rFonts w:ascii="Calibri" w:eastAsia="Times New Roman" w:hAnsi="Calibri" w:cs="Calibri"/>
+                <w:color w:val="000000"/>
+              </w:rPr>
+              <w:t>7</w:t>
+            </w:r>
+          </w:p>
+        </w:tc>
+        <w:tc>
+          <w:tcPr>
+            <w:tcW w:w="709" w:type="dxa"/>
+            <w:tcBorders>
+              <w:top w:val="nil"/>
+              <w:left w:val="nil"/>
+              <w:bottom w:val="single" w:sz="12" w:space="0" w:color="auto"/>
+              <w:right w:val="single" w:sz="4" w:space="0" w:color="auto"/>
+            </w:tcBorders>
+            <w:shd w:val="clear" w:color="auto" w:fill="auto"/>
+            <w:noWrap/>
+            <w:tcMar>
+              <w:top w:w="15" w:type="dxa"/>
+              <w:left w:w="15" w:type="dxa"/>
+              <w:bottom w:w="0" w:type="dxa"/>
+              <w:right w:w="15" w:type="dxa"/>
+            </w:tcMar>
+            <w:vAlign w:val="bottom"/>
+            <w:hideMark/>
+          </w:tcPr>
+          <w:p>
+            <w:pPr>
+              <w:jc w:val="right"/>
+              <w:rPr>
+                <w:rFonts w:ascii="Calibri" w:eastAsia="Times New Roman" w:hAnsi="Calibri" w:cs="Calibri"/>
+                <w:color w:val="000000"/>
+              </w:rPr>
+            </w:pPr>
+            <w:r>
+              <w:rPr>
+                <w:rFonts w:ascii="Calibri" w:eastAsia="Times New Roman" w:hAnsi="Calibri" w:cs="Calibri"/>
+                <w:color w:val="000000"/>
+              </w:rPr>
+              <w:t>8</w:t>
+            </w:r>
+          </w:p>
+        </w:tc>
+        <w:tc>
+          <w:tcPr>
+            <w:tcW w:w="709" w:type="dxa"/>
+            <w:tcBorders>
+              <w:top w:val="nil"/>
+              <w:left w:val="nil"/>
+              <w:bottom w:val="single" w:sz="12" w:space="0" w:color="auto"/>
+              <w:right w:val="single" w:sz="12" w:space="0" w:color="auto"/>
+            </w:tcBorders>
+            <w:shd w:val="clear" w:color="auto" w:fill="auto"/>
+            <w:noWrap/>
+            <w:tcMar>
+              <w:top w:w="15" w:type="dxa"/>
+              <w:left w:w="15" w:type="dxa"/>
+              <w:bottom w:w="0" w:type="dxa"/>
+              <w:right w:w="15" w:type="dxa"/>
+            </w:tcMar>
+            <w:vAlign w:val="bottom"/>
+            <w:hideMark/>
+          </w:tcPr>
+          <w:p>
+            <w:pPr>
+              <w:jc w:val="right"/>
+              <w:rPr>
+                <w:rFonts w:ascii="Calibri" w:eastAsia="Times New Roman" w:hAnsi="Calibri" w:cs="Calibri"/>
+                <w:color w:val="000000"/>
+              </w:rPr>
+            </w:pPr>
+            <w:r>
+              <w:rPr>
+                <w:rFonts w:ascii="Calibri" w:eastAsia="Times New Roman" w:hAnsi="Calibri" w:cs="Calibri"/>
+                <w:color w:val="000000"/>
+              </w:rPr>
+              <w:t>9</w:t>
+            </w:r>
+          </w:p>
+        </w:tc>
+      </w:tr>
+      <w:tr>
+        <w:trPr>
+          <w:trHeight w:val="294"/>
+        </w:trPr>
+        <w:tc>
+          <w:tcPr>
+            <w:tcW w:w="0" w:type="auto"/>
+            <w:gridSpan w:val="2"/>
+            <w:tcBorders>
+              <w:top w:val="nil"/>
+              <w:left w:val="single" w:sz="12" w:space="0" w:color="auto"/>
+              <w:bottom w:val="double" w:sz="6" w:space="0" w:color="auto"/>
+              <w:right w:val="single" w:sz="12" w:space="0" w:color="000000"/>
+            </w:tcBorders>
+            <w:shd w:val="clear" w:color="auto" w:fill="auto"/>
+            <w:noWrap/>
+            <w:tcMar>
+              <w:top w:w="15" w:type="dxa"/>
+              <w:left w:w="15" w:type="dxa"/>
+              <w:bottom w:w="0" w:type="dxa"/>
+              <w:right w:w="15" w:type="dxa"/>
+            </w:tcMar>
+            <w:vAlign w:val="bottom"/>
+            <w:hideMark/>
+          </w:tcPr>
+          <w:p>
+            <w:pPr>
+              <w:rPr>
+                <w:rFonts w:ascii="Calibri" w:eastAsia="Times New Roman" w:hAnsi="Calibri" w:cs="Calibri"/>
+                <w:color w:val="000000"/>
+              </w:rPr>
+            </w:pPr>
+            <w:r>
+              <w:rPr>
+                <w:rFonts w:ascii="Calibri" w:eastAsia="Times New Roman" w:hAnsi="Calibri" w:cs="Calibri"/>
+                <w:color w:val="000000"/>
+              </w:rPr>
+              <w:t xml:space="preserve"> </w:t>
+            </w:r>
+            <w:proofErr w:type="spellStart"/>
+            <w:r>
+              <w:rPr>
+                <w:rFonts w:ascii="Calibri" w:eastAsia="Times New Roman" w:hAnsi="Calibri" w:cs="Calibri"/>
+                <w:color w:val="000000"/>
+              </w:rPr>
+              <w:t>Onderzoek</w:t>
+            </w:r>
+            <w:proofErr w:type="spellEnd"/>
+          </w:p>
+        </w:tc>
+        <w:tc>
+          <w:tcPr>
+            <w:tcW w:w="0" w:type="auto"/>
+            <w:tcBorders>
+              <w:top w:val="nil"/>
+              <w:left w:val="nil"/>
+              <w:bottom w:val="double" w:sz="6" w:space="0" w:color="auto"/>
+              <w:right w:val="single" w:sz="4" w:space="0" w:color="auto"/>
+            </w:tcBorders>
+            <w:shd w:val="clear" w:color="000000" w:fill="8DB4E2"/>
+            <w:noWrap/>
+            <w:tcMar>
+              <w:top w:w="15" w:type="dxa"/>
+              <w:left w:w="15" w:type="dxa"/>
+              <w:bottom w:w="0" w:type="dxa"/>
+              <w:right w:w="15" w:type="dxa"/>
+            </w:tcMar>
+            <w:vAlign w:val="bottom"/>
+            <w:hideMark/>
+          </w:tcPr>
+          <w:p>
+            <w:pPr>
+              <w:rPr>
+                <w:rFonts w:ascii="Calibri" w:eastAsia="Times New Roman" w:hAnsi="Calibri" w:cs="Calibri"/>
+                <w:color w:val="000000"/>
+              </w:rPr>
+            </w:pPr>
+            <w:r>
+              <w:rPr>
+                <w:rFonts w:ascii="Calibri" w:eastAsia="Times New Roman" w:hAnsi="Calibri" w:cs="Calibri"/>
+                <w:color w:val="000000"/>
+              </w:rPr>
+              <w:t> </w:t>
+            </w:r>
+          </w:p>
+        </w:tc>
+        <w:tc>
+          <w:tcPr>
+            <w:tcW w:w="539" w:type="dxa"/>
+            <w:tcBorders>
+              <w:top w:val="nil"/>
+              <w:left w:val="nil"/>
+              <w:bottom w:val="double" w:sz="6" w:space="0" w:color="auto"/>
+              <w:right w:val="nil"/>
+            </w:tcBorders>
+            <w:shd w:val="clear" w:color="000000" w:fill="8DB4E2"/>
+            <w:noWrap/>
+            <w:tcMar>
+              <w:top w:w="15" w:type="dxa"/>
+              <w:left w:w="15" w:type="dxa"/>
+              <w:bottom w:w="0" w:type="dxa"/>
+              <w:right w:w="15" w:type="dxa"/>
+            </w:tcMar>
+            <w:vAlign w:val="bottom"/>
+            <w:hideMark/>
+          </w:tcPr>
+          <w:p>
+            <w:pPr>
+              <w:rPr>
+                <w:rFonts w:ascii="Calibri" w:eastAsia="Times New Roman" w:hAnsi="Calibri" w:cs="Calibri"/>
+                <w:color w:val="000000"/>
+              </w:rPr>
+            </w:pPr>
+            <w:r>
+              <w:rPr>
+                <w:rFonts w:ascii="Calibri" w:eastAsia="Times New Roman" w:hAnsi="Calibri" w:cs="Calibri"/>
+                <w:color w:val="000000"/>
+              </w:rPr>
+              <w:t> </w:t>
+            </w:r>
+          </w:p>
+        </w:tc>
+        <w:tc>
+          <w:tcPr>
+            <w:tcW w:w="142" w:type="dxa"/>
+            <w:tcBorders>
+              <w:top w:val="nil"/>
+              <w:left w:val="nil"/>
+              <w:bottom w:val="double" w:sz="6" w:space="0" w:color="auto"/>
+              <w:right w:val="single" w:sz="4" w:space="0" w:color="auto"/>
+            </w:tcBorders>
+            <w:shd w:val="clear" w:color="auto" w:fill="auto"/>
+            <w:noWrap/>
+            <w:tcMar>
+              <w:top w:w="15" w:type="dxa"/>
+              <w:left w:w="15" w:type="dxa"/>
+              <w:bottom w:w="0" w:type="dxa"/>
+              <w:right w:w="15" w:type="dxa"/>
+            </w:tcMar>
+            <w:vAlign w:val="bottom"/>
+            <w:hideMark/>
+          </w:tcPr>
+          <w:p>
+            <w:pPr>
+              <w:rPr>
+                <w:rFonts w:ascii="Calibri" w:eastAsia="Times New Roman" w:hAnsi="Calibri" w:cs="Calibri"/>
+                <w:color w:val="000000"/>
+              </w:rPr>
+            </w:pPr>
+            <w:r>
+              <w:rPr>
+                <w:rFonts w:ascii="Calibri" w:eastAsia="Times New Roman" w:hAnsi="Calibri" w:cs="Calibri"/>
+                <w:color w:val="000000"/>
+              </w:rPr>
+              <w:t> </w:t>
+            </w:r>
+          </w:p>
+        </w:tc>
+        <w:tc>
+          <w:tcPr>
+            <w:tcW w:w="708" w:type="dxa"/>
+            <w:tcBorders>
+              <w:top w:val="nil"/>
+              <w:left w:val="nil"/>
+              <w:bottom w:val="double" w:sz="6" w:space="0" w:color="auto"/>
+              <w:right w:val="single" w:sz="4" w:space="0" w:color="auto"/>
+            </w:tcBorders>
+            <w:shd w:val="clear" w:color="auto" w:fill="auto"/>
+            <w:noWrap/>
+            <w:tcMar>
+              <w:top w:w="15" w:type="dxa"/>
+              <w:left w:w="15" w:type="dxa"/>
+              <w:bottom w:w="0" w:type="dxa"/>
+              <w:right w:w="15" w:type="dxa"/>
+            </w:tcMar>
+            <w:vAlign w:val="bottom"/>
+            <w:hideMark/>
+          </w:tcPr>
+          <w:p>
+            <w:pPr>
+              <w:rPr>
+                <w:rFonts w:ascii="Calibri" w:eastAsia="Times New Roman" w:hAnsi="Calibri" w:cs="Calibri"/>
+                <w:color w:val="000000"/>
+              </w:rPr>
+            </w:pPr>
+            <w:r>
+              <w:rPr>
+                <w:rFonts w:ascii="Calibri" w:eastAsia="Times New Roman" w:hAnsi="Calibri" w:cs="Calibri"/>
+                <w:color w:val="000000"/>
+              </w:rPr>
+              <w:t> </w:t>
+            </w:r>
+          </w:p>
+        </w:tc>
+        <w:tc>
+          <w:tcPr>
+            <w:tcW w:w="709" w:type="dxa"/>
+            <w:tcBorders>
+              <w:top w:val="nil"/>
+              <w:left w:val="nil"/>
+              <w:bottom w:val="double" w:sz="6" w:space="0" w:color="auto"/>
+              <w:right w:val="single" w:sz="4" w:space="0" w:color="auto"/>
+            </w:tcBorders>
+            <w:shd w:val="clear" w:color="auto" w:fill="auto"/>
+            <w:noWrap/>
+            <w:tcMar>
+              <w:top w:w="15" w:type="dxa"/>
+              <w:left w:w="15" w:type="dxa"/>
+              <w:bottom w:w="0" w:type="dxa"/>
+              <w:right w:w="15" w:type="dxa"/>
+            </w:tcMar>
+            <w:vAlign w:val="bottom"/>
+            <w:hideMark/>
+          </w:tcPr>
+          <w:p>
+            <w:pPr>
+              <w:rPr>
+                <w:rFonts w:ascii="Calibri" w:eastAsia="Times New Roman" w:hAnsi="Calibri" w:cs="Calibri"/>
+                <w:color w:val="000000"/>
+              </w:rPr>
+            </w:pPr>
+            <w:r>
+              <w:rPr>
+                <w:rFonts w:ascii="Calibri" w:eastAsia="Times New Roman" w:hAnsi="Calibri" w:cs="Calibri"/>
+                <w:color w:val="000000"/>
+              </w:rPr>
+              <w:t> </w:t>
+            </w:r>
+          </w:p>
+        </w:tc>
+        <w:tc>
+          <w:tcPr>
+            <w:tcW w:w="709" w:type="dxa"/>
+            <w:tcBorders>
+              <w:top w:val="nil"/>
+              <w:left w:val="nil"/>
+              <w:bottom w:val="double" w:sz="6" w:space="0" w:color="auto"/>
+              <w:right w:val="single" w:sz="4" w:space="0" w:color="auto"/>
+            </w:tcBorders>
+            <w:shd w:val="clear" w:color="auto" w:fill="auto"/>
+            <w:noWrap/>
+            <w:tcMar>
+              <w:top w:w="15" w:type="dxa"/>
+              <w:left w:w="15" w:type="dxa"/>
+              <w:bottom w:w="0" w:type="dxa"/>
+              <w:right w:w="15" w:type="dxa"/>
+            </w:tcMar>
+            <w:vAlign w:val="bottom"/>
+            <w:hideMark/>
+          </w:tcPr>
+          <w:p>
+            <w:pPr>
+              <w:rPr>
+                <w:rFonts w:ascii="Calibri" w:eastAsia="Times New Roman" w:hAnsi="Calibri" w:cs="Calibri"/>
+                <w:color w:val="000000"/>
+              </w:rPr>
+            </w:pPr>
+            <w:r>
+              <w:rPr>
+                <w:rFonts w:ascii="Calibri" w:eastAsia="Times New Roman" w:hAnsi="Calibri" w:cs="Calibri"/>
+                <w:color w:val="000000"/>
+              </w:rPr>
+              <w:t> </w:t>
+            </w:r>
+          </w:p>
+        </w:tc>
+        <w:tc>
+          <w:tcPr>
+            <w:tcW w:w="283" w:type="dxa"/>
+            <w:tcBorders>
+              <w:top w:val="nil"/>
+              <w:left w:val="nil"/>
+              <w:bottom w:val="double" w:sz="6" w:space="0" w:color="auto"/>
+              <w:right w:val="nil"/>
+            </w:tcBorders>
+            <w:shd w:val="clear" w:color="auto" w:fill="auto"/>
+            <w:noWrap/>
+            <w:tcMar>
+              <w:top w:w="15" w:type="dxa"/>
+              <w:left w:w="15" w:type="dxa"/>
+              <w:bottom w:w="0" w:type="dxa"/>
+              <w:right w:w="15" w:type="dxa"/>
+            </w:tcMar>
+            <w:vAlign w:val="bottom"/>
+            <w:hideMark/>
+          </w:tcPr>
+          <w:p>
+            <w:pPr>
+              <w:rPr>
+                <w:rFonts w:ascii="Calibri" w:eastAsia="Times New Roman" w:hAnsi="Calibri" w:cs="Calibri"/>
+                <w:color w:val="000000"/>
+              </w:rPr>
+            </w:pPr>
+            <w:r>
+              <w:rPr>
+                <w:rFonts w:ascii="Calibri" w:eastAsia="Times New Roman" w:hAnsi="Calibri" w:cs="Calibri"/>
+                <w:color w:val="000000"/>
+              </w:rPr>
+              <w:t> </w:t>
+            </w:r>
+          </w:p>
+        </w:tc>
+        <w:tc>
+          <w:tcPr>
+            <w:tcW w:w="426" w:type="dxa"/>
+            <w:tcBorders>
+              <w:top w:val="nil"/>
+              <w:left w:val="nil"/>
+              <w:bottom w:val="double" w:sz="6" w:space="0" w:color="auto"/>
+              <w:right w:val="single" w:sz="4" w:space="0" w:color="auto"/>
+            </w:tcBorders>
+            <w:shd w:val="clear" w:color="auto" w:fill="auto"/>
+            <w:noWrap/>
+            <w:tcMar>
+              <w:top w:w="15" w:type="dxa"/>
+              <w:left w:w="15" w:type="dxa"/>
+              <w:bottom w:w="0" w:type="dxa"/>
+              <w:right w:w="15" w:type="dxa"/>
+            </w:tcMar>
+            <w:vAlign w:val="bottom"/>
+            <w:hideMark/>
+          </w:tcPr>
+          <w:p>
+            <w:pPr>
+              <w:rPr>
+                <w:rFonts w:ascii="Calibri" w:eastAsia="Times New Roman" w:hAnsi="Calibri" w:cs="Calibri"/>
+                <w:color w:val="000000"/>
+              </w:rPr>
+            </w:pPr>
+            <w:r>
+              <w:rPr>
+                <w:rFonts w:ascii="Calibri" w:eastAsia="Times New Roman" w:hAnsi="Calibri" w:cs="Calibri"/>
+                <w:color w:val="000000"/>
+              </w:rPr>
+              <w:t> </w:t>
+            </w:r>
+          </w:p>
+        </w:tc>
+        <w:tc>
+          <w:tcPr>
+            <w:tcW w:w="708" w:type="dxa"/>
+            <w:tcBorders>
+              <w:top w:val="nil"/>
+              <w:left w:val="nil"/>
+              <w:bottom w:val="double" w:sz="6" w:space="0" w:color="auto"/>
+              <w:right w:val="single" w:sz="4" w:space="0" w:color="auto"/>
+            </w:tcBorders>
+            <w:shd w:val="clear" w:color="auto" w:fill="auto"/>
+            <w:noWrap/>
+            <w:tcMar>
+              <w:top w:w="15" w:type="dxa"/>
+              <w:left w:w="15" w:type="dxa"/>
+              <w:bottom w:w="0" w:type="dxa"/>
+              <w:right w:w="15" w:type="dxa"/>
+            </w:tcMar>
+            <w:vAlign w:val="bottom"/>
+            <w:hideMark/>
+          </w:tcPr>
+          <w:p>
+            <w:pPr>
+              <w:rPr>
+                <w:rFonts w:ascii="Calibri" w:eastAsia="Times New Roman" w:hAnsi="Calibri" w:cs="Calibri"/>
+                <w:color w:val="000000"/>
+              </w:rPr>
+            </w:pPr>
+            <w:r>
+              <w:rPr>
+                <w:rFonts w:ascii="Calibri" w:eastAsia="Times New Roman" w:hAnsi="Calibri" w:cs="Calibri"/>
+                <w:color w:val="000000"/>
+              </w:rPr>
+              <w:t> </w:t>
+            </w:r>
+          </w:p>
+        </w:tc>
+        <w:tc>
+          <w:tcPr>
+            <w:tcW w:w="709" w:type="dxa"/>
+            <w:tcBorders>
+              <w:top w:val="nil"/>
+              <w:left w:val="nil"/>
+              <w:bottom w:val="double" w:sz="6" w:space="0" w:color="auto"/>
+              <w:right w:val="single" w:sz="4" w:space="0" w:color="auto"/>
+            </w:tcBorders>
+            <w:shd w:val="clear" w:color="auto" w:fill="auto"/>
+            <w:noWrap/>
+            <w:tcMar>
+              <w:top w:w="15" w:type="dxa"/>
+              <w:left w:w="15" w:type="dxa"/>
+              <w:bottom w:w="0" w:type="dxa"/>
+              <w:right w:w="15" w:type="dxa"/>
+            </w:tcMar>
+            <w:vAlign w:val="bottom"/>
+            <w:hideMark/>
+          </w:tcPr>
+          <w:p>
+            <w:pPr>
+              <w:rPr>
+                <w:rFonts w:ascii="Calibri" w:eastAsia="Times New Roman" w:hAnsi="Calibri" w:cs="Calibri"/>
+                <w:color w:val="000000"/>
+              </w:rPr>
+            </w:pPr>
+            <w:r>
+              <w:rPr>
+                <w:rFonts w:ascii="Calibri" w:eastAsia="Times New Roman" w:hAnsi="Calibri" w:cs="Calibri"/>
+                <w:color w:val="000000"/>
+              </w:rPr>
+              <w:t> </w:t>
+            </w:r>
+          </w:p>
+        </w:tc>
+        <w:tc>
+          <w:tcPr>
+            <w:tcW w:w="709" w:type="dxa"/>
+            <w:tcBorders>
+              <w:top w:val="nil"/>
+              <w:left w:val="nil"/>
+              <w:bottom w:val="double" w:sz="6" w:space="0" w:color="auto"/>
+              <w:right w:val="single" w:sz="12" w:space="0" w:color="auto"/>
+            </w:tcBorders>
+            <w:shd w:val="clear" w:color="auto" w:fill="auto"/>
+            <w:noWrap/>
+            <w:tcMar>
+              <w:top w:w="15" w:type="dxa"/>
+              <w:left w:w="15" w:type="dxa"/>
+              <w:bottom w:w="0" w:type="dxa"/>
+              <w:right w:w="15" w:type="dxa"/>
+            </w:tcMar>
+            <w:vAlign w:val="bottom"/>
+            <w:hideMark/>
+          </w:tcPr>
+          <w:p>
+            <w:pPr>
+              <w:rPr>
+                <w:rFonts w:ascii="Calibri" w:eastAsia="Times New Roman" w:hAnsi="Calibri" w:cs="Calibri"/>
+                <w:color w:val="000000"/>
+              </w:rPr>
+            </w:pPr>
+            <w:r>
+              <w:rPr>
+                <w:rFonts w:ascii="Calibri" w:eastAsia="Times New Roman" w:hAnsi="Calibri" w:cs="Calibri"/>
+                <w:color w:val="000000"/>
+              </w:rPr>
+              <w:t> </w:t>
+            </w:r>
+          </w:p>
+        </w:tc>
+      </w:tr>
+      <w:tr>
+        <w:trPr>
+          <w:trHeight w:val="280"/>
+        </w:trPr>
+        <w:tc>
+          <w:tcPr>
+            <w:tcW w:w="0" w:type="auto"/>
+            <w:tcBorders>
+              <w:top w:val="nil"/>
+              <w:left w:val="single" w:sz="12" w:space="0" w:color="auto"/>
+              <w:bottom w:val="nil"/>
+              <w:right w:val="nil"/>
+            </w:tcBorders>
+            <w:shd w:val="clear" w:color="auto" w:fill="auto"/>
+            <w:noWrap/>
+            <w:tcMar>
+              <w:top w:w="15" w:type="dxa"/>
+              <w:left w:w="15" w:type="dxa"/>
+              <w:bottom w:w="0" w:type="dxa"/>
+              <w:right w:w="15" w:type="dxa"/>
+            </w:tcMar>
+            <w:vAlign w:val="bottom"/>
+            <w:hideMark/>
+          </w:tcPr>
+          <w:p>
+            <w:pPr>
+              <w:rPr>
+                <w:rFonts w:ascii="Calibri" w:eastAsia="Times New Roman" w:hAnsi="Calibri" w:cs="Calibri"/>
+                <w:color w:val="000000"/>
+              </w:rPr>
+            </w:pPr>
+            <w:r>
+              <w:rPr>
+                <w:rFonts w:ascii="Calibri" w:eastAsia="Times New Roman" w:hAnsi="Calibri" w:cs="Calibri"/>
+                <w:color w:val="000000"/>
+              </w:rPr>
+              <w:t xml:space="preserve"> </w:t>
+            </w:r>
+            <w:proofErr w:type="spellStart"/>
+            <w:r>
+              <w:rPr>
+                <w:rFonts w:ascii="Calibri" w:eastAsia="Times New Roman" w:hAnsi="Calibri" w:cs="Calibri"/>
+                <w:color w:val="000000"/>
+              </w:rPr>
+              <w:t>Ontwikkelen</w:t>
+            </w:r>
+            <w:proofErr w:type="spellEnd"/>
+          </w:p>
+        </w:tc>
+        <w:tc>
+          <w:tcPr>
+            <w:tcW w:w="0" w:type="auto"/>
+            <w:tcBorders>
+              <w:top w:val="nil"/>
+              <w:left w:val="nil"/>
+              <w:bottom w:val="nil"/>
+              <w:right w:val="single" w:sz="12" w:space="0" w:color="auto"/>
+            </w:tcBorders>
+            <w:shd w:val="clear" w:color="auto" w:fill="auto"/>
+            <w:noWrap/>
+            <w:tcMar>
+              <w:top w:w="15" w:type="dxa"/>
+              <w:left w:w="15" w:type="dxa"/>
+              <w:bottom w:w="0" w:type="dxa"/>
+              <w:right w:w="15" w:type="dxa"/>
+            </w:tcMar>
+            <w:vAlign w:val="bottom"/>
+            <w:hideMark/>
+          </w:tcPr>
+          <w:p>
+            <w:pPr>
+              <w:rPr>
+                <w:rFonts w:ascii="Calibri" w:eastAsia="Times New Roman" w:hAnsi="Calibri" w:cs="Calibri"/>
+                <w:b/>
+                <w:bCs/>
+                <w:color w:val="000000"/>
+              </w:rPr>
+            </w:pPr>
+            <w:r>
+              <w:rPr>
+                <w:rFonts w:ascii="Calibri" w:eastAsia="Times New Roman" w:hAnsi="Calibri" w:cs="Calibri"/>
+                <w:b/>
+                <w:bCs/>
+                <w:color w:val="000000"/>
+              </w:rPr>
+              <w:t> </w:t>
+            </w:r>
+          </w:p>
+        </w:tc>
+        <w:tc>
+          <w:tcPr>
+            <w:tcW w:w="0" w:type="auto"/>
+            <w:tcBorders>
+              <w:top w:val="nil"/>
+              <w:left w:val="nil"/>
+              <w:bottom w:val="nil"/>
+              <w:right w:val="single" w:sz="4" w:space="0" w:color="auto"/>
+            </w:tcBorders>
+            <w:shd w:val="clear" w:color="auto" w:fill="auto"/>
+            <w:noWrap/>
+            <w:tcMar>
+              <w:top w:w="15" w:type="dxa"/>
+              <w:left w:w="15" w:type="dxa"/>
+              <w:bottom w:w="0" w:type="dxa"/>
+              <w:right w:w="15" w:type="dxa"/>
+            </w:tcMar>
+            <w:vAlign w:val="bottom"/>
+            <w:hideMark/>
+          </w:tcPr>
+          <w:p>
+            <w:pPr>
+              <w:rPr>
+                <w:rFonts w:ascii="Calibri" w:eastAsia="Times New Roman" w:hAnsi="Calibri" w:cs="Calibri"/>
+                <w:color w:val="000000"/>
+              </w:rPr>
+            </w:pPr>
+            <w:r>
+              <w:rPr>
+                <w:rFonts w:ascii="Calibri" w:eastAsia="Times New Roman" w:hAnsi="Calibri" w:cs="Calibri"/>
+                <w:color w:val="000000"/>
+              </w:rPr>
+              <w:t> </w:t>
+            </w:r>
+          </w:p>
+        </w:tc>
+        <w:tc>
+          <w:tcPr>
+            <w:tcW w:w="539" w:type="dxa"/>
+            <w:tcBorders>
+              <w:top w:val="nil"/>
+              <w:left w:val="nil"/>
+              <w:bottom w:val="nil"/>
+              <w:right w:val="nil"/>
+            </w:tcBorders>
+            <w:shd w:val="clear" w:color="auto" w:fill="auto"/>
+            <w:noWrap/>
+            <w:tcMar>
+              <w:top w:w="15" w:type="dxa"/>
+              <w:left w:w="15" w:type="dxa"/>
+              <w:bottom w:w="0" w:type="dxa"/>
+              <w:right w:w="15" w:type="dxa"/>
+            </w:tcMar>
+            <w:vAlign w:val="bottom"/>
+            <w:hideMark/>
+          </w:tcPr>
+          <w:p>
+            <w:pPr>
+              <w:rPr>
+                <w:rFonts w:ascii="Calibri" w:eastAsia="Times New Roman" w:hAnsi="Calibri" w:cs="Calibri"/>
+                <w:color w:val="000000"/>
+              </w:rPr>
+            </w:pPr>
+          </w:p>
+        </w:tc>
+        <w:tc>
+          <w:tcPr>
+            <w:tcW w:w="142" w:type="dxa"/>
+            <w:tcBorders>
+              <w:top w:val="nil"/>
+              <w:left w:val="nil"/>
+              <w:bottom w:val="nil"/>
+              <w:right w:val="single" w:sz="4" w:space="0" w:color="auto"/>
+            </w:tcBorders>
+            <w:shd w:val="clear" w:color="000000" w:fill="8DB4E2"/>
+            <w:noWrap/>
+            <w:tcMar>
+              <w:top w:w="15" w:type="dxa"/>
+              <w:left w:w="15" w:type="dxa"/>
+              <w:bottom w:w="0" w:type="dxa"/>
+              <w:right w:w="15" w:type="dxa"/>
+            </w:tcMar>
+            <w:vAlign w:val="bottom"/>
+            <w:hideMark/>
+          </w:tcPr>
+          <w:p>
+            <w:pPr>
+              <w:rPr>
+                <w:rFonts w:ascii="Calibri" w:eastAsia="Times New Roman" w:hAnsi="Calibri" w:cs="Calibri"/>
+                <w:color w:val="000000"/>
+              </w:rPr>
+            </w:pPr>
+            <w:r>
+              <w:rPr>
+                <w:rFonts w:ascii="Calibri" w:eastAsia="Times New Roman" w:hAnsi="Calibri" w:cs="Calibri"/>
+                <w:color w:val="000000"/>
+              </w:rPr>
+              <w:t> </w:t>
+            </w:r>
+          </w:p>
+        </w:tc>
+        <w:tc>
+          <w:tcPr>
+            <w:tcW w:w="708" w:type="dxa"/>
+            <w:tcBorders>
+              <w:top w:val="nil"/>
+              <w:left w:val="nil"/>
+              <w:bottom w:val="nil"/>
+              <w:right w:val="single" w:sz="4" w:space="0" w:color="auto"/>
+            </w:tcBorders>
+            <w:shd w:val="clear" w:color="000000" w:fill="8DB4E2"/>
+            <w:noWrap/>
+            <w:tcMar>
+              <w:top w:w="15" w:type="dxa"/>
+              <w:left w:w="15" w:type="dxa"/>
+              <w:bottom w:w="0" w:type="dxa"/>
+              <w:right w:w="15" w:type="dxa"/>
+            </w:tcMar>
+            <w:vAlign w:val="bottom"/>
+            <w:hideMark/>
+          </w:tcPr>
+          <w:p>
+            <w:pPr>
+              <w:rPr>
+                <w:rFonts w:ascii="Calibri" w:eastAsia="Times New Roman" w:hAnsi="Calibri" w:cs="Calibri"/>
+                <w:color w:val="000000"/>
+              </w:rPr>
+            </w:pPr>
+            <w:r>
+              <w:rPr>
+                <w:rFonts w:ascii="Calibri" w:eastAsia="Times New Roman" w:hAnsi="Calibri" w:cs="Calibri"/>
+                <w:color w:val="000000"/>
+              </w:rPr>
+              <w:t> </w:t>
+            </w:r>
+          </w:p>
+        </w:tc>
+        <w:tc>
+          <w:tcPr>
+            <w:tcW w:w="709" w:type="dxa"/>
+            <w:tcBorders>
+              <w:top w:val="nil"/>
+              <w:left w:val="nil"/>
+              <w:bottom w:val="nil"/>
+              <w:right w:val="single" w:sz="4" w:space="0" w:color="auto"/>
+            </w:tcBorders>
+            <w:shd w:val="clear" w:color="auto" w:fill="auto"/>
+            <w:noWrap/>
+            <w:tcMar>
+              <w:top w:w="15" w:type="dxa"/>
+              <w:left w:w="15" w:type="dxa"/>
+              <w:bottom w:w="0" w:type="dxa"/>
+              <w:right w:w="15" w:type="dxa"/>
+            </w:tcMar>
+            <w:vAlign w:val="bottom"/>
+            <w:hideMark/>
+          </w:tcPr>
+          <w:p>
+            <w:pPr>
+              <w:rPr>
+                <w:rFonts w:ascii="Calibri" w:eastAsia="Times New Roman" w:hAnsi="Calibri" w:cs="Calibri"/>
+                <w:color w:val="000000"/>
+              </w:rPr>
+            </w:pPr>
+            <w:r>
+              <w:rPr>
+                <w:rFonts w:ascii="Calibri" w:eastAsia="Times New Roman" w:hAnsi="Calibri" w:cs="Calibri"/>
+                <w:color w:val="000000"/>
+              </w:rPr>
+              <w:t> </w:t>
+            </w:r>
+          </w:p>
+        </w:tc>
+        <w:tc>
+          <w:tcPr>
+            <w:tcW w:w="709" w:type="dxa"/>
+            <w:tcBorders>
+              <w:top w:val="nil"/>
+              <w:left w:val="nil"/>
+              <w:bottom w:val="nil"/>
+              <w:right w:val="single" w:sz="4" w:space="0" w:color="auto"/>
+            </w:tcBorders>
+            <w:shd w:val="clear" w:color="auto" w:fill="auto"/>
+            <w:noWrap/>
+            <w:tcMar>
+              <w:top w:w="15" w:type="dxa"/>
+              <w:left w:w="15" w:type="dxa"/>
+              <w:bottom w:w="0" w:type="dxa"/>
+              <w:right w:w="15" w:type="dxa"/>
+            </w:tcMar>
+            <w:vAlign w:val="bottom"/>
+            <w:hideMark/>
+          </w:tcPr>
+          <w:p>
+            <w:pPr>
+              <w:rPr>
+                <w:rFonts w:ascii="Calibri" w:eastAsia="Times New Roman" w:hAnsi="Calibri" w:cs="Calibri"/>
+                <w:color w:val="000000"/>
+              </w:rPr>
+            </w:pPr>
+            <w:r>
+              <w:rPr>
+                <w:rFonts w:ascii="Calibri" w:eastAsia="Times New Roman" w:hAnsi="Calibri" w:cs="Calibri"/>
+                <w:color w:val="000000"/>
+              </w:rPr>
+              <w:t> </w:t>
+            </w:r>
+          </w:p>
+        </w:tc>
+        <w:tc>
+          <w:tcPr>
+            <w:tcW w:w="283" w:type="dxa"/>
+            <w:tcBorders>
+              <w:top w:val="nil"/>
+              <w:left w:val="nil"/>
+              <w:bottom w:val="nil"/>
+              <w:right w:val="nil"/>
+            </w:tcBorders>
+            <w:shd w:val="clear" w:color="auto" w:fill="auto"/>
+            <w:noWrap/>
+            <w:tcMar>
+              <w:top w:w="15" w:type="dxa"/>
+              <w:left w:w="15" w:type="dxa"/>
+              <w:bottom w:w="0" w:type="dxa"/>
+              <w:right w:w="15" w:type="dxa"/>
+            </w:tcMar>
+            <w:vAlign w:val="bottom"/>
+            <w:hideMark/>
+          </w:tcPr>
+          <w:p>
+            <w:pPr>
+              <w:rPr>
+                <w:rFonts w:ascii="Calibri" w:eastAsia="Times New Roman" w:hAnsi="Calibri" w:cs="Calibri"/>
+                <w:color w:val="000000"/>
+              </w:rPr>
+            </w:pPr>
+          </w:p>
+        </w:tc>
+        <w:tc>
+          <w:tcPr>
+            <w:tcW w:w="426" w:type="dxa"/>
+            <w:tcBorders>
+              <w:top w:val="nil"/>
+              <w:left w:val="nil"/>
+              <w:bottom w:val="nil"/>
+              <w:right w:val="single" w:sz="4" w:space="0" w:color="auto"/>
+            </w:tcBorders>
+            <w:shd w:val="clear" w:color="auto" w:fill="auto"/>
+            <w:noWrap/>
+            <w:tcMar>
+              <w:top w:w="15" w:type="dxa"/>
+              <w:left w:w="15" w:type="dxa"/>
+              <w:bottom w:w="0" w:type="dxa"/>
+              <w:right w:w="15" w:type="dxa"/>
+            </w:tcMar>
+            <w:vAlign w:val="bottom"/>
+            <w:hideMark/>
+          </w:tcPr>
+          <w:p>
+            <w:pPr>
+              <w:rPr>
+                <w:rFonts w:ascii="Calibri" w:eastAsia="Times New Roman" w:hAnsi="Calibri" w:cs="Calibri"/>
+                <w:color w:val="000000"/>
+              </w:rPr>
+            </w:pPr>
+            <w:r>
+              <w:rPr>
+                <w:rFonts w:ascii="Calibri" w:eastAsia="Times New Roman" w:hAnsi="Calibri" w:cs="Calibri"/>
+                <w:color w:val="000000"/>
+              </w:rPr>
+              <w:t> </w:t>
+            </w:r>
+          </w:p>
+        </w:tc>
+        <w:tc>
+          <w:tcPr>
+            <w:tcW w:w="708" w:type="dxa"/>
+            <w:tcBorders>
+              <w:top w:val="nil"/>
+              <w:left w:val="nil"/>
+              <w:bottom w:val="nil"/>
+              <w:right w:val="single" w:sz="4" w:space="0" w:color="auto"/>
+            </w:tcBorders>
+            <w:shd w:val="clear" w:color="auto" w:fill="auto"/>
+            <w:noWrap/>
+            <w:tcMar>
+              <w:top w:w="15" w:type="dxa"/>
+              <w:left w:w="15" w:type="dxa"/>
+              <w:bottom w:w="0" w:type="dxa"/>
+              <w:right w:w="15" w:type="dxa"/>
+            </w:tcMar>
+            <w:vAlign w:val="bottom"/>
+            <w:hideMark/>
+          </w:tcPr>
+          <w:p>
+            <w:pPr>
+              <w:rPr>
+                <w:rFonts w:ascii="Calibri" w:eastAsia="Times New Roman" w:hAnsi="Calibri" w:cs="Calibri"/>
+                <w:color w:val="000000"/>
+              </w:rPr>
+            </w:pPr>
+            <w:r>
+              <w:rPr>
+                <w:rFonts w:ascii="Calibri" w:eastAsia="Times New Roman" w:hAnsi="Calibri" w:cs="Calibri"/>
+                <w:color w:val="000000"/>
+              </w:rPr>
+              <w:t> </w:t>
+            </w:r>
+          </w:p>
+        </w:tc>
+        <w:tc>
+          <w:tcPr>
+            <w:tcW w:w="709" w:type="dxa"/>
+            <w:tcBorders>
+              <w:top w:val="nil"/>
+              <w:left w:val="nil"/>
+              <w:bottom w:val="nil"/>
+              <w:right w:val="single" w:sz="4" w:space="0" w:color="auto"/>
+            </w:tcBorders>
+            <w:shd w:val="clear" w:color="auto" w:fill="auto"/>
+            <w:noWrap/>
+            <w:tcMar>
+              <w:top w:w="15" w:type="dxa"/>
+              <w:left w:w="15" w:type="dxa"/>
+              <w:bottom w:w="0" w:type="dxa"/>
+              <w:right w:w="15" w:type="dxa"/>
+            </w:tcMar>
+            <w:vAlign w:val="bottom"/>
+            <w:hideMark/>
+          </w:tcPr>
+          <w:p>
+            <w:pPr>
+              <w:rPr>
+                <w:rFonts w:ascii="Calibri" w:eastAsia="Times New Roman" w:hAnsi="Calibri" w:cs="Calibri"/>
+                <w:color w:val="000000"/>
+              </w:rPr>
+            </w:pPr>
+            <w:r>
+              <w:rPr>
+                <w:rFonts w:ascii="Calibri" w:eastAsia="Times New Roman" w:hAnsi="Calibri" w:cs="Calibri"/>
+                <w:color w:val="000000"/>
+              </w:rPr>
+              <w:t> </w:t>
+            </w:r>
+          </w:p>
+        </w:tc>
+        <w:tc>
+          <w:tcPr>
+            <w:tcW w:w="709" w:type="dxa"/>
+            <w:tcBorders>
+              <w:top w:val="nil"/>
+              <w:left w:val="nil"/>
+              <w:bottom w:val="nil"/>
+              <w:right w:val="single" w:sz="12" w:space="0" w:color="auto"/>
+            </w:tcBorders>
+            <w:shd w:val="clear" w:color="auto" w:fill="auto"/>
+            <w:noWrap/>
+            <w:tcMar>
+              <w:top w:w="15" w:type="dxa"/>
+              <w:left w:w="15" w:type="dxa"/>
+              <w:bottom w:w="0" w:type="dxa"/>
+              <w:right w:w="15" w:type="dxa"/>
+            </w:tcMar>
+            <w:vAlign w:val="bottom"/>
+            <w:hideMark/>
+          </w:tcPr>
+          <w:p>
+            <w:pPr>
+              <w:rPr>
+                <w:rFonts w:ascii="Calibri" w:eastAsia="Times New Roman" w:hAnsi="Calibri" w:cs="Calibri"/>
+                <w:color w:val="000000"/>
+              </w:rPr>
+            </w:pPr>
+            <w:r>
+              <w:rPr>
+                <w:rFonts w:ascii="Calibri" w:eastAsia="Times New Roman" w:hAnsi="Calibri" w:cs="Calibri"/>
+                <w:color w:val="000000"/>
+              </w:rPr>
+              <w:t> </w:t>
+            </w:r>
+          </w:p>
+        </w:tc>
+      </w:tr>
+      <w:tr>
+        <w:trPr>
+          <w:trHeight w:val="280"/>
+        </w:trPr>
+        <w:tc>
+          <w:tcPr>
+            <w:tcW w:w="0" w:type="auto"/>
+            <w:gridSpan w:val="2"/>
+            <w:tcBorders>
+              <w:top w:val="nil"/>
+              <w:left w:val="single" w:sz="12" w:space="0" w:color="auto"/>
+              <w:bottom w:val="double" w:sz="6" w:space="0" w:color="auto"/>
+              <w:right w:val="single" w:sz="12" w:space="0" w:color="000000"/>
+            </w:tcBorders>
+            <w:shd w:val="clear" w:color="auto" w:fill="auto"/>
+            <w:noWrap/>
+            <w:tcMar>
+              <w:top w:w="15" w:type="dxa"/>
+              <w:left w:w="15" w:type="dxa"/>
+              <w:bottom w:w="0" w:type="dxa"/>
+              <w:right w:w="15" w:type="dxa"/>
+            </w:tcMar>
+            <w:vAlign w:val="bottom"/>
+            <w:hideMark/>
+          </w:tcPr>
+          <w:p>
+            <w:pPr>
+              <w:rPr>
+                <w:rFonts w:ascii="Calibri" w:eastAsia="Times New Roman" w:hAnsi="Calibri" w:cs="Calibri"/>
+                <w:color w:val="000000"/>
+              </w:rPr>
+            </w:pPr>
+            <w:r>
+              <w:rPr>
+                <w:rFonts w:ascii="Calibri" w:eastAsia="Times New Roman" w:hAnsi="Calibri" w:cs="Calibri"/>
+                <w:color w:val="000000"/>
+              </w:rPr>
+              <w:t xml:space="preserve"> </w:t>
+            </w:r>
+            <w:r>
+              <w:rPr>
+                <w:rFonts w:ascii="Calibri" w:eastAsia="Times New Roman" w:hAnsi="Calibri" w:cs="Calibri"/>
+                <w:color w:val="000000"/>
+              </w:rPr>
+              <w:t xml:space="preserve">  </w:t>
+            </w:r>
+            <w:r>
+              <w:rPr>
+                <w:rFonts w:ascii="Calibri" w:eastAsia="Times New Roman" w:hAnsi="Calibri" w:cs="Calibri"/>
+                <w:color w:val="000000"/>
+              </w:rPr>
+              <w:t>"framework"</w:t>
+            </w:r>
+          </w:p>
+        </w:tc>
+        <w:tc>
+          <w:tcPr>
+            <w:tcW w:w="0" w:type="auto"/>
+            <w:tcBorders>
+              <w:top w:val="nil"/>
+              <w:left w:val="nil"/>
+              <w:bottom w:val="double" w:sz="6" w:space="0" w:color="auto"/>
+              <w:right w:val="single" w:sz="4" w:space="0" w:color="auto"/>
+            </w:tcBorders>
+            <w:shd w:val="clear" w:color="auto" w:fill="auto"/>
+            <w:noWrap/>
+            <w:tcMar>
+              <w:top w:w="15" w:type="dxa"/>
+              <w:left w:w="15" w:type="dxa"/>
+              <w:bottom w:w="0" w:type="dxa"/>
+              <w:right w:w="15" w:type="dxa"/>
+            </w:tcMar>
+            <w:vAlign w:val="bottom"/>
+            <w:hideMark/>
+          </w:tcPr>
+          <w:p>
+            <w:pPr>
+              <w:rPr>
+                <w:rFonts w:ascii="Calibri" w:eastAsia="Times New Roman" w:hAnsi="Calibri" w:cs="Calibri"/>
+                <w:color w:val="000000"/>
+              </w:rPr>
+            </w:pPr>
+            <w:r>
+              <w:rPr>
+                <w:rFonts w:ascii="Calibri" w:eastAsia="Times New Roman" w:hAnsi="Calibri" w:cs="Calibri"/>
+                <w:color w:val="000000"/>
+              </w:rPr>
+              <w:t> </w:t>
+            </w:r>
+          </w:p>
+        </w:tc>
+        <w:tc>
+          <w:tcPr>
+            <w:tcW w:w="539" w:type="dxa"/>
+            <w:tcBorders>
+              <w:top w:val="nil"/>
+              <w:left w:val="nil"/>
+              <w:bottom w:val="double" w:sz="6" w:space="0" w:color="auto"/>
+              <w:right w:val="nil"/>
+            </w:tcBorders>
+            <w:shd w:val="clear" w:color="auto" w:fill="auto"/>
+            <w:noWrap/>
+            <w:tcMar>
+              <w:top w:w="15" w:type="dxa"/>
+              <w:left w:w="15" w:type="dxa"/>
+              <w:bottom w:w="0" w:type="dxa"/>
+              <w:right w:w="15" w:type="dxa"/>
+            </w:tcMar>
+            <w:vAlign w:val="bottom"/>
+            <w:hideMark/>
+          </w:tcPr>
+          <w:p>
+            <w:pPr>
+              <w:rPr>
+                <w:rFonts w:ascii="Calibri" w:eastAsia="Times New Roman" w:hAnsi="Calibri" w:cs="Calibri"/>
+                <w:color w:val="000000"/>
+              </w:rPr>
+            </w:pPr>
+            <w:r>
+              <w:rPr>
+                <w:rFonts w:ascii="Calibri" w:eastAsia="Times New Roman" w:hAnsi="Calibri" w:cs="Calibri"/>
+                <w:color w:val="000000"/>
+              </w:rPr>
+              <w:t> </w:t>
+            </w:r>
+          </w:p>
+        </w:tc>
+        <w:tc>
+          <w:tcPr>
+            <w:tcW w:w="142" w:type="dxa"/>
+            <w:tcBorders>
+              <w:top w:val="nil"/>
+              <w:left w:val="nil"/>
+              <w:bottom w:val="double" w:sz="6" w:space="0" w:color="auto"/>
+              <w:right w:val="single" w:sz="4" w:space="0" w:color="auto"/>
+            </w:tcBorders>
+            <w:shd w:val="clear" w:color="000000" w:fill="8DB4E2"/>
+            <w:noWrap/>
+            <w:tcMar>
+              <w:top w:w="15" w:type="dxa"/>
+              <w:left w:w="15" w:type="dxa"/>
+              <w:bottom w:w="0" w:type="dxa"/>
+              <w:right w:w="15" w:type="dxa"/>
+            </w:tcMar>
+            <w:vAlign w:val="bottom"/>
+            <w:hideMark/>
+          </w:tcPr>
+          <w:p>
+            <w:pPr>
+              <w:rPr>
+                <w:rFonts w:ascii="Calibri" w:eastAsia="Times New Roman" w:hAnsi="Calibri" w:cs="Calibri"/>
+                <w:color w:val="000000"/>
+              </w:rPr>
+            </w:pPr>
+            <w:r>
+              <w:rPr>
+                <w:rFonts w:ascii="Calibri" w:eastAsia="Times New Roman" w:hAnsi="Calibri" w:cs="Calibri"/>
+                <w:color w:val="000000"/>
+              </w:rPr>
+              <w:t> </w:t>
+            </w:r>
+          </w:p>
+        </w:tc>
+        <w:tc>
+          <w:tcPr>
+            <w:tcW w:w="708" w:type="dxa"/>
+            <w:tcBorders>
+              <w:top w:val="nil"/>
+              <w:left w:val="nil"/>
+              <w:bottom w:val="double" w:sz="6" w:space="0" w:color="auto"/>
+              <w:right w:val="single" w:sz="4" w:space="0" w:color="auto"/>
+            </w:tcBorders>
+            <w:shd w:val="clear" w:color="000000" w:fill="8DB4E2"/>
+            <w:noWrap/>
+            <w:tcMar>
+              <w:top w:w="15" w:type="dxa"/>
+              <w:left w:w="15" w:type="dxa"/>
+              <w:bottom w:w="0" w:type="dxa"/>
+              <w:right w:w="15" w:type="dxa"/>
+            </w:tcMar>
+            <w:vAlign w:val="bottom"/>
+            <w:hideMark/>
+          </w:tcPr>
+          <w:p>
+            <w:pPr>
+              <w:rPr>
+                <w:rFonts w:ascii="Calibri" w:eastAsia="Times New Roman" w:hAnsi="Calibri" w:cs="Calibri"/>
+                <w:color w:val="000000"/>
+              </w:rPr>
+            </w:pPr>
+            <w:r>
+              <w:rPr>
+                <w:rFonts w:ascii="Calibri" w:eastAsia="Times New Roman" w:hAnsi="Calibri" w:cs="Calibri"/>
+                <w:color w:val="000000"/>
+              </w:rPr>
+              <w:t> </w:t>
+            </w:r>
+          </w:p>
+        </w:tc>
+        <w:tc>
+          <w:tcPr>
+            <w:tcW w:w="709" w:type="dxa"/>
+            <w:tcBorders>
+              <w:top w:val="nil"/>
+              <w:left w:val="nil"/>
+              <w:bottom w:val="double" w:sz="6" w:space="0" w:color="auto"/>
+              <w:right w:val="single" w:sz="4" w:space="0" w:color="auto"/>
+            </w:tcBorders>
+            <w:shd w:val="clear" w:color="auto" w:fill="auto"/>
+            <w:noWrap/>
+            <w:tcMar>
+              <w:top w:w="15" w:type="dxa"/>
+              <w:left w:w="15" w:type="dxa"/>
+              <w:bottom w:w="0" w:type="dxa"/>
+              <w:right w:w="15" w:type="dxa"/>
+            </w:tcMar>
+            <w:vAlign w:val="bottom"/>
+            <w:hideMark/>
+          </w:tcPr>
+          <w:p>
+            <w:pPr>
+              <w:rPr>
+                <w:rFonts w:ascii="Calibri" w:eastAsia="Times New Roman" w:hAnsi="Calibri" w:cs="Calibri"/>
+                <w:color w:val="000000"/>
+              </w:rPr>
+            </w:pPr>
+            <w:r>
+              <w:rPr>
+                <w:rFonts w:ascii="Calibri" w:eastAsia="Times New Roman" w:hAnsi="Calibri" w:cs="Calibri"/>
+                <w:color w:val="000000"/>
+              </w:rPr>
+              <w:t> </w:t>
+            </w:r>
+          </w:p>
+        </w:tc>
+        <w:tc>
+          <w:tcPr>
+            <w:tcW w:w="709" w:type="dxa"/>
+            <w:tcBorders>
+              <w:top w:val="nil"/>
+              <w:left w:val="nil"/>
+              <w:bottom w:val="double" w:sz="6" w:space="0" w:color="auto"/>
+              <w:right w:val="single" w:sz="4" w:space="0" w:color="auto"/>
+            </w:tcBorders>
+            <w:shd w:val="clear" w:color="auto" w:fill="auto"/>
+            <w:noWrap/>
+            <w:tcMar>
+              <w:top w:w="15" w:type="dxa"/>
+              <w:left w:w="15" w:type="dxa"/>
+              <w:bottom w:w="0" w:type="dxa"/>
+              <w:right w:w="15" w:type="dxa"/>
+            </w:tcMar>
+            <w:vAlign w:val="bottom"/>
+            <w:hideMark/>
+          </w:tcPr>
+          <w:p>
+            <w:pPr>
+              <w:rPr>
+                <w:rFonts w:ascii="Calibri" w:eastAsia="Times New Roman" w:hAnsi="Calibri" w:cs="Calibri"/>
+                <w:color w:val="000000"/>
+              </w:rPr>
+            </w:pPr>
+            <w:r>
+              <w:rPr>
+                <w:rFonts w:ascii="Calibri" w:eastAsia="Times New Roman" w:hAnsi="Calibri" w:cs="Calibri"/>
+                <w:color w:val="000000"/>
+              </w:rPr>
+              <w:t> </w:t>
+            </w:r>
+          </w:p>
+        </w:tc>
+        <w:tc>
+          <w:tcPr>
+            <w:tcW w:w="283" w:type="dxa"/>
+            <w:tcBorders>
+              <w:top w:val="nil"/>
+              <w:left w:val="nil"/>
+              <w:bottom w:val="double" w:sz="6" w:space="0" w:color="auto"/>
+              <w:right w:val="nil"/>
+            </w:tcBorders>
+            <w:shd w:val="clear" w:color="auto" w:fill="auto"/>
+            <w:noWrap/>
+            <w:tcMar>
+              <w:top w:w="15" w:type="dxa"/>
+              <w:left w:w="15" w:type="dxa"/>
+              <w:bottom w:w="0" w:type="dxa"/>
+              <w:right w:w="15" w:type="dxa"/>
+            </w:tcMar>
+            <w:vAlign w:val="bottom"/>
+            <w:hideMark/>
+          </w:tcPr>
+          <w:p>
+            <w:pPr>
+              <w:rPr>
+                <w:rFonts w:ascii="Calibri" w:eastAsia="Times New Roman" w:hAnsi="Calibri" w:cs="Calibri"/>
+                <w:color w:val="000000"/>
+              </w:rPr>
+            </w:pPr>
+            <w:r>
+              <w:rPr>
+                <w:rFonts w:ascii="Calibri" w:eastAsia="Times New Roman" w:hAnsi="Calibri" w:cs="Calibri"/>
+                <w:color w:val="000000"/>
+              </w:rPr>
+              <w:t> </w:t>
+            </w:r>
+          </w:p>
+        </w:tc>
+        <w:tc>
+          <w:tcPr>
+            <w:tcW w:w="426" w:type="dxa"/>
+            <w:tcBorders>
+              <w:top w:val="nil"/>
+              <w:left w:val="nil"/>
+              <w:bottom w:val="double" w:sz="6" w:space="0" w:color="auto"/>
+              <w:right w:val="single" w:sz="4" w:space="0" w:color="auto"/>
+            </w:tcBorders>
+            <w:shd w:val="clear" w:color="auto" w:fill="auto"/>
+            <w:noWrap/>
+            <w:tcMar>
+              <w:top w:w="15" w:type="dxa"/>
+              <w:left w:w="15" w:type="dxa"/>
+              <w:bottom w:w="0" w:type="dxa"/>
+              <w:right w:w="15" w:type="dxa"/>
+            </w:tcMar>
+            <w:vAlign w:val="bottom"/>
+            <w:hideMark/>
+          </w:tcPr>
+          <w:p>
+            <w:pPr>
+              <w:rPr>
+                <w:rFonts w:ascii="Calibri" w:eastAsia="Times New Roman" w:hAnsi="Calibri" w:cs="Calibri"/>
+                <w:color w:val="000000"/>
+              </w:rPr>
+            </w:pPr>
+            <w:r>
+              <w:rPr>
+                <w:rFonts w:ascii="Calibri" w:eastAsia="Times New Roman" w:hAnsi="Calibri" w:cs="Calibri"/>
+                <w:color w:val="000000"/>
+              </w:rPr>
+              <w:t> </w:t>
+            </w:r>
+          </w:p>
+        </w:tc>
+        <w:tc>
+          <w:tcPr>
+            <w:tcW w:w="708" w:type="dxa"/>
+            <w:tcBorders>
+              <w:top w:val="nil"/>
+              <w:left w:val="nil"/>
+              <w:bottom w:val="double" w:sz="6" w:space="0" w:color="auto"/>
+              <w:right w:val="single" w:sz="4" w:space="0" w:color="auto"/>
+            </w:tcBorders>
+            <w:shd w:val="clear" w:color="auto" w:fill="auto"/>
+            <w:noWrap/>
+            <w:tcMar>
+              <w:top w:w="15" w:type="dxa"/>
+              <w:left w:w="15" w:type="dxa"/>
+              <w:bottom w:w="0" w:type="dxa"/>
+              <w:right w:w="15" w:type="dxa"/>
+            </w:tcMar>
+            <w:vAlign w:val="bottom"/>
+            <w:hideMark/>
+          </w:tcPr>
+          <w:p>
+            <w:pPr>
+              <w:rPr>
+                <w:rFonts w:ascii="Calibri" w:eastAsia="Times New Roman" w:hAnsi="Calibri" w:cs="Calibri"/>
+                <w:color w:val="000000"/>
+              </w:rPr>
+            </w:pPr>
+            <w:r>
+              <w:rPr>
+                <w:rFonts w:ascii="Calibri" w:eastAsia="Times New Roman" w:hAnsi="Calibri" w:cs="Calibri"/>
+                <w:color w:val="000000"/>
+              </w:rPr>
+              <w:t> </w:t>
+            </w:r>
+          </w:p>
+        </w:tc>
+        <w:tc>
+          <w:tcPr>
+            <w:tcW w:w="709" w:type="dxa"/>
+            <w:tcBorders>
+              <w:top w:val="nil"/>
+              <w:left w:val="nil"/>
+              <w:bottom w:val="double" w:sz="6" w:space="0" w:color="auto"/>
+              <w:right w:val="single" w:sz="4" w:space="0" w:color="auto"/>
+            </w:tcBorders>
+            <w:shd w:val="clear" w:color="auto" w:fill="auto"/>
+            <w:noWrap/>
+            <w:tcMar>
+              <w:top w:w="15" w:type="dxa"/>
+              <w:left w:w="15" w:type="dxa"/>
+              <w:bottom w:w="0" w:type="dxa"/>
+              <w:right w:w="15" w:type="dxa"/>
+            </w:tcMar>
+            <w:vAlign w:val="bottom"/>
+            <w:hideMark/>
+          </w:tcPr>
+          <w:p>
+            <w:pPr>
+              <w:rPr>
+                <w:rFonts w:ascii="Calibri" w:eastAsia="Times New Roman" w:hAnsi="Calibri" w:cs="Calibri"/>
+                <w:color w:val="000000"/>
+              </w:rPr>
+            </w:pPr>
+            <w:r>
+              <w:rPr>
+                <w:rFonts w:ascii="Calibri" w:eastAsia="Times New Roman" w:hAnsi="Calibri" w:cs="Calibri"/>
+                <w:color w:val="000000"/>
+              </w:rPr>
+              <w:t> </w:t>
+            </w:r>
+          </w:p>
+        </w:tc>
+        <w:tc>
+          <w:tcPr>
+            <w:tcW w:w="709" w:type="dxa"/>
+            <w:tcBorders>
+              <w:top w:val="nil"/>
+              <w:left w:val="nil"/>
+              <w:bottom w:val="double" w:sz="6" w:space="0" w:color="auto"/>
+              <w:right w:val="single" w:sz="12" w:space="0" w:color="auto"/>
+            </w:tcBorders>
+            <w:shd w:val="clear" w:color="auto" w:fill="auto"/>
+            <w:noWrap/>
+            <w:tcMar>
+              <w:top w:w="15" w:type="dxa"/>
+              <w:left w:w="15" w:type="dxa"/>
+              <w:bottom w:w="0" w:type="dxa"/>
+              <w:right w:w="15" w:type="dxa"/>
+            </w:tcMar>
+            <w:vAlign w:val="bottom"/>
+            <w:hideMark/>
+          </w:tcPr>
+          <w:p>
+            <w:pPr>
+              <w:rPr>
+                <w:rFonts w:ascii="Calibri" w:eastAsia="Times New Roman" w:hAnsi="Calibri" w:cs="Calibri"/>
+                <w:color w:val="000000"/>
+              </w:rPr>
+            </w:pPr>
+            <w:r>
+              <w:rPr>
+                <w:rFonts w:ascii="Calibri" w:eastAsia="Times New Roman" w:hAnsi="Calibri" w:cs="Calibri"/>
+                <w:color w:val="000000"/>
+              </w:rPr>
+              <w:t> </w:t>
+            </w:r>
+          </w:p>
+        </w:tc>
+      </w:tr>
+      <w:tr>
+        <w:trPr>
+          <w:trHeight w:val="280"/>
+        </w:trPr>
+        <w:tc>
+          <w:tcPr>
+            <w:tcW w:w="0" w:type="auto"/>
+            <w:tcBorders>
+              <w:top w:val="nil"/>
+              <w:left w:val="single" w:sz="12" w:space="0" w:color="auto"/>
+              <w:bottom w:val="nil"/>
+              <w:right w:val="nil"/>
+            </w:tcBorders>
+            <w:shd w:val="clear" w:color="auto" w:fill="auto"/>
+            <w:noWrap/>
+            <w:tcMar>
+              <w:top w:w="15" w:type="dxa"/>
+              <w:left w:w="15" w:type="dxa"/>
+              <w:bottom w:w="0" w:type="dxa"/>
+              <w:right w:w="15" w:type="dxa"/>
+            </w:tcMar>
+            <w:vAlign w:val="bottom"/>
+            <w:hideMark/>
+          </w:tcPr>
+          <w:p>
+            <w:pPr>
+              <w:rPr>
+                <w:rFonts w:ascii="Calibri" w:eastAsia="Times New Roman" w:hAnsi="Calibri" w:cs="Calibri"/>
+                <w:color w:val="000000"/>
+              </w:rPr>
+            </w:pPr>
+            <w:r>
+              <w:rPr>
+                <w:rFonts w:ascii="Calibri" w:eastAsia="Times New Roman" w:hAnsi="Calibri" w:cs="Calibri"/>
+                <w:color w:val="000000"/>
+              </w:rPr>
+              <w:t xml:space="preserve"> </w:t>
+            </w:r>
+            <w:proofErr w:type="spellStart"/>
+            <w:r>
+              <w:rPr>
+                <w:rFonts w:ascii="Calibri" w:eastAsia="Times New Roman" w:hAnsi="Calibri" w:cs="Calibri"/>
+                <w:color w:val="000000"/>
+              </w:rPr>
+              <w:t>Ontwikkelen</w:t>
+            </w:r>
+            <w:proofErr w:type="spellEnd"/>
+            <w:r>
+              <w:rPr>
+                <w:rFonts w:ascii="Calibri" w:eastAsia="Times New Roman" w:hAnsi="Calibri" w:cs="Calibri"/>
+                <w:color w:val="000000"/>
+              </w:rPr>
+              <w:t xml:space="preserve"> </w:t>
+            </w:r>
+          </w:p>
+        </w:tc>
+        <w:tc>
+          <w:tcPr>
+            <w:tcW w:w="0" w:type="auto"/>
+            <w:tcBorders>
+              <w:top w:val="nil"/>
+              <w:left w:val="nil"/>
+              <w:bottom w:val="nil"/>
+              <w:right w:val="single" w:sz="12" w:space="0" w:color="auto"/>
+            </w:tcBorders>
+            <w:shd w:val="clear" w:color="auto" w:fill="auto"/>
+            <w:noWrap/>
+            <w:tcMar>
+              <w:top w:w="15" w:type="dxa"/>
+              <w:left w:w="15" w:type="dxa"/>
+              <w:bottom w:w="0" w:type="dxa"/>
+              <w:right w:w="15" w:type="dxa"/>
+            </w:tcMar>
+            <w:vAlign w:val="bottom"/>
+            <w:hideMark/>
+          </w:tcPr>
+          <w:p>
+            <w:pPr>
+              <w:rPr>
+                <w:rFonts w:ascii="Calibri" w:eastAsia="Times New Roman" w:hAnsi="Calibri" w:cs="Calibri"/>
+                <w:b/>
+                <w:bCs/>
+                <w:color w:val="000000"/>
+              </w:rPr>
+            </w:pPr>
+            <w:r>
+              <w:rPr>
+                <w:rFonts w:ascii="Calibri" w:eastAsia="Times New Roman" w:hAnsi="Calibri" w:cs="Calibri"/>
+                <w:b/>
+                <w:bCs/>
+                <w:color w:val="000000"/>
+              </w:rPr>
+              <w:t> </w:t>
+            </w:r>
+          </w:p>
+        </w:tc>
+        <w:tc>
+          <w:tcPr>
+            <w:tcW w:w="0" w:type="auto"/>
+            <w:tcBorders>
+              <w:top w:val="nil"/>
+              <w:left w:val="nil"/>
+              <w:bottom w:val="nil"/>
+              <w:right w:val="single" w:sz="4" w:space="0" w:color="auto"/>
+            </w:tcBorders>
+            <w:shd w:val="clear" w:color="auto" w:fill="auto"/>
+            <w:noWrap/>
+            <w:tcMar>
+              <w:top w:w="15" w:type="dxa"/>
+              <w:left w:w="15" w:type="dxa"/>
+              <w:bottom w:w="0" w:type="dxa"/>
+              <w:right w:w="15" w:type="dxa"/>
+            </w:tcMar>
+            <w:vAlign w:val="bottom"/>
+            <w:hideMark/>
+          </w:tcPr>
+          <w:p>
+            <w:pPr>
+              <w:rPr>
+                <w:rFonts w:ascii="Calibri" w:eastAsia="Times New Roman" w:hAnsi="Calibri" w:cs="Calibri"/>
+                <w:color w:val="000000"/>
+              </w:rPr>
+            </w:pPr>
+            <w:r>
+              <w:rPr>
+                <w:rFonts w:ascii="Calibri" w:eastAsia="Times New Roman" w:hAnsi="Calibri" w:cs="Calibri"/>
+                <w:color w:val="000000"/>
+              </w:rPr>
+              <w:t> </w:t>
+            </w:r>
+          </w:p>
+        </w:tc>
+        <w:tc>
+          <w:tcPr>
+            <w:tcW w:w="539" w:type="dxa"/>
+            <w:tcBorders>
+              <w:top w:val="nil"/>
+              <w:left w:val="nil"/>
+              <w:bottom w:val="nil"/>
+              <w:right w:val="nil"/>
+            </w:tcBorders>
+            <w:shd w:val="clear" w:color="auto" w:fill="auto"/>
+            <w:noWrap/>
+            <w:tcMar>
+              <w:top w:w="15" w:type="dxa"/>
+              <w:left w:w="15" w:type="dxa"/>
+              <w:bottom w:w="0" w:type="dxa"/>
+              <w:right w:w="15" w:type="dxa"/>
+            </w:tcMar>
+            <w:vAlign w:val="bottom"/>
+            <w:hideMark/>
+          </w:tcPr>
+          <w:p>
+            <w:pPr>
+              <w:rPr>
+                <w:rFonts w:ascii="Calibri" w:eastAsia="Times New Roman" w:hAnsi="Calibri" w:cs="Calibri"/>
+                <w:color w:val="000000"/>
+              </w:rPr>
+            </w:pPr>
+          </w:p>
+        </w:tc>
+        <w:tc>
+          <w:tcPr>
+            <w:tcW w:w="142" w:type="dxa"/>
+            <w:tcBorders>
+              <w:top w:val="nil"/>
+              <w:left w:val="nil"/>
+              <w:bottom w:val="nil"/>
+              <w:right w:val="single" w:sz="4" w:space="0" w:color="auto"/>
+            </w:tcBorders>
+            <w:shd w:val="clear" w:color="auto" w:fill="auto"/>
+            <w:noWrap/>
+            <w:tcMar>
+              <w:top w:w="15" w:type="dxa"/>
+              <w:left w:w="15" w:type="dxa"/>
+              <w:bottom w:w="0" w:type="dxa"/>
+              <w:right w:w="15" w:type="dxa"/>
+            </w:tcMar>
+            <w:vAlign w:val="bottom"/>
+            <w:hideMark/>
+          </w:tcPr>
+          <w:p>
+            <w:pPr>
+              <w:rPr>
+                <w:rFonts w:ascii="Calibri" w:eastAsia="Times New Roman" w:hAnsi="Calibri" w:cs="Calibri"/>
+                <w:color w:val="000000"/>
+              </w:rPr>
+            </w:pPr>
+            <w:r>
+              <w:rPr>
+                <w:rFonts w:ascii="Calibri" w:eastAsia="Times New Roman" w:hAnsi="Calibri" w:cs="Calibri"/>
+                <w:color w:val="000000"/>
+              </w:rPr>
+              <w:t> </w:t>
+            </w:r>
+          </w:p>
+        </w:tc>
+        <w:tc>
+          <w:tcPr>
+            <w:tcW w:w="708" w:type="dxa"/>
+            <w:tcBorders>
+              <w:top w:val="nil"/>
+              <w:left w:val="nil"/>
+              <w:bottom w:val="nil"/>
+              <w:right w:val="single" w:sz="4" w:space="0" w:color="auto"/>
+            </w:tcBorders>
+            <w:shd w:val="clear" w:color="auto" w:fill="auto"/>
+            <w:noWrap/>
+            <w:tcMar>
+              <w:top w:w="15" w:type="dxa"/>
+              <w:left w:w="15" w:type="dxa"/>
+              <w:bottom w:w="0" w:type="dxa"/>
+              <w:right w:w="15" w:type="dxa"/>
+            </w:tcMar>
+            <w:vAlign w:val="bottom"/>
+            <w:hideMark/>
+          </w:tcPr>
+          <w:p>
+            <w:pPr>
+              <w:rPr>
+                <w:rFonts w:ascii="Calibri" w:eastAsia="Times New Roman" w:hAnsi="Calibri" w:cs="Calibri"/>
+                <w:color w:val="000000"/>
+              </w:rPr>
+            </w:pPr>
+            <w:r>
+              <w:rPr>
+                <w:rFonts w:ascii="Calibri" w:eastAsia="Times New Roman" w:hAnsi="Calibri" w:cs="Calibri"/>
+                <w:color w:val="000000"/>
+              </w:rPr>
+              <w:t> </w:t>
+            </w:r>
+          </w:p>
+        </w:tc>
+        <w:tc>
+          <w:tcPr>
+            <w:tcW w:w="709" w:type="dxa"/>
+            <w:tcBorders>
+              <w:top w:val="nil"/>
+              <w:left w:val="nil"/>
+              <w:bottom w:val="nil"/>
+              <w:right w:val="single" w:sz="4" w:space="0" w:color="auto"/>
+            </w:tcBorders>
+            <w:shd w:val="clear" w:color="000000" w:fill="8DB4E2"/>
+            <w:noWrap/>
+            <w:tcMar>
+              <w:top w:w="15" w:type="dxa"/>
+              <w:left w:w="15" w:type="dxa"/>
+              <w:bottom w:w="0" w:type="dxa"/>
+              <w:right w:w="15" w:type="dxa"/>
+            </w:tcMar>
+            <w:vAlign w:val="bottom"/>
+            <w:hideMark/>
+          </w:tcPr>
+          <w:p>
+            <w:pPr>
+              <w:rPr>
+                <w:rFonts w:ascii="Calibri" w:eastAsia="Times New Roman" w:hAnsi="Calibri" w:cs="Calibri"/>
+                <w:color w:val="000000"/>
+              </w:rPr>
+            </w:pPr>
+            <w:r>
+              <w:rPr>
+                <w:rFonts w:ascii="Calibri" w:eastAsia="Times New Roman" w:hAnsi="Calibri" w:cs="Calibri"/>
+                <w:color w:val="000000"/>
+              </w:rPr>
+              <w:t> </w:t>
+            </w:r>
+          </w:p>
+        </w:tc>
+        <w:tc>
+          <w:tcPr>
+            <w:tcW w:w="709" w:type="dxa"/>
+            <w:tcBorders>
+              <w:top w:val="nil"/>
+              <w:left w:val="nil"/>
+              <w:bottom w:val="nil"/>
+              <w:right w:val="single" w:sz="4" w:space="0" w:color="auto"/>
+            </w:tcBorders>
+            <w:shd w:val="clear" w:color="000000" w:fill="8DB4E2"/>
+            <w:noWrap/>
+            <w:tcMar>
+              <w:top w:w="15" w:type="dxa"/>
+              <w:left w:w="15" w:type="dxa"/>
+              <w:bottom w:w="0" w:type="dxa"/>
+              <w:right w:w="15" w:type="dxa"/>
+            </w:tcMar>
+            <w:vAlign w:val="bottom"/>
+            <w:hideMark/>
+          </w:tcPr>
+          <w:p>
+            <w:pPr>
+              <w:rPr>
+                <w:rFonts w:ascii="Calibri" w:eastAsia="Times New Roman" w:hAnsi="Calibri" w:cs="Calibri"/>
+                <w:color w:val="000000"/>
+              </w:rPr>
+            </w:pPr>
+            <w:r>
+              <w:rPr>
+                <w:rFonts w:ascii="Calibri" w:eastAsia="Times New Roman" w:hAnsi="Calibri" w:cs="Calibri"/>
+                <w:color w:val="000000"/>
+              </w:rPr>
+              <w:t> </w:t>
+            </w:r>
+          </w:p>
+        </w:tc>
+        <w:tc>
+          <w:tcPr>
+            <w:tcW w:w="283" w:type="dxa"/>
+            <w:tcBorders>
+              <w:top w:val="nil"/>
+              <w:left w:val="nil"/>
+              <w:bottom w:val="nil"/>
+              <w:right w:val="nil"/>
+            </w:tcBorders>
+            <w:shd w:val="clear" w:color="000000" w:fill="8DB4E2"/>
+            <w:noWrap/>
+            <w:tcMar>
+              <w:top w:w="15" w:type="dxa"/>
+              <w:left w:w="15" w:type="dxa"/>
+              <w:bottom w:w="0" w:type="dxa"/>
+              <w:right w:w="15" w:type="dxa"/>
+            </w:tcMar>
+            <w:vAlign w:val="bottom"/>
+            <w:hideMark/>
+          </w:tcPr>
+          <w:p>
+            <w:pPr>
+              <w:rPr>
+                <w:rFonts w:ascii="Calibri" w:eastAsia="Times New Roman" w:hAnsi="Calibri" w:cs="Calibri"/>
+                <w:color w:val="000000"/>
+              </w:rPr>
+            </w:pPr>
+            <w:r>
+              <w:rPr>
+                <w:rFonts w:ascii="Calibri" w:eastAsia="Times New Roman" w:hAnsi="Calibri" w:cs="Calibri"/>
+                <w:color w:val="000000"/>
+              </w:rPr>
+              <w:t> </w:t>
+            </w:r>
+          </w:p>
+        </w:tc>
+        <w:tc>
+          <w:tcPr>
+            <w:tcW w:w="426" w:type="dxa"/>
+            <w:tcBorders>
+              <w:top w:val="nil"/>
+              <w:left w:val="nil"/>
+              <w:bottom w:val="nil"/>
+              <w:right w:val="single" w:sz="4" w:space="0" w:color="auto"/>
+            </w:tcBorders>
+            <w:shd w:val="clear" w:color="auto" w:fill="auto"/>
+            <w:noWrap/>
+            <w:tcMar>
+              <w:top w:w="15" w:type="dxa"/>
+              <w:left w:w="15" w:type="dxa"/>
+              <w:bottom w:w="0" w:type="dxa"/>
+              <w:right w:w="15" w:type="dxa"/>
+            </w:tcMar>
+            <w:vAlign w:val="bottom"/>
+            <w:hideMark/>
+          </w:tcPr>
+          <w:p>
+            <w:pPr>
+              <w:rPr>
+                <w:rFonts w:ascii="Calibri" w:eastAsia="Times New Roman" w:hAnsi="Calibri" w:cs="Calibri"/>
+                <w:color w:val="000000"/>
+              </w:rPr>
+            </w:pPr>
+            <w:r>
+              <w:rPr>
+                <w:rFonts w:ascii="Calibri" w:eastAsia="Times New Roman" w:hAnsi="Calibri" w:cs="Calibri"/>
+                <w:color w:val="000000"/>
+              </w:rPr>
+              <w:t> </w:t>
+            </w:r>
+          </w:p>
+        </w:tc>
+        <w:tc>
+          <w:tcPr>
+            <w:tcW w:w="708" w:type="dxa"/>
+            <w:tcBorders>
+              <w:top w:val="nil"/>
+              <w:left w:val="nil"/>
+              <w:bottom w:val="nil"/>
+              <w:right w:val="single" w:sz="4" w:space="0" w:color="auto"/>
+            </w:tcBorders>
+            <w:shd w:val="clear" w:color="auto" w:fill="auto"/>
+            <w:noWrap/>
+            <w:tcMar>
+              <w:top w:w="15" w:type="dxa"/>
+              <w:left w:w="15" w:type="dxa"/>
+              <w:bottom w:w="0" w:type="dxa"/>
+              <w:right w:w="15" w:type="dxa"/>
+            </w:tcMar>
+            <w:vAlign w:val="bottom"/>
+            <w:hideMark/>
+          </w:tcPr>
+          <w:p>
+            <w:pPr>
+              <w:rPr>
+                <w:rFonts w:ascii="Calibri" w:eastAsia="Times New Roman" w:hAnsi="Calibri" w:cs="Calibri"/>
+                <w:color w:val="000000"/>
+              </w:rPr>
+            </w:pPr>
+            <w:r>
+              <w:rPr>
+                <w:rFonts w:ascii="Calibri" w:eastAsia="Times New Roman" w:hAnsi="Calibri" w:cs="Calibri"/>
+                <w:color w:val="000000"/>
+              </w:rPr>
+              <w:t> </w:t>
+            </w:r>
+          </w:p>
+        </w:tc>
+        <w:tc>
+          <w:tcPr>
+            <w:tcW w:w="709" w:type="dxa"/>
+            <w:tcBorders>
+              <w:top w:val="nil"/>
+              <w:left w:val="nil"/>
+              <w:bottom w:val="nil"/>
+              <w:right w:val="single" w:sz="4" w:space="0" w:color="auto"/>
+            </w:tcBorders>
+            <w:shd w:val="clear" w:color="auto" w:fill="auto"/>
+            <w:noWrap/>
+            <w:tcMar>
+              <w:top w:w="15" w:type="dxa"/>
+              <w:left w:w="15" w:type="dxa"/>
+              <w:bottom w:w="0" w:type="dxa"/>
+              <w:right w:w="15" w:type="dxa"/>
+            </w:tcMar>
+            <w:vAlign w:val="bottom"/>
+            <w:hideMark/>
+          </w:tcPr>
+          <w:p>
+            <w:pPr>
+              <w:rPr>
+                <w:rFonts w:ascii="Calibri" w:eastAsia="Times New Roman" w:hAnsi="Calibri" w:cs="Calibri"/>
+                <w:color w:val="000000"/>
+              </w:rPr>
+            </w:pPr>
+            <w:r>
+              <w:rPr>
+                <w:rFonts w:ascii="Calibri" w:eastAsia="Times New Roman" w:hAnsi="Calibri" w:cs="Calibri"/>
+                <w:color w:val="000000"/>
+              </w:rPr>
+              <w:t> </w:t>
+            </w:r>
+          </w:p>
+        </w:tc>
+        <w:tc>
+          <w:tcPr>
+            <w:tcW w:w="709" w:type="dxa"/>
+            <w:tcBorders>
+              <w:top w:val="nil"/>
+              <w:left w:val="nil"/>
+              <w:bottom w:val="nil"/>
+              <w:right w:val="single" w:sz="12" w:space="0" w:color="auto"/>
+            </w:tcBorders>
+            <w:shd w:val="clear" w:color="auto" w:fill="auto"/>
+            <w:noWrap/>
+            <w:tcMar>
+              <w:top w:w="15" w:type="dxa"/>
+              <w:left w:w="15" w:type="dxa"/>
+              <w:bottom w:w="0" w:type="dxa"/>
+              <w:right w:w="15" w:type="dxa"/>
+            </w:tcMar>
+            <w:vAlign w:val="bottom"/>
+            <w:hideMark/>
+          </w:tcPr>
+          <w:p>
+            <w:pPr>
+              <w:rPr>
+                <w:rFonts w:ascii="Calibri" w:eastAsia="Times New Roman" w:hAnsi="Calibri" w:cs="Calibri"/>
+                <w:color w:val="000000"/>
+              </w:rPr>
+            </w:pPr>
+            <w:r>
+              <w:rPr>
+                <w:rFonts w:ascii="Calibri" w:eastAsia="Times New Roman" w:hAnsi="Calibri" w:cs="Calibri"/>
+                <w:color w:val="000000"/>
+              </w:rPr>
+              <w:t> </w:t>
+            </w:r>
+          </w:p>
+        </w:tc>
+      </w:tr>
+      <w:tr>
+        <w:trPr>
+          <w:trHeight w:val="280"/>
+        </w:trPr>
+        <w:tc>
+          <w:tcPr>
+            <w:tcW w:w="0" w:type="auto"/>
+            <w:tcBorders>
+              <w:top w:val="nil"/>
+              <w:left w:val="single" w:sz="12" w:space="0" w:color="auto"/>
+              <w:bottom w:val="nil"/>
+              <w:right w:val="nil"/>
+            </w:tcBorders>
+            <w:shd w:val="clear" w:color="auto" w:fill="auto"/>
+            <w:noWrap/>
+            <w:tcMar>
+              <w:top w:w="15" w:type="dxa"/>
+              <w:left w:w="15" w:type="dxa"/>
+              <w:bottom w:w="0" w:type="dxa"/>
+              <w:right w:w="15" w:type="dxa"/>
+            </w:tcMar>
+            <w:vAlign w:val="bottom"/>
+            <w:hideMark/>
+          </w:tcPr>
+          <w:p>
+            <w:pPr>
+              <w:rPr>
+                <w:rFonts w:ascii="Calibri" w:eastAsia="Times New Roman" w:hAnsi="Calibri" w:cs="Calibri"/>
+                <w:color w:val="000000"/>
+              </w:rPr>
+            </w:pPr>
+            <w:r>
+              <w:rPr>
+                <w:rFonts w:ascii="Calibri" w:eastAsia="Times New Roman" w:hAnsi="Calibri" w:cs="Calibri"/>
+                <w:color w:val="000000"/>
+              </w:rPr>
+              <w:t xml:space="preserve"> </w:t>
+            </w:r>
+            <w:r>
+              <w:rPr>
+                <w:rFonts w:ascii="Calibri" w:eastAsia="Times New Roman" w:hAnsi="Calibri" w:cs="Calibri"/>
+                <w:color w:val="000000"/>
+              </w:rPr>
+              <w:t xml:space="preserve">  </w:t>
+            </w:r>
+            <w:proofErr w:type="spellStart"/>
+            <w:r>
+              <w:rPr>
+                <w:rFonts w:ascii="Calibri" w:eastAsia="Times New Roman" w:hAnsi="Calibri" w:cs="Calibri"/>
+                <w:color w:val="000000"/>
+              </w:rPr>
+              <w:t>afzonderlijke</w:t>
+            </w:r>
+            <w:proofErr w:type="spellEnd"/>
+            <w:r>
+              <w:rPr>
+                <w:rFonts w:ascii="Calibri" w:eastAsia="Times New Roman" w:hAnsi="Calibri" w:cs="Calibri"/>
+                <w:color w:val="000000"/>
+              </w:rPr>
+              <w:t xml:space="preserve"> apps</w:t>
+            </w:r>
+          </w:p>
+        </w:tc>
+        <w:tc>
+          <w:tcPr>
+            <w:tcW w:w="0" w:type="auto"/>
+            <w:tcBorders>
+              <w:top w:val="nil"/>
+              <w:left w:val="nil"/>
+              <w:bottom w:val="single" w:sz="8" w:space="0" w:color="auto"/>
+              <w:right w:val="single" w:sz="12" w:space="0" w:color="auto"/>
+            </w:tcBorders>
+            <w:shd w:val="clear" w:color="auto" w:fill="auto"/>
+            <w:noWrap/>
+            <w:tcMar>
+              <w:top w:w="15" w:type="dxa"/>
+              <w:left w:w="15" w:type="dxa"/>
+              <w:bottom w:w="0" w:type="dxa"/>
+              <w:right w:w="15" w:type="dxa"/>
+            </w:tcMar>
+            <w:vAlign w:val="bottom"/>
+            <w:hideMark/>
+          </w:tcPr>
+          <w:p>
+            <w:pPr>
+              <w:rPr>
+                <w:rFonts w:ascii="Calibri" w:eastAsia="Times New Roman" w:hAnsi="Calibri" w:cs="Calibri"/>
+                <w:b/>
+                <w:bCs/>
+                <w:color w:val="000000"/>
+              </w:rPr>
+            </w:pPr>
+            <w:r>
+              <w:rPr>
+                <w:rFonts w:ascii="Calibri" w:eastAsia="Times New Roman" w:hAnsi="Calibri" w:cs="Calibri"/>
+                <w:b/>
+                <w:bCs/>
+                <w:color w:val="000000"/>
+              </w:rPr>
+              <w:t> </w:t>
+            </w:r>
+          </w:p>
+        </w:tc>
+        <w:tc>
+          <w:tcPr>
+            <w:tcW w:w="0" w:type="auto"/>
+            <w:tcBorders>
+              <w:top w:val="nil"/>
+              <w:left w:val="nil"/>
+              <w:bottom w:val="single" w:sz="8" w:space="0" w:color="auto"/>
+              <w:right w:val="single" w:sz="4" w:space="0" w:color="auto"/>
+            </w:tcBorders>
+            <w:shd w:val="clear" w:color="auto" w:fill="auto"/>
+            <w:noWrap/>
+            <w:tcMar>
+              <w:top w:w="15" w:type="dxa"/>
+              <w:left w:w="15" w:type="dxa"/>
+              <w:bottom w:w="0" w:type="dxa"/>
+              <w:right w:w="15" w:type="dxa"/>
+            </w:tcMar>
+            <w:vAlign w:val="bottom"/>
+            <w:hideMark/>
+          </w:tcPr>
+          <w:p>
+            <w:pPr>
+              <w:rPr>
+                <w:rFonts w:ascii="Calibri" w:eastAsia="Times New Roman" w:hAnsi="Calibri" w:cs="Calibri"/>
+                <w:color w:val="000000"/>
+              </w:rPr>
+            </w:pPr>
+            <w:r>
+              <w:rPr>
+                <w:rFonts w:ascii="Calibri" w:eastAsia="Times New Roman" w:hAnsi="Calibri" w:cs="Calibri"/>
+                <w:color w:val="000000"/>
+              </w:rPr>
+              <w:t> </w:t>
+            </w:r>
+          </w:p>
+        </w:tc>
+        <w:tc>
+          <w:tcPr>
+            <w:tcW w:w="539" w:type="dxa"/>
+            <w:tcBorders>
+              <w:top w:val="nil"/>
+              <w:left w:val="nil"/>
+              <w:bottom w:val="single" w:sz="8" w:space="0" w:color="auto"/>
+              <w:right w:val="nil"/>
+            </w:tcBorders>
+            <w:shd w:val="clear" w:color="auto" w:fill="auto"/>
+            <w:noWrap/>
+            <w:tcMar>
+              <w:top w:w="15" w:type="dxa"/>
+              <w:left w:w="15" w:type="dxa"/>
+              <w:bottom w:w="0" w:type="dxa"/>
+              <w:right w:w="15" w:type="dxa"/>
+            </w:tcMar>
+            <w:vAlign w:val="bottom"/>
+            <w:hideMark/>
+          </w:tcPr>
+          <w:p>
+            <w:pPr>
+              <w:rPr>
+                <w:rFonts w:ascii="Calibri" w:eastAsia="Times New Roman" w:hAnsi="Calibri" w:cs="Calibri"/>
+                <w:color w:val="000000"/>
+              </w:rPr>
+            </w:pPr>
+            <w:r>
+              <w:rPr>
+                <w:rFonts w:ascii="Calibri" w:eastAsia="Times New Roman" w:hAnsi="Calibri" w:cs="Calibri"/>
+                <w:color w:val="000000"/>
+              </w:rPr>
+              <w:t> </w:t>
+            </w:r>
+          </w:p>
+        </w:tc>
+        <w:tc>
+          <w:tcPr>
+            <w:tcW w:w="142" w:type="dxa"/>
+            <w:tcBorders>
+              <w:top w:val="nil"/>
+              <w:left w:val="nil"/>
+              <w:bottom w:val="single" w:sz="8" w:space="0" w:color="auto"/>
+              <w:right w:val="single" w:sz="4" w:space="0" w:color="auto"/>
+            </w:tcBorders>
+            <w:shd w:val="clear" w:color="auto" w:fill="auto"/>
+            <w:noWrap/>
+            <w:tcMar>
+              <w:top w:w="15" w:type="dxa"/>
+              <w:left w:w="15" w:type="dxa"/>
+              <w:bottom w:w="0" w:type="dxa"/>
+              <w:right w:w="15" w:type="dxa"/>
+            </w:tcMar>
+            <w:vAlign w:val="bottom"/>
+            <w:hideMark/>
+          </w:tcPr>
+          <w:p>
+            <w:pPr>
+              <w:rPr>
+                <w:rFonts w:ascii="Calibri" w:eastAsia="Times New Roman" w:hAnsi="Calibri" w:cs="Calibri"/>
+                <w:color w:val="000000"/>
+              </w:rPr>
+            </w:pPr>
+            <w:r>
+              <w:rPr>
+                <w:rFonts w:ascii="Calibri" w:eastAsia="Times New Roman" w:hAnsi="Calibri" w:cs="Calibri"/>
+                <w:color w:val="000000"/>
+              </w:rPr>
+              <w:t> </w:t>
+            </w:r>
+          </w:p>
+        </w:tc>
+        <w:tc>
+          <w:tcPr>
+            <w:tcW w:w="708" w:type="dxa"/>
+            <w:tcBorders>
+              <w:top w:val="nil"/>
+              <w:left w:val="nil"/>
+              <w:bottom w:val="single" w:sz="8" w:space="0" w:color="auto"/>
+              <w:right w:val="single" w:sz="4" w:space="0" w:color="auto"/>
+            </w:tcBorders>
+            <w:shd w:val="clear" w:color="auto" w:fill="auto"/>
+            <w:noWrap/>
+            <w:tcMar>
+              <w:top w:w="15" w:type="dxa"/>
+              <w:left w:w="15" w:type="dxa"/>
+              <w:bottom w:w="0" w:type="dxa"/>
+              <w:right w:w="15" w:type="dxa"/>
+            </w:tcMar>
+            <w:vAlign w:val="bottom"/>
+            <w:hideMark/>
+          </w:tcPr>
+          <w:p>
+            <w:pPr>
+              <w:rPr>
+                <w:rFonts w:ascii="Calibri" w:eastAsia="Times New Roman" w:hAnsi="Calibri" w:cs="Calibri"/>
+                <w:color w:val="000000"/>
+              </w:rPr>
+            </w:pPr>
+            <w:r>
+              <w:rPr>
+                <w:rFonts w:ascii="Calibri" w:eastAsia="Times New Roman" w:hAnsi="Calibri" w:cs="Calibri"/>
+                <w:color w:val="000000"/>
+              </w:rPr>
+              <w:t> </w:t>
+            </w:r>
+          </w:p>
+        </w:tc>
+        <w:tc>
+          <w:tcPr>
+            <w:tcW w:w="709" w:type="dxa"/>
+            <w:tcBorders>
+              <w:top w:val="nil"/>
+              <w:left w:val="nil"/>
+              <w:bottom w:val="single" w:sz="8" w:space="0" w:color="auto"/>
+              <w:right w:val="single" w:sz="4" w:space="0" w:color="auto"/>
+            </w:tcBorders>
+            <w:shd w:val="clear" w:color="000000" w:fill="8DB4E2"/>
+            <w:noWrap/>
+            <w:tcMar>
+              <w:top w:w="15" w:type="dxa"/>
+              <w:left w:w="15" w:type="dxa"/>
+              <w:bottom w:w="0" w:type="dxa"/>
+              <w:right w:w="15" w:type="dxa"/>
+            </w:tcMar>
+            <w:vAlign w:val="bottom"/>
+            <w:hideMark/>
+          </w:tcPr>
+          <w:p>
+            <w:pPr>
+              <w:rPr>
+                <w:rFonts w:ascii="Calibri" w:eastAsia="Times New Roman" w:hAnsi="Calibri" w:cs="Calibri"/>
+                <w:color w:val="000000"/>
+              </w:rPr>
+            </w:pPr>
+            <w:r>
+              <w:rPr>
+                <w:rFonts w:ascii="Calibri" w:eastAsia="Times New Roman" w:hAnsi="Calibri" w:cs="Calibri"/>
+                <w:color w:val="000000"/>
+              </w:rPr>
+              <w:t> </w:t>
+            </w:r>
+          </w:p>
+        </w:tc>
+        <w:tc>
+          <w:tcPr>
+            <w:tcW w:w="709" w:type="dxa"/>
+            <w:tcBorders>
+              <w:top w:val="nil"/>
+              <w:left w:val="nil"/>
+              <w:bottom w:val="single" w:sz="8" w:space="0" w:color="auto"/>
+              <w:right w:val="single" w:sz="4" w:space="0" w:color="auto"/>
+            </w:tcBorders>
+            <w:shd w:val="clear" w:color="000000" w:fill="8DB4E2"/>
+            <w:noWrap/>
+            <w:tcMar>
+              <w:top w:w="15" w:type="dxa"/>
+              <w:left w:w="15" w:type="dxa"/>
+              <w:bottom w:w="0" w:type="dxa"/>
+              <w:right w:w="15" w:type="dxa"/>
+            </w:tcMar>
+            <w:vAlign w:val="bottom"/>
+            <w:hideMark/>
+          </w:tcPr>
+          <w:p>
+            <w:pPr>
+              <w:rPr>
+                <w:rFonts w:ascii="Calibri" w:eastAsia="Times New Roman" w:hAnsi="Calibri" w:cs="Calibri"/>
+                <w:color w:val="000000"/>
+              </w:rPr>
+            </w:pPr>
+            <w:r>
+              <w:rPr>
+                <w:rFonts w:ascii="Calibri" w:eastAsia="Times New Roman" w:hAnsi="Calibri" w:cs="Calibri"/>
+                <w:color w:val="000000"/>
+              </w:rPr>
+              <w:t> </w:t>
+            </w:r>
+          </w:p>
+        </w:tc>
+        <w:tc>
+          <w:tcPr>
+            <w:tcW w:w="283" w:type="dxa"/>
+            <w:tcBorders>
+              <w:top w:val="nil"/>
+              <w:left w:val="nil"/>
+              <w:bottom w:val="single" w:sz="8" w:space="0" w:color="auto"/>
+              <w:right w:val="nil"/>
+            </w:tcBorders>
+            <w:shd w:val="clear" w:color="000000" w:fill="8DB4E2"/>
+            <w:noWrap/>
+            <w:tcMar>
+              <w:top w:w="15" w:type="dxa"/>
+              <w:left w:w="15" w:type="dxa"/>
+              <w:bottom w:w="0" w:type="dxa"/>
+              <w:right w:w="15" w:type="dxa"/>
+            </w:tcMar>
+            <w:vAlign w:val="bottom"/>
+            <w:hideMark/>
+          </w:tcPr>
+          <w:p>
+            <w:pPr>
+              <w:rPr>
+                <w:rFonts w:ascii="Calibri" w:eastAsia="Times New Roman" w:hAnsi="Calibri" w:cs="Calibri"/>
+                <w:color w:val="000000"/>
+              </w:rPr>
+            </w:pPr>
+            <w:r>
+              <w:rPr>
+                <w:rFonts w:ascii="Calibri" w:eastAsia="Times New Roman" w:hAnsi="Calibri" w:cs="Calibri"/>
+                <w:color w:val="000000"/>
+              </w:rPr>
+              <w:t> </w:t>
+            </w:r>
+          </w:p>
+        </w:tc>
+        <w:tc>
+          <w:tcPr>
+            <w:tcW w:w="426" w:type="dxa"/>
+            <w:tcBorders>
+              <w:top w:val="nil"/>
+              <w:left w:val="nil"/>
+              <w:bottom w:val="single" w:sz="8" w:space="0" w:color="auto"/>
+              <w:right w:val="single" w:sz="4" w:space="0" w:color="auto"/>
+            </w:tcBorders>
+            <w:shd w:val="clear" w:color="auto" w:fill="auto"/>
+            <w:noWrap/>
+            <w:tcMar>
+              <w:top w:w="15" w:type="dxa"/>
+              <w:left w:w="15" w:type="dxa"/>
+              <w:bottom w:w="0" w:type="dxa"/>
+              <w:right w:w="15" w:type="dxa"/>
+            </w:tcMar>
+            <w:vAlign w:val="bottom"/>
+            <w:hideMark/>
+          </w:tcPr>
+          <w:p>
+            <w:pPr>
+              <w:rPr>
+                <w:rFonts w:ascii="Calibri" w:eastAsia="Times New Roman" w:hAnsi="Calibri" w:cs="Calibri"/>
+                <w:color w:val="000000"/>
+              </w:rPr>
+            </w:pPr>
+            <w:r>
+              <w:rPr>
+                <w:rFonts w:ascii="Calibri" w:eastAsia="Times New Roman" w:hAnsi="Calibri" w:cs="Calibri"/>
+                <w:color w:val="000000"/>
+              </w:rPr>
+              <w:t> </w:t>
+            </w:r>
+          </w:p>
+        </w:tc>
+        <w:tc>
+          <w:tcPr>
+            <w:tcW w:w="708" w:type="dxa"/>
+            <w:tcBorders>
+              <w:top w:val="nil"/>
+              <w:left w:val="nil"/>
+              <w:bottom w:val="single" w:sz="8" w:space="0" w:color="auto"/>
+              <w:right w:val="single" w:sz="4" w:space="0" w:color="auto"/>
+            </w:tcBorders>
+            <w:shd w:val="clear" w:color="auto" w:fill="auto"/>
+            <w:noWrap/>
+            <w:tcMar>
+              <w:top w:w="15" w:type="dxa"/>
+              <w:left w:w="15" w:type="dxa"/>
+              <w:bottom w:w="0" w:type="dxa"/>
+              <w:right w:w="15" w:type="dxa"/>
+            </w:tcMar>
+            <w:vAlign w:val="bottom"/>
+            <w:hideMark/>
+          </w:tcPr>
+          <w:p>
+            <w:pPr>
+              <w:rPr>
+                <w:rFonts w:ascii="Calibri" w:eastAsia="Times New Roman" w:hAnsi="Calibri" w:cs="Calibri"/>
+                <w:color w:val="000000"/>
+              </w:rPr>
+            </w:pPr>
+            <w:r>
+              <w:rPr>
+                <w:rFonts w:ascii="Calibri" w:eastAsia="Times New Roman" w:hAnsi="Calibri" w:cs="Calibri"/>
+                <w:color w:val="000000"/>
+              </w:rPr>
+              <w:t> </w:t>
+            </w:r>
+          </w:p>
+        </w:tc>
+        <w:tc>
+          <w:tcPr>
+            <w:tcW w:w="709" w:type="dxa"/>
+            <w:tcBorders>
+              <w:top w:val="nil"/>
+              <w:left w:val="nil"/>
+              <w:bottom w:val="single" w:sz="8" w:space="0" w:color="auto"/>
+              <w:right w:val="single" w:sz="4" w:space="0" w:color="auto"/>
+            </w:tcBorders>
+            <w:shd w:val="clear" w:color="auto" w:fill="auto"/>
+            <w:noWrap/>
+            <w:tcMar>
+              <w:top w:w="15" w:type="dxa"/>
+              <w:left w:w="15" w:type="dxa"/>
+              <w:bottom w:w="0" w:type="dxa"/>
+              <w:right w:w="15" w:type="dxa"/>
+            </w:tcMar>
+            <w:vAlign w:val="bottom"/>
+            <w:hideMark/>
+          </w:tcPr>
+          <w:p>
+            <w:pPr>
+              <w:rPr>
+                <w:rFonts w:ascii="Calibri" w:eastAsia="Times New Roman" w:hAnsi="Calibri" w:cs="Calibri"/>
+                <w:color w:val="000000"/>
+              </w:rPr>
+            </w:pPr>
+            <w:r>
+              <w:rPr>
+                <w:rFonts w:ascii="Calibri" w:eastAsia="Times New Roman" w:hAnsi="Calibri" w:cs="Calibri"/>
+                <w:color w:val="000000"/>
+              </w:rPr>
+              <w:t> </w:t>
+            </w:r>
+          </w:p>
+        </w:tc>
+        <w:tc>
+          <w:tcPr>
+            <w:tcW w:w="709" w:type="dxa"/>
+            <w:tcBorders>
+              <w:top w:val="nil"/>
+              <w:left w:val="nil"/>
+              <w:bottom w:val="single" w:sz="8" w:space="0" w:color="auto"/>
+              <w:right w:val="single" w:sz="12" w:space="0" w:color="auto"/>
+            </w:tcBorders>
+            <w:shd w:val="clear" w:color="auto" w:fill="auto"/>
+            <w:noWrap/>
+            <w:tcMar>
+              <w:top w:w="15" w:type="dxa"/>
+              <w:left w:w="15" w:type="dxa"/>
+              <w:bottom w:w="0" w:type="dxa"/>
+              <w:right w:w="15" w:type="dxa"/>
+            </w:tcMar>
+            <w:vAlign w:val="bottom"/>
+            <w:hideMark/>
+          </w:tcPr>
+          <w:p>
+            <w:pPr>
+              <w:rPr>
+                <w:rFonts w:ascii="Calibri" w:eastAsia="Times New Roman" w:hAnsi="Calibri" w:cs="Calibri"/>
+                <w:color w:val="000000"/>
+              </w:rPr>
+            </w:pPr>
+            <w:r>
+              <w:rPr>
+                <w:rFonts w:ascii="Calibri" w:eastAsia="Times New Roman" w:hAnsi="Calibri" w:cs="Calibri"/>
+                <w:color w:val="000000"/>
+              </w:rPr>
+              <w:t> </w:t>
+            </w:r>
+          </w:p>
+        </w:tc>
+      </w:tr>
+      <w:tr>
+        <w:trPr>
+          <w:trHeight w:val="280"/>
+        </w:trPr>
+        <w:tc>
+          <w:tcPr>
+            <w:tcW w:w="0" w:type="auto"/>
+            <w:gridSpan w:val="2"/>
+            <w:tcBorders>
+              <w:top w:val="single" w:sz="8" w:space="0" w:color="auto"/>
+              <w:left w:val="single" w:sz="12" w:space="0" w:color="auto"/>
+              <w:bottom w:val="single" w:sz="8" w:space="0" w:color="auto"/>
+              <w:right w:val="single" w:sz="12" w:space="0" w:color="000000"/>
+            </w:tcBorders>
+            <w:shd w:val="clear" w:color="auto" w:fill="auto"/>
+            <w:noWrap/>
+            <w:tcMar>
+              <w:top w:w="15" w:type="dxa"/>
+              <w:left w:w="15" w:type="dxa"/>
+              <w:bottom w:w="0" w:type="dxa"/>
+              <w:right w:w="15" w:type="dxa"/>
+            </w:tcMar>
+            <w:vAlign w:val="bottom"/>
+            <w:hideMark/>
+          </w:tcPr>
+          <w:p>
+            <w:pPr>
+              <w:rPr>
+                <w:rFonts w:ascii="Calibri" w:eastAsia="Times New Roman" w:hAnsi="Calibri" w:cs="Calibri"/>
+                <w:color w:val="000000"/>
+              </w:rPr>
+            </w:pPr>
+            <w:r>
+              <w:rPr>
+                <w:rFonts w:ascii="Calibri" w:eastAsia="Times New Roman" w:hAnsi="Calibri" w:cs="Calibri"/>
+                <w:color w:val="000000"/>
+              </w:rPr>
+              <w:t xml:space="preserve"> </w:t>
+            </w:r>
+            <w:r>
+              <w:rPr>
+                <w:rFonts w:ascii="Calibri" w:eastAsia="Times New Roman" w:hAnsi="Calibri" w:cs="Calibri"/>
+                <w:color w:val="000000"/>
+              </w:rPr>
+              <w:t xml:space="preserve">Testing + </w:t>
+            </w:r>
+            <w:proofErr w:type="spellStart"/>
+            <w:r>
+              <w:rPr>
+                <w:rFonts w:ascii="Calibri" w:eastAsia="Times New Roman" w:hAnsi="Calibri" w:cs="Calibri"/>
+                <w:color w:val="000000"/>
+              </w:rPr>
+              <w:t>degugging</w:t>
+            </w:r>
+            <w:proofErr w:type="spellEnd"/>
+          </w:p>
+        </w:tc>
+        <w:tc>
+          <w:tcPr>
+            <w:tcW w:w="0" w:type="auto"/>
+            <w:tcBorders>
+              <w:top w:val="nil"/>
+              <w:left w:val="nil"/>
+              <w:bottom w:val="single" w:sz="8" w:space="0" w:color="auto"/>
+              <w:right w:val="single" w:sz="4" w:space="0" w:color="auto"/>
+            </w:tcBorders>
+            <w:shd w:val="clear" w:color="auto" w:fill="auto"/>
+            <w:noWrap/>
+            <w:tcMar>
+              <w:top w:w="15" w:type="dxa"/>
+              <w:left w:w="15" w:type="dxa"/>
+              <w:bottom w:w="0" w:type="dxa"/>
+              <w:right w:w="15" w:type="dxa"/>
+            </w:tcMar>
+            <w:vAlign w:val="bottom"/>
+            <w:hideMark/>
+          </w:tcPr>
+          <w:p>
+            <w:pPr>
+              <w:rPr>
+                <w:rFonts w:ascii="Calibri" w:eastAsia="Times New Roman" w:hAnsi="Calibri" w:cs="Calibri"/>
+                <w:color w:val="000000"/>
+              </w:rPr>
+            </w:pPr>
+            <w:r>
+              <w:rPr>
+                <w:rFonts w:ascii="Calibri" w:eastAsia="Times New Roman" w:hAnsi="Calibri" w:cs="Calibri"/>
+                <w:color w:val="000000"/>
+              </w:rPr>
+              <w:t> </w:t>
+            </w:r>
+          </w:p>
+        </w:tc>
+        <w:tc>
+          <w:tcPr>
+            <w:tcW w:w="539" w:type="dxa"/>
+            <w:tcBorders>
+              <w:top w:val="nil"/>
+              <w:left w:val="nil"/>
+              <w:bottom w:val="single" w:sz="8" w:space="0" w:color="auto"/>
+              <w:right w:val="nil"/>
+            </w:tcBorders>
+            <w:shd w:val="clear" w:color="auto" w:fill="auto"/>
+            <w:noWrap/>
+            <w:tcMar>
+              <w:top w:w="15" w:type="dxa"/>
+              <w:left w:w="15" w:type="dxa"/>
+              <w:bottom w:w="0" w:type="dxa"/>
+              <w:right w:w="15" w:type="dxa"/>
+            </w:tcMar>
+            <w:vAlign w:val="bottom"/>
+            <w:hideMark/>
+          </w:tcPr>
+          <w:p>
+            <w:pPr>
+              <w:rPr>
+                <w:rFonts w:ascii="Calibri" w:eastAsia="Times New Roman" w:hAnsi="Calibri" w:cs="Calibri"/>
+                <w:color w:val="000000"/>
+              </w:rPr>
+            </w:pPr>
+            <w:r>
+              <w:rPr>
+                <w:rFonts w:ascii="Calibri" w:eastAsia="Times New Roman" w:hAnsi="Calibri" w:cs="Calibri"/>
+                <w:color w:val="000000"/>
+              </w:rPr>
+              <w:t> </w:t>
+            </w:r>
+          </w:p>
+        </w:tc>
+        <w:tc>
+          <w:tcPr>
+            <w:tcW w:w="142" w:type="dxa"/>
+            <w:tcBorders>
+              <w:top w:val="nil"/>
+              <w:left w:val="nil"/>
+              <w:bottom w:val="single" w:sz="8" w:space="0" w:color="auto"/>
+              <w:right w:val="single" w:sz="4" w:space="0" w:color="auto"/>
+            </w:tcBorders>
+            <w:shd w:val="clear" w:color="auto" w:fill="auto"/>
+            <w:noWrap/>
+            <w:tcMar>
+              <w:top w:w="15" w:type="dxa"/>
+              <w:left w:w="15" w:type="dxa"/>
+              <w:bottom w:w="0" w:type="dxa"/>
+              <w:right w:w="15" w:type="dxa"/>
+            </w:tcMar>
+            <w:vAlign w:val="bottom"/>
+            <w:hideMark/>
+          </w:tcPr>
+          <w:p>
+            <w:pPr>
+              <w:rPr>
+                <w:rFonts w:ascii="Calibri" w:eastAsia="Times New Roman" w:hAnsi="Calibri" w:cs="Calibri"/>
+                <w:color w:val="000000"/>
+              </w:rPr>
+            </w:pPr>
+            <w:r>
+              <w:rPr>
+                <w:rFonts w:ascii="Calibri" w:eastAsia="Times New Roman" w:hAnsi="Calibri" w:cs="Calibri"/>
+                <w:color w:val="000000"/>
+              </w:rPr>
+              <w:t> </w:t>
+            </w:r>
+          </w:p>
+        </w:tc>
+        <w:tc>
+          <w:tcPr>
+            <w:tcW w:w="708" w:type="dxa"/>
+            <w:tcBorders>
+              <w:top w:val="nil"/>
+              <w:left w:val="nil"/>
+              <w:bottom w:val="single" w:sz="8" w:space="0" w:color="auto"/>
+              <w:right w:val="single" w:sz="4" w:space="0" w:color="auto"/>
+            </w:tcBorders>
+            <w:shd w:val="clear" w:color="auto" w:fill="auto"/>
+            <w:noWrap/>
+            <w:tcMar>
+              <w:top w:w="15" w:type="dxa"/>
+              <w:left w:w="15" w:type="dxa"/>
+              <w:bottom w:w="0" w:type="dxa"/>
+              <w:right w:w="15" w:type="dxa"/>
+            </w:tcMar>
+            <w:vAlign w:val="bottom"/>
+            <w:hideMark/>
+          </w:tcPr>
+          <w:p>
+            <w:pPr>
+              <w:rPr>
+                <w:rFonts w:ascii="Calibri" w:eastAsia="Times New Roman" w:hAnsi="Calibri" w:cs="Calibri"/>
+                <w:color w:val="000000"/>
+              </w:rPr>
+            </w:pPr>
+            <w:r>
+              <w:rPr>
+                <w:rFonts w:ascii="Calibri" w:eastAsia="Times New Roman" w:hAnsi="Calibri" w:cs="Calibri"/>
+                <w:color w:val="000000"/>
+              </w:rPr>
+              <w:t> </w:t>
+            </w:r>
+          </w:p>
+        </w:tc>
+        <w:tc>
+          <w:tcPr>
+            <w:tcW w:w="709" w:type="dxa"/>
+            <w:tcBorders>
+              <w:top w:val="nil"/>
+              <w:left w:val="nil"/>
+              <w:bottom w:val="single" w:sz="8" w:space="0" w:color="auto"/>
+              <w:right w:val="single" w:sz="4" w:space="0" w:color="auto"/>
+            </w:tcBorders>
+            <w:shd w:val="clear" w:color="auto" w:fill="auto"/>
+            <w:noWrap/>
+            <w:tcMar>
+              <w:top w:w="15" w:type="dxa"/>
+              <w:left w:w="15" w:type="dxa"/>
+              <w:bottom w:w="0" w:type="dxa"/>
+              <w:right w:w="15" w:type="dxa"/>
+            </w:tcMar>
+            <w:vAlign w:val="bottom"/>
+            <w:hideMark/>
+          </w:tcPr>
+          <w:p>
+            <w:pPr>
+              <w:rPr>
+                <w:rFonts w:ascii="Calibri" w:eastAsia="Times New Roman" w:hAnsi="Calibri" w:cs="Calibri"/>
+                <w:color w:val="000000"/>
+              </w:rPr>
+            </w:pPr>
+            <w:r>
+              <w:rPr>
+                <w:rFonts w:ascii="Calibri" w:eastAsia="Times New Roman" w:hAnsi="Calibri" w:cs="Calibri"/>
+                <w:color w:val="000000"/>
+              </w:rPr>
+              <w:t> </w:t>
+            </w:r>
+          </w:p>
+        </w:tc>
+        <w:tc>
+          <w:tcPr>
+            <w:tcW w:w="709" w:type="dxa"/>
+            <w:tcBorders>
+              <w:top w:val="nil"/>
+              <w:left w:val="nil"/>
+              <w:bottom w:val="single" w:sz="8" w:space="0" w:color="auto"/>
+              <w:right w:val="single" w:sz="4" w:space="0" w:color="auto"/>
+            </w:tcBorders>
+            <w:shd w:val="clear" w:color="auto" w:fill="auto"/>
+            <w:noWrap/>
+            <w:tcMar>
+              <w:top w:w="15" w:type="dxa"/>
+              <w:left w:w="15" w:type="dxa"/>
+              <w:bottom w:w="0" w:type="dxa"/>
+              <w:right w:w="15" w:type="dxa"/>
+            </w:tcMar>
+            <w:vAlign w:val="bottom"/>
+            <w:hideMark/>
+          </w:tcPr>
+          <w:p>
+            <w:pPr>
+              <w:rPr>
+                <w:rFonts w:ascii="Calibri" w:eastAsia="Times New Roman" w:hAnsi="Calibri" w:cs="Calibri"/>
+                <w:color w:val="000000"/>
+              </w:rPr>
+            </w:pPr>
+            <w:r>
+              <w:rPr>
+                <w:rFonts w:ascii="Calibri" w:eastAsia="Times New Roman" w:hAnsi="Calibri" w:cs="Calibri"/>
+                <w:color w:val="000000"/>
+              </w:rPr>
+              <w:t> </w:t>
+            </w:r>
+          </w:p>
+        </w:tc>
+        <w:tc>
+          <w:tcPr>
+            <w:tcW w:w="283" w:type="dxa"/>
+            <w:tcBorders>
+              <w:top w:val="nil"/>
+              <w:left w:val="nil"/>
+              <w:bottom w:val="single" w:sz="8" w:space="0" w:color="auto"/>
+              <w:right w:val="nil"/>
+            </w:tcBorders>
+            <w:shd w:val="clear" w:color="auto" w:fill="auto"/>
+            <w:noWrap/>
+            <w:tcMar>
+              <w:top w:w="15" w:type="dxa"/>
+              <w:left w:w="15" w:type="dxa"/>
+              <w:bottom w:w="0" w:type="dxa"/>
+              <w:right w:w="15" w:type="dxa"/>
+            </w:tcMar>
+            <w:vAlign w:val="bottom"/>
+            <w:hideMark/>
+          </w:tcPr>
+          <w:p>
+            <w:pPr>
+              <w:rPr>
+                <w:rFonts w:ascii="Calibri" w:eastAsia="Times New Roman" w:hAnsi="Calibri" w:cs="Calibri"/>
+                <w:color w:val="000000"/>
+              </w:rPr>
+            </w:pPr>
+            <w:r>
+              <w:rPr>
+                <w:rFonts w:ascii="Calibri" w:eastAsia="Times New Roman" w:hAnsi="Calibri" w:cs="Calibri"/>
+                <w:color w:val="000000"/>
+              </w:rPr>
+              <w:t> </w:t>
+            </w:r>
+          </w:p>
+        </w:tc>
+        <w:tc>
+          <w:tcPr>
+            <w:tcW w:w="426" w:type="dxa"/>
+            <w:tcBorders>
+              <w:top w:val="nil"/>
+              <w:left w:val="nil"/>
+              <w:bottom w:val="single" w:sz="8" w:space="0" w:color="auto"/>
+              <w:right w:val="single" w:sz="4" w:space="0" w:color="auto"/>
+            </w:tcBorders>
+            <w:shd w:val="clear" w:color="000000" w:fill="8DB4E2"/>
+            <w:noWrap/>
+            <w:tcMar>
+              <w:top w:w="15" w:type="dxa"/>
+              <w:left w:w="15" w:type="dxa"/>
+              <w:bottom w:w="0" w:type="dxa"/>
+              <w:right w:w="15" w:type="dxa"/>
+            </w:tcMar>
+            <w:vAlign w:val="bottom"/>
+            <w:hideMark/>
+          </w:tcPr>
+          <w:p>
+            <w:pPr>
+              <w:rPr>
+                <w:rFonts w:ascii="Calibri" w:eastAsia="Times New Roman" w:hAnsi="Calibri" w:cs="Calibri"/>
+                <w:color w:val="000000"/>
+              </w:rPr>
+            </w:pPr>
+            <w:r>
+              <w:rPr>
+                <w:rFonts w:ascii="Calibri" w:eastAsia="Times New Roman" w:hAnsi="Calibri" w:cs="Calibri"/>
+                <w:color w:val="000000"/>
+              </w:rPr>
+              <w:t> </w:t>
+            </w:r>
+          </w:p>
+        </w:tc>
+        <w:tc>
+          <w:tcPr>
+            <w:tcW w:w="708" w:type="dxa"/>
+            <w:tcBorders>
+              <w:top w:val="nil"/>
+              <w:left w:val="nil"/>
+              <w:bottom w:val="single" w:sz="8" w:space="0" w:color="auto"/>
+              <w:right w:val="single" w:sz="4" w:space="0" w:color="auto"/>
+            </w:tcBorders>
+            <w:shd w:val="clear" w:color="auto" w:fill="auto"/>
+            <w:noWrap/>
+            <w:tcMar>
+              <w:top w:w="15" w:type="dxa"/>
+              <w:left w:w="15" w:type="dxa"/>
+              <w:bottom w:w="0" w:type="dxa"/>
+              <w:right w:w="15" w:type="dxa"/>
+            </w:tcMar>
+            <w:vAlign w:val="bottom"/>
+            <w:hideMark/>
+          </w:tcPr>
+          <w:p>
+            <w:pPr>
+              <w:rPr>
+                <w:rFonts w:ascii="Calibri" w:eastAsia="Times New Roman" w:hAnsi="Calibri" w:cs="Calibri"/>
+                <w:color w:val="000000"/>
+              </w:rPr>
+            </w:pPr>
+            <w:r>
+              <w:rPr>
+                <w:rFonts w:ascii="Calibri" w:eastAsia="Times New Roman" w:hAnsi="Calibri" w:cs="Calibri"/>
+                <w:color w:val="000000"/>
+              </w:rPr>
+              <w:t> </w:t>
+            </w:r>
+          </w:p>
+        </w:tc>
+        <w:tc>
+          <w:tcPr>
+            <w:tcW w:w="709" w:type="dxa"/>
+            <w:tcBorders>
+              <w:top w:val="nil"/>
+              <w:left w:val="nil"/>
+              <w:bottom w:val="single" w:sz="8" w:space="0" w:color="auto"/>
+              <w:right w:val="single" w:sz="4" w:space="0" w:color="auto"/>
+            </w:tcBorders>
+            <w:shd w:val="clear" w:color="auto" w:fill="auto"/>
+            <w:noWrap/>
+            <w:tcMar>
+              <w:top w:w="15" w:type="dxa"/>
+              <w:left w:w="15" w:type="dxa"/>
+              <w:bottom w:w="0" w:type="dxa"/>
+              <w:right w:w="15" w:type="dxa"/>
+            </w:tcMar>
+            <w:vAlign w:val="bottom"/>
+            <w:hideMark/>
+          </w:tcPr>
+          <w:p>
+            <w:pPr>
+              <w:rPr>
+                <w:rFonts w:ascii="Calibri" w:eastAsia="Times New Roman" w:hAnsi="Calibri" w:cs="Calibri"/>
+                <w:color w:val="000000"/>
+              </w:rPr>
+            </w:pPr>
+            <w:r>
+              <w:rPr>
+                <w:rFonts w:ascii="Calibri" w:eastAsia="Times New Roman" w:hAnsi="Calibri" w:cs="Calibri"/>
+                <w:color w:val="000000"/>
+              </w:rPr>
+              <w:t> </w:t>
+            </w:r>
+          </w:p>
+        </w:tc>
+        <w:tc>
+          <w:tcPr>
+            <w:tcW w:w="709" w:type="dxa"/>
+            <w:tcBorders>
+              <w:top w:val="nil"/>
+              <w:left w:val="nil"/>
+              <w:bottom w:val="single" w:sz="8" w:space="0" w:color="auto"/>
+              <w:right w:val="single" w:sz="12" w:space="0" w:color="auto"/>
+            </w:tcBorders>
+            <w:shd w:val="clear" w:color="auto" w:fill="auto"/>
+            <w:noWrap/>
+            <w:tcMar>
+              <w:top w:w="15" w:type="dxa"/>
+              <w:left w:w="15" w:type="dxa"/>
+              <w:bottom w:w="0" w:type="dxa"/>
+              <w:right w:w="15" w:type="dxa"/>
+            </w:tcMar>
+            <w:vAlign w:val="bottom"/>
+            <w:hideMark/>
+          </w:tcPr>
+          <w:p>
+            <w:pPr>
+              <w:rPr>
+                <w:rFonts w:ascii="Calibri" w:eastAsia="Times New Roman" w:hAnsi="Calibri" w:cs="Calibri"/>
+                <w:color w:val="000000"/>
+              </w:rPr>
+            </w:pPr>
+            <w:r>
+              <w:rPr>
+                <w:rFonts w:ascii="Calibri" w:eastAsia="Times New Roman" w:hAnsi="Calibri" w:cs="Calibri"/>
+                <w:color w:val="000000"/>
+              </w:rPr>
+              <w:t> </w:t>
+            </w:r>
+          </w:p>
+        </w:tc>
+      </w:tr>
+      <w:tr>
+        <w:trPr>
+          <w:trHeight w:val="280"/>
+        </w:trPr>
+        <w:tc>
+          <w:tcPr>
+            <w:tcW w:w="0" w:type="auto"/>
+            <w:tcBorders>
+              <w:top w:val="nil"/>
+              <w:left w:val="single" w:sz="12" w:space="0" w:color="auto"/>
+              <w:bottom w:val="double" w:sz="6" w:space="0" w:color="auto"/>
+              <w:right w:val="nil"/>
+            </w:tcBorders>
+            <w:shd w:val="clear" w:color="auto" w:fill="auto"/>
+            <w:noWrap/>
+            <w:tcMar>
+              <w:top w:w="15" w:type="dxa"/>
+              <w:left w:w="15" w:type="dxa"/>
+              <w:bottom w:w="0" w:type="dxa"/>
+              <w:right w:w="15" w:type="dxa"/>
+            </w:tcMar>
+            <w:vAlign w:val="bottom"/>
+            <w:hideMark/>
+          </w:tcPr>
+          <w:p>
+            <w:pPr>
+              <w:rPr>
+                <w:rFonts w:ascii="Calibri" w:eastAsia="Times New Roman" w:hAnsi="Calibri" w:cs="Calibri"/>
+                <w:color w:val="000000"/>
+              </w:rPr>
+            </w:pPr>
+            <w:r>
+              <w:rPr>
+                <w:rFonts w:ascii="Calibri" w:eastAsia="Times New Roman" w:hAnsi="Calibri" w:cs="Calibri"/>
+                <w:color w:val="000000"/>
+              </w:rPr>
+              <w:t xml:space="preserve"> </w:t>
+            </w:r>
+            <w:proofErr w:type="spellStart"/>
+            <w:r>
+              <w:rPr>
+                <w:rFonts w:ascii="Calibri" w:eastAsia="Times New Roman" w:hAnsi="Calibri" w:cs="Calibri"/>
+                <w:color w:val="000000"/>
+              </w:rPr>
+              <w:t>Uitloop</w:t>
+            </w:r>
+            <w:proofErr w:type="spellEnd"/>
+          </w:p>
+        </w:tc>
+        <w:tc>
+          <w:tcPr>
+            <w:tcW w:w="0" w:type="auto"/>
+            <w:tcBorders>
+              <w:top w:val="nil"/>
+              <w:left w:val="nil"/>
+              <w:bottom w:val="double" w:sz="6" w:space="0" w:color="auto"/>
+              <w:right w:val="single" w:sz="12" w:space="0" w:color="auto"/>
+            </w:tcBorders>
+            <w:shd w:val="clear" w:color="auto" w:fill="auto"/>
+            <w:noWrap/>
+            <w:tcMar>
+              <w:top w:w="15" w:type="dxa"/>
+              <w:left w:w="15" w:type="dxa"/>
+              <w:bottom w:w="0" w:type="dxa"/>
+              <w:right w:w="15" w:type="dxa"/>
+            </w:tcMar>
+            <w:vAlign w:val="bottom"/>
+            <w:hideMark/>
+          </w:tcPr>
+          <w:p>
+            <w:pPr>
+              <w:rPr>
+                <w:rFonts w:ascii="Calibri" w:eastAsia="Times New Roman" w:hAnsi="Calibri" w:cs="Calibri"/>
+                <w:b/>
+                <w:bCs/>
+                <w:color w:val="000000"/>
+              </w:rPr>
+            </w:pPr>
+            <w:r>
+              <w:rPr>
+                <w:rFonts w:ascii="Calibri" w:eastAsia="Times New Roman" w:hAnsi="Calibri" w:cs="Calibri"/>
+                <w:b/>
+                <w:bCs/>
+                <w:color w:val="000000"/>
+              </w:rPr>
+              <w:t> </w:t>
+            </w:r>
+          </w:p>
+        </w:tc>
+        <w:tc>
+          <w:tcPr>
+            <w:tcW w:w="0" w:type="auto"/>
+            <w:tcBorders>
+              <w:top w:val="nil"/>
+              <w:left w:val="nil"/>
+              <w:bottom w:val="double" w:sz="6" w:space="0" w:color="auto"/>
+              <w:right w:val="single" w:sz="4" w:space="0" w:color="auto"/>
+            </w:tcBorders>
+            <w:shd w:val="clear" w:color="auto" w:fill="auto"/>
+            <w:noWrap/>
+            <w:tcMar>
+              <w:top w:w="15" w:type="dxa"/>
+              <w:left w:w="15" w:type="dxa"/>
+              <w:bottom w:w="0" w:type="dxa"/>
+              <w:right w:w="15" w:type="dxa"/>
+            </w:tcMar>
+            <w:vAlign w:val="bottom"/>
+            <w:hideMark/>
+          </w:tcPr>
+          <w:p>
+            <w:pPr>
+              <w:rPr>
+                <w:rFonts w:ascii="Calibri" w:eastAsia="Times New Roman" w:hAnsi="Calibri" w:cs="Calibri"/>
+                <w:color w:val="000000"/>
+              </w:rPr>
+            </w:pPr>
+            <w:r>
+              <w:rPr>
+                <w:rFonts w:ascii="Calibri" w:eastAsia="Times New Roman" w:hAnsi="Calibri" w:cs="Calibri"/>
+                <w:color w:val="000000"/>
+              </w:rPr>
+              <w:t> </w:t>
+            </w:r>
+          </w:p>
+        </w:tc>
+        <w:tc>
+          <w:tcPr>
+            <w:tcW w:w="539" w:type="dxa"/>
+            <w:tcBorders>
+              <w:top w:val="nil"/>
+              <w:left w:val="nil"/>
+              <w:bottom w:val="double" w:sz="6" w:space="0" w:color="auto"/>
+              <w:right w:val="nil"/>
+            </w:tcBorders>
+            <w:shd w:val="clear" w:color="auto" w:fill="auto"/>
+            <w:noWrap/>
+            <w:tcMar>
+              <w:top w:w="15" w:type="dxa"/>
+              <w:left w:w="15" w:type="dxa"/>
+              <w:bottom w:w="0" w:type="dxa"/>
+              <w:right w:w="15" w:type="dxa"/>
+            </w:tcMar>
+            <w:vAlign w:val="bottom"/>
+            <w:hideMark/>
+          </w:tcPr>
+          <w:p>
+            <w:pPr>
+              <w:rPr>
+                <w:rFonts w:ascii="Calibri" w:eastAsia="Times New Roman" w:hAnsi="Calibri" w:cs="Calibri"/>
+                <w:color w:val="000000"/>
+              </w:rPr>
+            </w:pPr>
+            <w:r>
+              <w:rPr>
+                <w:rFonts w:ascii="Calibri" w:eastAsia="Times New Roman" w:hAnsi="Calibri" w:cs="Calibri"/>
+                <w:color w:val="000000"/>
+              </w:rPr>
+              <w:t> </w:t>
+            </w:r>
+          </w:p>
+        </w:tc>
+        <w:tc>
+          <w:tcPr>
+            <w:tcW w:w="142" w:type="dxa"/>
+            <w:tcBorders>
+              <w:top w:val="nil"/>
+              <w:left w:val="nil"/>
+              <w:bottom w:val="double" w:sz="6" w:space="0" w:color="auto"/>
+              <w:right w:val="single" w:sz="4" w:space="0" w:color="auto"/>
+            </w:tcBorders>
+            <w:shd w:val="clear" w:color="auto" w:fill="auto"/>
+            <w:noWrap/>
+            <w:tcMar>
+              <w:top w:w="15" w:type="dxa"/>
+              <w:left w:w="15" w:type="dxa"/>
+              <w:bottom w:w="0" w:type="dxa"/>
+              <w:right w:w="15" w:type="dxa"/>
+            </w:tcMar>
+            <w:vAlign w:val="bottom"/>
+            <w:hideMark/>
+          </w:tcPr>
+          <w:p>
+            <w:pPr>
+              <w:rPr>
+                <w:rFonts w:ascii="Calibri" w:eastAsia="Times New Roman" w:hAnsi="Calibri" w:cs="Calibri"/>
+                <w:color w:val="000000"/>
+              </w:rPr>
+            </w:pPr>
+            <w:r>
+              <w:rPr>
+                <w:rFonts w:ascii="Calibri" w:eastAsia="Times New Roman" w:hAnsi="Calibri" w:cs="Calibri"/>
+                <w:color w:val="000000"/>
+              </w:rPr>
+              <w:t> </w:t>
+            </w:r>
+          </w:p>
+        </w:tc>
+        <w:tc>
+          <w:tcPr>
+            <w:tcW w:w="708" w:type="dxa"/>
+            <w:tcBorders>
+              <w:top w:val="nil"/>
+              <w:left w:val="nil"/>
+              <w:bottom w:val="double" w:sz="6" w:space="0" w:color="auto"/>
+              <w:right w:val="single" w:sz="4" w:space="0" w:color="auto"/>
+            </w:tcBorders>
+            <w:shd w:val="clear" w:color="auto" w:fill="auto"/>
+            <w:noWrap/>
+            <w:tcMar>
+              <w:top w:w="15" w:type="dxa"/>
+              <w:left w:w="15" w:type="dxa"/>
+              <w:bottom w:w="0" w:type="dxa"/>
+              <w:right w:w="15" w:type="dxa"/>
+            </w:tcMar>
+            <w:vAlign w:val="bottom"/>
+            <w:hideMark/>
+          </w:tcPr>
+          <w:p>
+            <w:pPr>
+              <w:rPr>
+                <w:rFonts w:ascii="Calibri" w:eastAsia="Times New Roman" w:hAnsi="Calibri" w:cs="Calibri"/>
+                <w:color w:val="000000"/>
+              </w:rPr>
+            </w:pPr>
+            <w:r>
+              <w:rPr>
+                <w:rFonts w:ascii="Calibri" w:eastAsia="Times New Roman" w:hAnsi="Calibri" w:cs="Calibri"/>
+                <w:color w:val="000000"/>
+              </w:rPr>
+              <w:t> </w:t>
+            </w:r>
+          </w:p>
+        </w:tc>
+        <w:tc>
+          <w:tcPr>
+            <w:tcW w:w="709" w:type="dxa"/>
+            <w:tcBorders>
+              <w:top w:val="nil"/>
+              <w:left w:val="nil"/>
+              <w:bottom w:val="double" w:sz="6" w:space="0" w:color="auto"/>
+              <w:right w:val="single" w:sz="4" w:space="0" w:color="auto"/>
+            </w:tcBorders>
+            <w:shd w:val="clear" w:color="auto" w:fill="auto"/>
+            <w:noWrap/>
+            <w:tcMar>
+              <w:top w:w="15" w:type="dxa"/>
+              <w:left w:w="15" w:type="dxa"/>
+              <w:bottom w:w="0" w:type="dxa"/>
+              <w:right w:w="15" w:type="dxa"/>
+            </w:tcMar>
+            <w:vAlign w:val="bottom"/>
+            <w:hideMark/>
+          </w:tcPr>
+          <w:p>
+            <w:pPr>
+              <w:rPr>
+                <w:rFonts w:ascii="Calibri" w:eastAsia="Times New Roman" w:hAnsi="Calibri" w:cs="Calibri"/>
+                <w:color w:val="000000"/>
+              </w:rPr>
+            </w:pPr>
+            <w:r>
+              <w:rPr>
+                <w:rFonts w:ascii="Calibri" w:eastAsia="Times New Roman" w:hAnsi="Calibri" w:cs="Calibri"/>
+                <w:color w:val="000000"/>
+              </w:rPr>
+              <w:t> </w:t>
+            </w:r>
+          </w:p>
+        </w:tc>
+        <w:tc>
+          <w:tcPr>
+            <w:tcW w:w="709" w:type="dxa"/>
+            <w:tcBorders>
+              <w:top w:val="nil"/>
+              <w:left w:val="nil"/>
+              <w:bottom w:val="double" w:sz="6" w:space="0" w:color="auto"/>
+              <w:right w:val="single" w:sz="4" w:space="0" w:color="auto"/>
+            </w:tcBorders>
+            <w:shd w:val="clear" w:color="auto" w:fill="auto"/>
+            <w:noWrap/>
+            <w:tcMar>
+              <w:top w:w="15" w:type="dxa"/>
+              <w:left w:w="15" w:type="dxa"/>
+              <w:bottom w:w="0" w:type="dxa"/>
+              <w:right w:w="15" w:type="dxa"/>
+            </w:tcMar>
+            <w:vAlign w:val="bottom"/>
+            <w:hideMark/>
+          </w:tcPr>
+          <w:p>
+            <w:pPr>
+              <w:rPr>
+                <w:rFonts w:ascii="Calibri" w:eastAsia="Times New Roman" w:hAnsi="Calibri" w:cs="Calibri"/>
+                <w:color w:val="000000"/>
+              </w:rPr>
+            </w:pPr>
+            <w:r>
+              <w:rPr>
+                <w:rFonts w:ascii="Calibri" w:eastAsia="Times New Roman" w:hAnsi="Calibri" w:cs="Calibri"/>
+                <w:color w:val="000000"/>
+              </w:rPr>
+              <w:t> </w:t>
+            </w:r>
+          </w:p>
+        </w:tc>
+        <w:tc>
+          <w:tcPr>
+            <w:tcW w:w="283" w:type="dxa"/>
+            <w:tcBorders>
+              <w:top w:val="nil"/>
+              <w:left w:val="nil"/>
+              <w:bottom w:val="double" w:sz="6" w:space="0" w:color="auto"/>
+              <w:right w:val="nil"/>
+            </w:tcBorders>
+            <w:shd w:val="clear" w:color="auto" w:fill="auto"/>
+            <w:noWrap/>
+            <w:tcMar>
+              <w:top w:w="15" w:type="dxa"/>
+              <w:left w:w="15" w:type="dxa"/>
+              <w:bottom w:w="0" w:type="dxa"/>
+              <w:right w:w="15" w:type="dxa"/>
+            </w:tcMar>
+            <w:vAlign w:val="bottom"/>
+            <w:hideMark/>
+          </w:tcPr>
+          <w:p>
+            <w:pPr>
+              <w:rPr>
+                <w:rFonts w:ascii="Calibri" w:eastAsia="Times New Roman" w:hAnsi="Calibri" w:cs="Calibri"/>
+                <w:color w:val="000000"/>
+              </w:rPr>
+            </w:pPr>
+            <w:r>
+              <w:rPr>
+                <w:rFonts w:ascii="Calibri" w:eastAsia="Times New Roman" w:hAnsi="Calibri" w:cs="Calibri"/>
+                <w:color w:val="000000"/>
+              </w:rPr>
+              <w:t> </w:t>
+            </w:r>
+          </w:p>
+        </w:tc>
+        <w:tc>
+          <w:tcPr>
+            <w:tcW w:w="426" w:type="dxa"/>
+            <w:tcBorders>
+              <w:top w:val="nil"/>
+              <w:left w:val="nil"/>
+              <w:bottom w:val="double" w:sz="6" w:space="0" w:color="auto"/>
+              <w:right w:val="single" w:sz="4" w:space="0" w:color="auto"/>
+            </w:tcBorders>
+            <w:shd w:val="clear" w:color="auto" w:fill="auto"/>
+            <w:noWrap/>
+            <w:tcMar>
+              <w:top w:w="15" w:type="dxa"/>
+              <w:left w:w="15" w:type="dxa"/>
+              <w:bottom w:w="0" w:type="dxa"/>
+              <w:right w:w="15" w:type="dxa"/>
+            </w:tcMar>
+            <w:vAlign w:val="bottom"/>
+            <w:hideMark/>
+          </w:tcPr>
+          <w:p>
+            <w:pPr>
+              <w:rPr>
+                <w:rFonts w:ascii="Calibri" w:eastAsia="Times New Roman" w:hAnsi="Calibri" w:cs="Calibri"/>
+                <w:color w:val="000000"/>
+              </w:rPr>
+            </w:pPr>
+            <w:r>
+              <w:rPr>
+                <w:rFonts w:ascii="Calibri" w:eastAsia="Times New Roman" w:hAnsi="Calibri" w:cs="Calibri"/>
+                <w:color w:val="000000"/>
+              </w:rPr>
+              <w:t> </w:t>
+            </w:r>
+          </w:p>
+        </w:tc>
+        <w:tc>
+          <w:tcPr>
+            <w:tcW w:w="708" w:type="dxa"/>
+            <w:tcBorders>
+              <w:top w:val="nil"/>
+              <w:left w:val="nil"/>
+              <w:bottom w:val="double" w:sz="6" w:space="0" w:color="auto"/>
+              <w:right w:val="single" w:sz="4" w:space="0" w:color="auto"/>
+            </w:tcBorders>
+            <w:shd w:val="clear" w:color="000000" w:fill="8DB4E2"/>
+            <w:noWrap/>
+            <w:tcMar>
+              <w:top w:w="15" w:type="dxa"/>
+              <w:left w:w="15" w:type="dxa"/>
+              <w:bottom w:w="0" w:type="dxa"/>
+              <w:right w:w="15" w:type="dxa"/>
+            </w:tcMar>
+            <w:vAlign w:val="bottom"/>
+            <w:hideMark/>
+          </w:tcPr>
+          <w:p>
+            <w:pPr>
+              <w:rPr>
+                <w:rFonts w:ascii="Calibri" w:eastAsia="Times New Roman" w:hAnsi="Calibri" w:cs="Calibri"/>
+                <w:color w:val="000000"/>
+              </w:rPr>
+            </w:pPr>
+            <w:r>
+              <w:rPr>
+                <w:rFonts w:ascii="Calibri" w:eastAsia="Times New Roman" w:hAnsi="Calibri" w:cs="Calibri"/>
+                <w:color w:val="000000"/>
+              </w:rPr>
+              <w:t> </w:t>
+            </w:r>
+          </w:p>
+        </w:tc>
+        <w:tc>
+          <w:tcPr>
+            <w:tcW w:w="709" w:type="dxa"/>
+            <w:tcBorders>
+              <w:top w:val="nil"/>
+              <w:left w:val="nil"/>
+              <w:bottom w:val="double" w:sz="6" w:space="0" w:color="auto"/>
+              <w:right w:val="single" w:sz="4" w:space="0" w:color="auto"/>
+            </w:tcBorders>
+            <w:shd w:val="clear" w:color="auto" w:fill="auto"/>
+            <w:noWrap/>
+            <w:tcMar>
+              <w:top w:w="15" w:type="dxa"/>
+              <w:left w:w="15" w:type="dxa"/>
+              <w:bottom w:w="0" w:type="dxa"/>
+              <w:right w:w="15" w:type="dxa"/>
+            </w:tcMar>
+            <w:vAlign w:val="bottom"/>
+            <w:hideMark/>
+          </w:tcPr>
+          <w:p>
+            <w:pPr>
+              <w:rPr>
+                <w:rFonts w:ascii="Calibri" w:eastAsia="Times New Roman" w:hAnsi="Calibri" w:cs="Calibri"/>
+                <w:color w:val="000000"/>
+              </w:rPr>
+            </w:pPr>
+            <w:r>
+              <w:rPr>
+                <w:rFonts w:ascii="Calibri" w:eastAsia="Times New Roman" w:hAnsi="Calibri" w:cs="Calibri"/>
+                <w:color w:val="000000"/>
+              </w:rPr>
+              <w:t> </w:t>
+            </w:r>
+          </w:p>
+        </w:tc>
+        <w:tc>
+          <w:tcPr>
+            <w:tcW w:w="709" w:type="dxa"/>
+            <w:tcBorders>
+              <w:top w:val="nil"/>
+              <w:left w:val="nil"/>
+              <w:bottom w:val="double" w:sz="6" w:space="0" w:color="auto"/>
+              <w:right w:val="single" w:sz="12" w:space="0" w:color="auto"/>
+            </w:tcBorders>
+            <w:shd w:val="clear" w:color="auto" w:fill="auto"/>
+            <w:noWrap/>
+            <w:tcMar>
+              <w:top w:w="15" w:type="dxa"/>
+              <w:left w:w="15" w:type="dxa"/>
+              <w:bottom w:w="0" w:type="dxa"/>
+              <w:right w:w="15" w:type="dxa"/>
+            </w:tcMar>
+            <w:vAlign w:val="bottom"/>
+            <w:hideMark/>
+          </w:tcPr>
+          <w:p>
+            <w:pPr>
+              <w:rPr>
+                <w:rFonts w:ascii="Calibri" w:eastAsia="Times New Roman" w:hAnsi="Calibri" w:cs="Calibri"/>
+                <w:color w:val="000000"/>
+              </w:rPr>
+            </w:pPr>
+            <w:r>
+              <w:rPr>
+                <w:rFonts w:ascii="Calibri" w:eastAsia="Times New Roman" w:hAnsi="Calibri" w:cs="Calibri"/>
+                <w:color w:val="000000"/>
+              </w:rPr>
+              <w:t> </w:t>
+            </w:r>
+          </w:p>
+        </w:tc>
+      </w:tr>
+      <w:tr>
+        <w:trPr>
+          <w:trHeight w:val="294"/>
+        </w:trPr>
+        <w:tc>
+          <w:tcPr>
+            <w:tcW w:w="0" w:type="auto"/>
+            <w:tcBorders>
+              <w:top w:val="nil"/>
+              <w:left w:val="single" w:sz="12" w:space="0" w:color="auto"/>
+              <w:bottom w:val="double" w:sz="6" w:space="0" w:color="auto"/>
+              <w:right w:val="nil"/>
+            </w:tcBorders>
+            <w:shd w:val="clear" w:color="auto" w:fill="auto"/>
+            <w:noWrap/>
+            <w:tcMar>
+              <w:top w:w="15" w:type="dxa"/>
+              <w:left w:w="15" w:type="dxa"/>
+              <w:bottom w:w="0" w:type="dxa"/>
+              <w:right w:w="15" w:type="dxa"/>
+            </w:tcMar>
+            <w:vAlign w:val="bottom"/>
+            <w:hideMark/>
+          </w:tcPr>
+          <w:p>
+            <w:pPr>
+              <w:rPr>
+                <w:rFonts w:ascii="Calibri" w:eastAsia="Times New Roman" w:hAnsi="Calibri" w:cs="Calibri"/>
+                <w:color w:val="000000"/>
+              </w:rPr>
+            </w:pPr>
+            <w:r>
+              <w:rPr>
+                <w:rFonts w:ascii="Calibri" w:eastAsia="Times New Roman" w:hAnsi="Calibri" w:cs="Calibri"/>
+                <w:color w:val="000000"/>
+              </w:rPr>
+              <w:t xml:space="preserve"> </w:t>
+            </w:r>
+            <w:proofErr w:type="spellStart"/>
+            <w:r>
+              <w:rPr>
+                <w:rFonts w:ascii="Calibri" w:eastAsia="Times New Roman" w:hAnsi="Calibri" w:cs="Calibri"/>
+                <w:color w:val="000000"/>
+              </w:rPr>
+              <w:t>Raport</w:t>
+            </w:r>
+            <w:proofErr w:type="spellEnd"/>
+          </w:p>
+        </w:tc>
+        <w:tc>
+          <w:tcPr>
+            <w:tcW w:w="0" w:type="auto"/>
+            <w:tcBorders>
+              <w:top w:val="nil"/>
+              <w:left w:val="nil"/>
+              <w:bottom w:val="double" w:sz="6" w:space="0" w:color="auto"/>
+              <w:right w:val="single" w:sz="12" w:space="0" w:color="auto"/>
+            </w:tcBorders>
+            <w:shd w:val="clear" w:color="auto" w:fill="auto"/>
+            <w:noWrap/>
+            <w:tcMar>
+              <w:top w:w="15" w:type="dxa"/>
+              <w:left w:w="15" w:type="dxa"/>
+              <w:bottom w:w="0" w:type="dxa"/>
+              <w:right w:w="15" w:type="dxa"/>
+            </w:tcMar>
+            <w:vAlign w:val="bottom"/>
+            <w:hideMark/>
+          </w:tcPr>
+          <w:p>
+            <w:pPr>
+              <w:rPr>
+                <w:rFonts w:ascii="Calibri" w:eastAsia="Times New Roman" w:hAnsi="Calibri" w:cs="Calibri"/>
+                <w:b/>
+                <w:bCs/>
+                <w:color w:val="000000"/>
+              </w:rPr>
+            </w:pPr>
+            <w:r>
+              <w:rPr>
+                <w:rFonts w:ascii="Calibri" w:eastAsia="Times New Roman" w:hAnsi="Calibri" w:cs="Calibri"/>
+                <w:b/>
+                <w:bCs/>
+                <w:color w:val="000000"/>
+              </w:rPr>
+              <w:t> </w:t>
+            </w:r>
+          </w:p>
+        </w:tc>
+        <w:tc>
+          <w:tcPr>
+            <w:tcW w:w="0" w:type="auto"/>
+            <w:tcBorders>
+              <w:top w:val="nil"/>
+              <w:left w:val="nil"/>
+              <w:bottom w:val="double" w:sz="6" w:space="0" w:color="auto"/>
+              <w:right w:val="single" w:sz="4" w:space="0" w:color="auto"/>
+            </w:tcBorders>
+            <w:shd w:val="clear" w:color="auto" w:fill="auto"/>
+            <w:noWrap/>
+            <w:tcMar>
+              <w:top w:w="15" w:type="dxa"/>
+              <w:left w:w="15" w:type="dxa"/>
+              <w:bottom w:w="0" w:type="dxa"/>
+              <w:right w:w="15" w:type="dxa"/>
+            </w:tcMar>
+            <w:vAlign w:val="bottom"/>
+            <w:hideMark/>
+          </w:tcPr>
+          <w:p>
+            <w:pPr>
+              <w:rPr>
+                <w:rFonts w:ascii="Calibri" w:eastAsia="Times New Roman" w:hAnsi="Calibri" w:cs="Calibri"/>
+                <w:color w:val="000000"/>
+              </w:rPr>
+            </w:pPr>
+            <w:r>
+              <w:rPr>
+                <w:rFonts w:ascii="Calibri" w:eastAsia="Times New Roman" w:hAnsi="Calibri" w:cs="Calibri"/>
+                <w:color w:val="000000"/>
+              </w:rPr>
+              <w:t> </w:t>
+            </w:r>
+          </w:p>
+        </w:tc>
+        <w:tc>
+          <w:tcPr>
+            <w:tcW w:w="539" w:type="dxa"/>
+            <w:tcBorders>
+              <w:top w:val="nil"/>
+              <w:left w:val="nil"/>
+              <w:bottom w:val="double" w:sz="6" w:space="0" w:color="auto"/>
+              <w:right w:val="nil"/>
+            </w:tcBorders>
+            <w:shd w:val="clear" w:color="000000" w:fill="8DB4E2"/>
+            <w:noWrap/>
+            <w:tcMar>
+              <w:top w:w="15" w:type="dxa"/>
+              <w:left w:w="15" w:type="dxa"/>
+              <w:bottom w:w="0" w:type="dxa"/>
+              <w:right w:w="15" w:type="dxa"/>
+            </w:tcMar>
+            <w:vAlign w:val="bottom"/>
+            <w:hideMark/>
+          </w:tcPr>
+          <w:p>
+            <w:pPr>
+              <w:rPr>
+                <w:rFonts w:ascii="Calibri" w:eastAsia="Times New Roman" w:hAnsi="Calibri" w:cs="Calibri"/>
+                <w:color w:val="000000"/>
+              </w:rPr>
+            </w:pPr>
+            <w:r>
+              <w:rPr>
+                <w:rFonts w:ascii="Calibri" w:eastAsia="Times New Roman" w:hAnsi="Calibri" w:cs="Calibri"/>
+                <w:color w:val="000000"/>
+              </w:rPr>
+              <w:t> </w:t>
+            </w:r>
+          </w:p>
+        </w:tc>
+        <w:tc>
+          <w:tcPr>
+            <w:tcW w:w="142" w:type="dxa"/>
+            <w:tcBorders>
+              <w:top w:val="nil"/>
+              <w:left w:val="nil"/>
+              <w:bottom w:val="double" w:sz="6" w:space="0" w:color="auto"/>
+              <w:right w:val="single" w:sz="4" w:space="0" w:color="auto"/>
+            </w:tcBorders>
+            <w:shd w:val="clear" w:color="000000" w:fill="8DB4E2"/>
+            <w:noWrap/>
+            <w:tcMar>
+              <w:top w:w="15" w:type="dxa"/>
+              <w:left w:w="15" w:type="dxa"/>
+              <w:bottom w:w="0" w:type="dxa"/>
+              <w:right w:w="15" w:type="dxa"/>
+            </w:tcMar>
+            <w:vAlign w:val="bottom"/>
+            <w:hideMark/>
+          </w:tcPr>
+          <w:p>
+            <w:pPr>
+              <w:rPr>
+                <w:rFonts w:ascii="Calibri" w:eastAsia="Times New Roman" w:hAnsi="Calibri" w:cs="Calibri"/>
+                <w:color w:val="000000"/>
+              </w:rPr>
+            </w:pPr>
+            <w:r>
+              <w:rPr>
+                <w:rFonts w:ascii="Calibri" w:eastAsia="Times New Roman" w:hAnsi="Calibri" w:cs="Calibri"/>
+                <w:color w:val="000000"/>
+              </w:rPr>
+              <w:t> </w:t>
+            </w:r>
+          </w:p>
+        </w:tc>
+        <w:tc>
+          <w:tcPr>
+            <w:tcW w:w="708" w:type="dxa"/>
+            <w:tcBorders>
+              <w:top w:val="nil"/>
+              <w:left w:val="nil"/>
+              <w:bottom w:val="double" w:sz="6" w:space="0" w:color="auto"/>
+              <w:right w:val="single" w:sz="4" w:space="0" w:color="auto"/>
+            </w:tcBorders>
+            <w:shd w:val="clear" w:color="000000" w:fill="8DB4E2"/>
+            <w:noWrap/>
+            <w:tcMar>
+              <w:top w:w="15" w:type="dxa"/>
+              <w:left w:w="15" w:type="dxa"/>
+              <w:bottom w:w="0" w:type="dxa"/>
+              <w:right w:w="15" w:type="dxa"/>
+            </w:tcMar>
+            <w:vAlign w:val="bottom"/>
+            <w:hideMark/>
+          </w:tcPr>
+          <w:p>
+            <w:pPr>
+              <w:rPr>
+                <w:rFonts w:ascii="Calibri" w:eastAsia="Times New Roman" w:hAnsi="Calibri" w:cs="Calibri"/>
+                <w:color w:val="000000"/>
+              </w:rPr>
+            </w:pPr>
+            <w:r>
+              <w:rPr>
+                <w:rFonts w:ascii="Calibri" w:eastAsia="Times New Roman" w:hAnsi="Calibri" w:cs="Calibri"/>
+                <w:color w:val="000000"/>
+              </w:rPr>
+              <w:t> </w:t>
+            </w:r>
+          </w:p>
+        </w:tc>
+        <w:tc>
+          <w:tcPr>
+            <w:tcW w:w="709" w:type="dxa"/>
+            <w:tcBorders>
+              <w:top w:val="nil"/>
+              <w:left w:val="nil"/>
+              <w:bottom w:val="double" w:sz="6" w:space="0" w:color="auto"/>
+              <w:right w:val="single" w:sz="4" w:space="0" w:color="auto"/>
+            </w:tcBorders>
+            <w:shd w:val="clear" w:color="000000" w:fill="8DB4E2"/>
+            <w:noWrap/>
+            <w:tcMar>
+              <w:top w:w="15" w:type="dxa"/>
+              <w:left w:w="15" w:type="dxa"/>
+              <w:bottom w:w="0" w:type="dxa"/>
+              <w:right w:w="15" w:type="dxa"/>
+            </w:tcMar>
+            <w:vAlign w:val="bottom"/>
+            <w:hideMark/>
+          </w:tcPr>
+          <w:p>
+            <w:pPr>
+              <w:rPr>
+                <w:rFonts w:ascii="Calibri" w:eastAsia="Times New Roman" w:hAnsi="Calibri" w:cs="Calibri"/>
+                <w:color w:val="000000"/>
+              </w:rPr>
+            </w:pPr>
+            <w:r>
+              <w:rPr>
+                <w:rFonts w:ascii="Calibri" w:eastAsia="Times New Roman" w:hAnsi="Calibri" w:cs="Calibri"/>
+                <w:color w:val="000000"/>
+              </w:rPr>
+              <w:t> </w:t>
+            </w:r>
+          </w:p>
+        </w:tc>
+        <w:tc>
+          <w:tcPr>
+            <w:tcW w:w="709" w:type="dxa"/>
+            <w:tcBorders>
+              <w:top w:val="nil"/>
+              <w:left w:val="nil"/>
+              <w:bottom w:val="double" w:sz="6" w:space="0" w:color="auto"/>
+              <w:right w:val="single" w:sz="4" w:space="0" w:color="auto"/>
+            </w:tcBorders>
+            <w:shd w:val="clear" w:color="000000" w:fill="8DB4E2"/>
+            <w:noWrap/>
+            <w:tcMar>
+              <w:top w:w="15" w:type="dxa"/>
+              <w:left w:w="15" w:type="dxa"/>
+              <w:bottom w:w="0" w:type="dxa"/>
+              <w:right w:w="15" w:type="dxa"/>
+            </w:tcMar>
+            <w:vAlign w:val="bottom"/>
+            <w:hideMark/>
+          </w:tcPr>
+          <w:p>
+            <w:pPr>
+              <w:rPr>
+                <w:rFonts w:ascii="Calibri" w:eastAsia="Times New Roman" w:hAnsi="Calibri" w:cs="Calibri"/>
+                <w:color w:val="000000"/>
+              </w:rPr>
+            </w:pPr>
+            <w:r>
+              <w:rPr>
+                <w:rFonts w:ascii="Calibri" w:eastAsia="Times New Roman" w:hAnsi="Calibri" w:cs="Calibri"/>
+                <w:color w:val="000000"/>
+              </w:rPr>
+              <w:t> </w:t>
+            </w:r>
+          </w:p>
+        </w:tc>
+        <w:tc>
+          <w:tcPr>
+            <w:tcW w:w="283" w:type="dxa"/>
+            <w:tcBorders>
+              <w:top w:val="nil"/>
+              <w:left w:val="nil"/>
+              <w:bottom w:val="double" w:sz="6" w:space="0" w:color="auto"/>
+              <w:right w:val="nil"/>
+            </w:tcBorders>
+            <w:shd w:val="clear" w:color="000000" w:fill="8DB4E2"/>
+            <w:noWrap/>
+            <w:tcMar>
+              <w:top w:w="15" w:type="dxa"/>
+              <w:left w:w="15" w:type="dxa"/>
+              <w:bottom w:w="0" w:type="dxa"/>
+              <w:right w:w="15" w:type="dxa"/>
+            </w:tcMar>
+            <w:vAlign w:val="bottom"/>
+            <w:hideMark/>
+          </w:tcPr>
+          <w:p>
+            <w:pPr>
+              <w:rPr>
+                <w:rFonts w:ascii="Calibri" w:eastAsia="Times New Roman" w:hAnsi="Calibri" w:cs="Calibri"/>
+                <w:color w:val="000000"/>
+              </w:rPr>
+            </w:pPr>
+            <w:r>
+              <w:rPr>
+                <w:rFonts w:ascii="Calibri" w:eastAsia="Times New Roman" w:hAnsi="Calibri" w:cs="Calibri"/>
+                <w:color w:val="000000"/>
+              </w:rPr>
+              <w:t> </w:t>
+            </w:r>
+          </w:p>
+        </w:tc>
+        <w:tc>
+          <w:tcPr>
+            <w:tcW w:w="426" w:type="dxa"/>
+            <w:tcBorders>
+              <w:top w:val="nil"/>
+              <w:left w:val="nil"/>
+              <w:bottom w:val="double" w:sz="6" w:space="0" w:color="auto"/>
+              <w:right w:val="single" w:sz="4" w:space="0" w:color="auto"/>
+            </w:tcBorders>
+            <w:shd w:val="clear" w:color="000000" w:fill="8DB4E2"/>
+            <w:noWrap/>
+            <w:tcMar>
+              <w:top w:w="15" w:type="dxa"/>
+              <w:left w:w="15" w:type="dxa"/>
+              <w:bottom w:w="0" w:type="dxa"/>
+              <w:right w:w="15" w:type="dxa"/>
+            </w:tcMar>
+            <w:vAlign w:val="bottom"/>
+            <w:hideMark/>
+          </w:tcPr>
+          <w:p>
+            <w:pPr>
+              <w:rPr>
+                <w:rFonts w:ascii="Calibri" w:eastAsia="Times New Roman" w:hAnsi="Calibri" w:cs="Calibri"/>
+                <w:color w:val="000000"/>
+              </w:rPr>
+            </w:pPr>
+            <w:r>
+              <w:rPr>
+                <w:rFonts w:ascii="Calibri" w:eastAsia="Times New Roman" w:hAnsi="Calibri" w:cs="Calibri"/>
+                <w:color w:val="000000"/>
+              </w:rPr>
+              <w:t> </w:t>
+            </w:r>
+          </w:p>
+        </w:tc>
+        <w:tc>
+          <w:tcPr>
+            <w:tcW w:w="708" w:type="dxa"/>
+            <w:tcBorders>
+              <w:top w:val="nil"/>
+              <w:left w:val="nil"/>
+              <w:bottom w:val="double" w:sz="6" w:space="0" w:color="auto"/>
+              <w:right w:val="single" w:sz="4" w:space="0" w:color="auto"/>
+            </w:tcBorders>
+            <w:shd w:val="clear" w:color="000000" w:fill="8DB4E2"/>
+            <w:noWrap/>
+            <w:tcMar>
+              <w:top w:w="15" w:type="dxa"/>
+              <w:left w:w="15" w:type="dxa"/>
+              <w:bottom w:w="0" w:type="dxa"/>
+              <w:right w:w="15" w:type="dxa"/>
+            </w:tcMar>
+            <w:vAlign w:val="bottom"/>
+            <w:hideMark/>
+          </w:tcPr>
+          <w:p>
+            <w:pPr>
+              <w:rPr>
+                <w:rFonts w:ascii="Calibri" w:eastAsia="Times New Roman" w:hAnsi="Calibri" w:cs="Calibri"/>
+                <w:color w:val="000000"/>
+              </w:rPr>
+            </w:pPr>
+            <w:r>
+              <w:rPr>
+                <w:rFonts w:ascii="Calibri" w:eastAsia="Times New Roman" w:hAnsi="Calibri" w:cs="Calibri"/>
+                <w:color w:val="000000"/>
+              </w:rPr>
+              <w:t> </w:t>
+            </w:r>
+          </w:p>
+        </w:tc>
+        <w:tc>
+          <w:tcPr>
+            <w:tcW w:w="709" w:type="dxa"/>
+            <w:tcBorders>
+              <w:top w:val="nil"/>
+              <w:left w:val="nil"/>
+              <w:bottom w:val="double" w:sz="6" w:space="0" w:color="auto"/>
+              <w:right w:val="single" w:sz="4" w:space="0" w:color="auto"/>
+            </w:tcBorders>
+            <w:shd w:val="clear" w:color="000000" w:fill="8DB4E2"/>
+            <w:noWrap/>
+            <w:tcMar>
+              <w:top w:w="15" w:type="dxa"/>
+              <w:left w:w="15" w:type="dxa"/>
+              <w:bottom w:w="0" w:type="dxa"/>
+              <w:right w:w="15" w:type="dxa"/>
+            </w:tcMar>
+            <w:vAlign w:val="bottom"/>
+            <w:hideMark/>
+          </w:tcPr>
+          <w:p>
+            <w:pPr>
+              <w:rPr>
+                <w:rFonts w:ascii="Calibri" w:eastAsia="Times New Roman" w:hAnsi="Calibri" w:cs="Calibri"/>
+                <w:color w:val="000000"/>
+              </w:rPr>
+            </w:pPr>
+            <w:r>
+              <w:rPr>
+                <w:rFonts w:ascii="Calibri" w:eastAsia="Times New Roman" w:hAnsi="Calibri" w:cs="Calibri"/>
+                <w:color w:val="000000"/>
+              </w:rPr>
+              <w:t> </w:t>
+            </w:r>
+          </w:p>
+        </w:tc>
+        <w:tc>
+          <w:tcPr>
+            <w:tcW w:w="709" w:type="dxa"/>
+            <w:tcBorders>
+              <w:top w:val="nil"/>
+              <w:left w:val="nil"/>
+              <w:bottom w:val="double" w:sz="6" w:space="0" w:color="auto"/>
+              <w:right w:val="single" w:sz="12" w:space="0" w:color="auto"/>
+            </w:tcBorders>
+            <w:shd w:val="clear" w:color="000000" w:fill="8DB4E2"/>
+            <w:noWrap/>
+            <w:tcMar>
+              <w:top w:w="15" w:type="dxa"/>
+              <w:left w:w="15" w:type="dxa"/>
+              <w:bottom w:w="0" w:type="dxa"/>
+              <w:right w:w="15" w:type="dxa"/>
+            </w:tcMar>
+            <w:vAlign w:val="bottom"/>
+            <w:hideMark/>
+          </w:tcPr>
+          <w:p>
+            <w:pPr>
+              <w:rPr>
+                <w:rFonts w:ascii="Calibri" w:eastAsia="Times New Roman" w:hAnsi="Calibri" w:cs="Calibri"/>
+                <w:color w:val="000000"/>
+              </w:rPr>
+            </w:pPr>
+            <w:r>
+              <w:rPr>
+                <w:rFonts w:ascii="Calibri" w:eastAsia="Times New Roman" w:hAnsi="Calibri" w:cs="Calibri"/>
+                <w:color w:val="000000"/>
+              </w:rPr>
+              <w:t> </w:t>
+            </w:r>
+          </w:p>
+        </w:tc>
+      </w:tr>
+      <w:tr>
+        <w:trPr>
+          <w:trHeight w:val="280"/>
+        </w:trPr>
+        <w:tc>
+          <w:tcPr>
+            <w:tcW w:w="0" w:type="auto"/>
+            <w:tcBorders>
+              <w:top w:val="nil"/>
+              <w:left w:val="single" w:sz="12" w:space="0" w:color="auto"/>
+              <w:bottom w:val="nil"/>
+              <w:right w:val="nil"/>
+            </w:tcBorders>
+            <w:shd w:val="clear" w:color="auto" w:fill="auto"/>
+            <w:noWrap/>
+            <w:tcMar>
+              <w:top w:w="15" w:type="dxa"/>
+              <w:left w:w="15" w:type="dxa"/>
+              <w:bottom w:w="0" w:type="dxa"/>
+              <w:right w:w="15" w:type="dxa"/>
+            </w:tcMar>
+            <w:vAlign w:val="bottom"/>
+            <w:hideMark/>
+          </w:tcPr>
+          <w:p>
+            <w:pPr>
+              <w:rPr>
+                <w:rFonts w:ascii="Calibri" w:eastAsia="Times New Roman" w:hAnsi="Calibri" w:cs="Calibri"/>
+                <w:color w:val="000000"/>
+              </w:rPr>
+            </w:pPr>
+            <w:r>
+              <w:rPr>
+                <w:rFonts w:ascii="Calibri" w:eastAsia="Times New Roman" w:hAnsi="Calibri" w:cs="Calibri"/>
+                <w:color w:val="000000"/>
+              </w:rPr>
+              <w:t xml:space="preserve"> </w:t>
+            </w:r>
+            <w:proofErr w:type="spellStart"/>
+            <w:r>
+              <w:rPr>
+                <w:rFonts w:ascii="Calibri" w:eastAsia="Times New Roman" w:hAnsi="Calibri" w:cs="Calibri"/>
+                <w:color w:val="000000"/>
+              </w:rPr>
+              <w:t>Acceptatie</w:t>
+            </w:r>
+            <w:proofErr w:type="spellEnd"/>
+            <w:r>
+              <w:rPr>
+                <w:rFonts w:ascii="Calibri" w:eastAsia="Times New Roman" w:hAnsi="Calibri" w:cs="Calibri"/>
+                <w:color w:val="000000"/>
+              </w:rPr>
+              <w:t xml:space="preserve"> test</w:t>
+            </w:r>
+          </w:p>
+        </w:tc>
+        <w:tc>
+          <w:tcPr>
+            <w:tcW w:w="0" w:type="auto"/>
+            <w:tcBorders>
+              <w:top w:val="nil"/>
+              <w:left w:val="nil"/>
+              <w:bottom w:val="nil"/>
+              <w:right w:val="single" w:sz="12" w:space="0" w:color="auto"/>
+            </w:tcBorders>
+            <w:shd w:val="clear" w:color="auto" w:fill="auto"/>
+            <w:noWrap/>
+            <w:tcMar>
+              <w:top w:w="15" w:type="dxa"/>
+              <w:left w:w="15" w:type="dxa"/>
+              <w:bottom w:w="0" w:type="dxa"/>
+              <w:right w:w="15" w:type="dxa"/>
+            </w:tcMar>
+            <w:vAlign w:val="bottom"/>
+            <w:hideMark/>
+          </w:tcPr>
+          <w:p>
+            <w:pPr>
+              <w:rPr>
+                <w:rFonts w:ascii="Calibri" w:eastAsia="Times New Roman" w:hAnsi="Calibri" w:cs="Calibri"/>
+                <w:b/>
+                <w:bCs/>
+                <w:color w:val="000000"/>
+              </w:rPr>
+            </w:pPr>
+            <w:r>
+              <w:rPr>
+                <w:rFonts w:ascii="Calibri" w:eastAsia="Times New Roman" w:hAnsi="Calibri" w:cs="Calibri"/>
+                <w:b/>
+                <w:bCs/>
+                <w:color w:val="000000"/>
+              </w:rPr>
+              <w:t> </w:t>
+            </w:r>
+          </w:p>
+        </w:tc>
+        <w:tc>
+          <w:tcPr>
+            <w:tcW w:w="0" w:type="auto"/>
+            <w:tcBorders>
+              <w:top w:val="nil"/>
+              <w:left w:val="nil"/>
+              <w:bottom w:val="nil"/>
+              <w:right w:val="single" w:sz="4" w:space="0" w:color="auto"/>
+            </w:tcBorders>
+            <w:shd w:val="clear" w:color="auto" w:fill="auto"/>
+            <w:noWrap/>
+            <w:tcMar>
+              <w:top w:w="15" w:type="dxa"/>
+              <w:left w:w="15" w:type="dxa"/>
+              <w:bottom w:w="0" w:type="dxa"/>
+              <w:right w:w="15" w:type="dxa"/>
+            </w:tcMar>
+            <w:vAlign w:val="bottom"/>
+            <w:hideMark/>
+          </w:tcPr>
+          <w:p>
+            <w:pPr>
+              <w:rPr>
+                <w:rFonts w:ascii="Calibri" w:eastAsia="Times New Roman" w:hAnsi="Calibri" w:cs="Calibri"/>
+                <w:color w:val="000000"/>
+              </w:rPr>
+            </w:pPr>
+            <w:r>
+              <w:rPr>
+                <w:rFonts w:ascii="Calibri" w:eastAsia="Times New Roman" w:hAnsi="Calibri" w:cs="Calibri"/>
+                <w:color w:val="000000"/>
+              </w:rPr>
+              <w:t> </w:t>
+            </w:r>
+          </w:p>
+        </w:tc>
+        <w:tc>
+          <w:tcPr>
+            <w:tcW w:w="539" w:type="dxa"/>
+            <w:tcBorders>
+              <w:top w:val="nil"/>
+              <w:left w:val="nil"/>
+              <w:bottom w:val="nil"/>
+              <w:right w:val="nil"/>
+            </w:tcBorders>
+            <w:shd w:val="clear" w:color="auto" w:fill="auto"/>
+            <w:noWrap/>
+            <w:tcMar>
+              <w:top w:w="15" w:type="dxa"/>
+              <w:left w:w="15" w:type="dxa"/>
+              <w:bottom w:w="0" w:type="dxa"/>
+              <w:right w:w="15" w:type="dxa"/>
+            </w:tcMar>
+            <w:vAlign w:val="bottom"/>
+            <w:hideMark/>
+          </w:tcPr>
+          <w:p>
+            <w:pPr>
+              <w:rPr>
+                <w:rFonts w:ascii="Calibri" w:eastAsia="Times New Roman" w:hAnsi="Calibri" w:cs="Calibri"/>
+                <w:color w:val="000000"/>
+              </w:rPr>
+            </w:pPr>
+          </w:p>
+        </w:tc>
+        <w:tc>
+          <w:tcPr>
+            <w:tcW w:w="142" w:type="dxa"/>
+            <w:tcBorders>
+              <w:top w:val="nil"/>
+              <w:left w:val="nil"/>
+              <w:bottom w:val="nil"/>
+              <w:right w:val="single" w:sz="4" w:space="0" w:color="auto"/>
+            </w:tcBorders>
+            <w:shd w:val="clear" w:color="auto" w:fill="auto"/>
+            <w:noWrap/>
+            <w:tcMar>
+              <w:top w:w="15" w:type="dxa"/>
+              <w:left w:w="15" w:type="dxa"/>
+              <w:bottom w:w="0" w:type="dxa"/>
+              <w:right w:w="15" w:type="dxa"/>
+            </w:tcMar>
+            <w:vAlign w:val="bottom"/>
+            <w:hideMark/>
+          </w:tcPr>
+          <w:p>
+            <w:pPr>
+              <w:rPr>
+                <w:rFonts w:ascii="Calibri" w:eastAsia="Times New Roman" w:hAnsi="Calibri" w:cs="Calibri"/>
+                <w:color w:val="000000"/>
+              </w:rPr>
+            </w:pPr>
+            <w:r>
+              <w:rPr>
+                <w:rFonts w:ascii="Calibri" w:eastAsia="Times New Roman" w:hAnsi="Calibri" w:cs="Calibri"/>
+                <w:color w:val="000000"/>
+              </w:rPr>
+              <w:t> </w:t>
+            </w:r>
+          </w:p>
+        </w:tc>
+        <w:tc>
+          <w:tcPr>
+            <w:tcW w:w="708" w:type="dxa"/>
+            <w:tcBorders>
+              <w:top w:val="nil"/>
+              <w:left w:val="nil"/>
+              <w:bottom w:val="nil"/>
+              <w:right w:val="single" w:sz="4" w:space="0" w:color="auto"/>
+            </w:tcBorders>
+            <w:shd w:val="clear" w:color="auto" w:fill="auto"/>
+            <w:noWrap/>
+            <w:tcMar>
+              <w:top w:w="15" w:type="dxa"/>
+              <w:left w:w="15" w:type="dxa"/>
+              <w:bottom w:w="0" w:type="dxa"/>
+              <w:right w:w="15" w:type="dxa"/>
+            </w:tcMar>
+            <w:vAlign w:val="bottom"/>
+            <w:hideMark/>
+          </w:tcPr>
+          <w:p>
+            <w:pPr>
+              <w:rPr>
+                <w:rFonts w:ascii="Calibri" w:eastAsia="Times New Roman" w:hAnsi="Calibri" w:cs="Calibri"/>
+                <w:color w:val="000000"/>
+              </w:rPr>
+            </w:pPr>
+            <w:r>
+              <w:rPr>
+                <w:rFonts w:ascii="Calibri" w:eastAsia="Times New Roman" w:hAnsi="Calibri" w:cs="Calibri"/>
+                <w:color w:val="000000"/>
+              </w:rPr>
+              <w:t> </w:t>
+            </w:r>
+          </w:p>
+        </w:tc>
+        <w:tc>
+          <w:tcPr>
+            <w:tcW w:w="709" w:type="dxa"/>
+            <w:tcBorders>
+              <w:top w:val="nil"/>
+              <w:left w:val="nil"/>
+              <w:bottom w:val="nil"/>
+              <w:right w:val="single" w:sz="4" w:space="0" w:color="auto"/>
+            </w:tcBorders>
+            <w:shd w:val="clear" w:color="auto" w:fill="auto"/>
+            <w:noWrap/>
+            <w:tcMar>
+              <w:top w:w="15" w:type="dxa"/>
+              <w:left w:w="15" w:type="dxa"/>
+              <w:bottom w:w="0" w:type="dxa"/>
+              <w:right w:w="15" w:type="dxa"/>
+            </w:tcMar>
+            <w:vAlign w:val="bottom"/>
+            <w:hideMark/>
+          </w:tcPr>
+          <w:p>
+            <w:pPr>
+              <w:rPr>
+                <w:rFonts w:ascii="Calibri" w:eastAsia="Times New Roman" w:hAnsi="Calibri" w:cs="Calibri"/>
+                <w:color w:val="000000"/>
+              </w:rPr>
+            </w:pPr>
+            <w:r>
+              <w:rPr>
+                <w:rFonts w:ascii="Calibri" w:eastAsia="Times New Roman" w:hAnsi="Calibri" w:cs="Calibri"/>
+                <w:color w:val="000000"/>
+              </w:rPr>
+              <w:t> </w:t>
+            </w:r>
+          </w:p>
+        </w:tc>
+        <w:tc>
+          <w:tcPr>
+            <w:tcW w:w="709" w:type="dxa"/>
+            <w:tcBorders>
+              <w:top w:val="nil"/>
+              <w:left w:val="nil"/>
+              <w:bottom w:val="nil"/>
+              <w:right w:val="single" w:sz="4" w:space="0" w:color="auto"/>
+            </w:tcBorders>
+            <w:shd w:val="clear" w:color="auto" w:fill="auto"/>
+            <w:noWrap/>
+            <w:tcMar>
+              <w:top w:w="15" w:type="dxa"/>
+              <w:left w:w="15" w:type="dxa"/>
+              <w:bottom w:w="0" w:type="dxa"/>
+              <w:right w:w="15" w:type="dxa"/>
+            </w:tcMar>
+            <w:vAlign w:val="bottom"/>
+            <w:hideMark/>
+          </w:tcPr>
+          <w:p>
+            <w:pPr>
+              <w:rPr>
+                <w:rFonts w:ascii="Calibri" w:eastAsia="Times New Roman" w:hAnsi="Calibri" w:cs="Calibri"/>
+                <w:color w:val="000000"/>
+              </w:rPr>
+            </w:pPr>
+            <w:r>
+              <w:rPr>
+                <w:rFonts w:ascii="Calibri" w:eastAsia="Times New Roman" w:hAnsi="Calibri" w:cs="Calibri"/>
+                <w:color w:val="000000"/>
+              </w:rPr>
+              <w:t> </w:t>
+            </w:r>
+          </w:p>
+        </w:tc>
+        <w:tc>
+          <w:tcPr>
+            <w:tcW w:w="283" w:type="dxa"/>
+            <w:tcBorders>
+              <w:top w:val="nil"/>
+              <w:left w:val="nil"/>
+              <w:bottom w:val="nil"/>
+              <w:right w:val="nil"/>
+            </w:tcBorders>
+            <w:shd w:val="clear" w:color="auto" w:fill="auto"/>
+            <w:noWrap/>
+            <w:tcMar>
+              <w:top w:w="15" w:type="dxa"/>
+              <w:left w:w="15" w:type="dxa"/>
+              <w:bottom w:w="0" w:type="dxa"/>
+              <w:right w:w="15" w:type="dxa"/>
+            </w:tcMar>
+            <w:vAlign w:val="bottom"/>
+            <w:hideMark/>
+          </w:tcPr>
+          <w:p>
+            <w:pPr>
+              <w:rPr>
+                <w:rFonts w:ascii="Calibri" w:eastAsia="Times New Roman" w:hAnsi="Calibri" w:cs="Calibri"/>
+                <w:color w:val="000000"/>
+              </w:rPr>
+            </w:pPr>
+          </w:p>
+        </w:tc>
+        <w:tc>
+          <w:tcPr>
+            <w:tcW w:w="426" w:type="dxa"/>
+            <w:tcBorders>
+              <w:top w:val="nil"/>
+              <w:left w:val="nil"/>
+              <w:bottom w:val="nil"/>
+              <w:right w:val="single" w:sz="4" w:space="0" w:color="auto"/>
+            </w:tcBorders>
+            <w:shd w:val="clear" w:color="auto" w:fill="auto"/>
+            <w:noWrap/>
+            <w:tcMar>
+              <w:top w:w="15" w:type="dxa"/>
+              <w:left w:w="15" w:type="dxa"/>
+              <w:bottom w:w="0" w:type="dxa"/>
+              <w:right w:w="15" w:type="dxa"/>
+            </w:tcMar>
+            <w:vAlign w:val="bottom"/>
+            <w:hideMark/>
+          </w:tcPr>
+          <w:p>
+            <w:pPr>
+              <w:rPr>
+                <w:rFonts w:ascii="Calibri" w:eastAsia="Times New Roman" w:hAnsi="Calibri" w:cs="Calibri"/>
+                <w:color w:val="000000"/>
+              </w:rPr>
+            </w:pPr>
+            <w:r>
+              <w:rPr>
+                <w:rFonts w:ascii="Calibri" w:eastAsia="Times New Roman" w:hAnsi="Calibri" w:cs="Calibri"/>
+                <w:color w:val="000000"/>
+              </w:rPr>
+              <w:t> </w:t>
+            </w:r>
+          </w:p>
+        </w:tc>
+        <w:tc>
+          <w:tcPr>
+            <w:tcW w:w="708" w:type="dxa"/>
+            <w:tcBorders>
+              <w:top w:val="nil"/>
+              <w:left w:val="nil"/>
+              <w:bottom w:val="nil"/>
+              <w:right w:val="single" w:sz="4" w:space="0" w:color="auto"/>
+            </w:tcBorders>
+            <w:shd w:val="clear" w:color="auto" w:fill="auto"/>
+            <w:noWrap/>
+            <w:tcMar>
+              <w:top w:w="15" w:type="dxa"/>
+              <w:left w:w="15" w:type="dxa"/>
+              <w:bottom w:w="0" w:type="dxa"/>
+              <w:right w:w="15" w:type="dxa"/>
+            </w:tcMar>
+            <w:vAlign w:val="bottom"/>
+            <w:hideMark/>
+          </w:tcPr>
+          <w:p>
+            <w:pPr>
+              <w:rPr>
+                <w:rFonts w:ascii="Calibri" w:eastAsia="Times New Roman" w:hAnsi="Calibri" w:cs="Calibri"/>
+                <w:color w:val="000000"/>
+              </w:rPr>
+            </w:pPr>
+            <w:r>
+              <w:rPr>
+                <w:rFonts w:ascii="Calibri" w:eastAsia="Times New Roman" w:hAnsi="Calibri" w:cs="Calibri"/>
+                <w:color w:val="000000"/>
+              </w:rPr>
+              <w:t> </w:t>
+            </w:r>
+          </w:p>
+        </w:tc>
+        <w:tc>
+          <w:tcPr>
+            <w:tcW w:w="709" w:type="dxa"/>
+            <w:tcBorders>
+              <w:top w:val="nil"/>
+              <w:left w:val="nil"/>
+              <w:bottom w:val="nil"/>
+              <w:right w:val="single" w:sz="4" w:space="0" w:color="auto"/>
+            </w:tcBorders>
+            <w:shd w:val="clear" w:color="000000" w:fill="8DB4E2"/>
+            <w:noWrap/>
+            <w:tcMar>
+              <w:top w:w="15" w:type="dxa"/>
+              <w:left w:w="15" w:type="dxa"/>
+              <w:bottom w:w="0" w:type="dxa"/>
+              <w:right w:w="15" w:type="dxa"/>
+            </w:tcMar>
+            <w:vAlign w:val="bottom"/>
+            <w:hideMark/>
+          </w:tcPr>
+          <w:p>
+            <w:pPr>
+              <w:rPr>
+                <w:rFonts w:ascii="Calibri" w:eastAsia="Times New Roman" w:hAnsi="Calibri" w:cs="Calibri"/>
+                <w:color w:val="000000"/>
+              </w:rPr>
+            </w:pPr>
+            <w:r>
+              <w:rPr>
+                <w:rFonts w:ascii="Calibri" w:eastAsia="Times New Roman" w:hAnsi="Calibri" w:cs="Calibri"/>
+                <w:color w:val="000000"/>
+              </w:rPr>
+              <w:t> </w:t>
+            </w:r>
+          </w:p>
+        </w:tc>
+        <w:tc>
+          <w:tcPr>
+            <w:tcW w:w="709" w:type="dxa"/>
+            <w:tcBorders>
+              <w:top w:val="nil"/>
+              <w:left w:val="nil"/>
+              <w:bottom w:val="nil"/>
+              <w:right w:val="single" w:sz="12" w:space="0" w:color="auto"/>
+            </w:tcBorders>
+            <w:shd w:val="clear" w:color="000000" w:fill="8DB4E2"/>
+            <w:noWrap/>
+            <w:tcMar>
+              <w:top w:w="15" w:type="dxa"/>
+              <w:left w:w="15" w:type="dxa"/>
+              <w:bottom w:w="0" w:type="dxa"/>
+              <w:right w:w="15" w:type="dxa"/>
+            </w:tcMar>
+            <w:vAlign w:val="bottom"/>
+            <w:hideMark/>
+          </w:tcPr>
+          <w:p>
+            <w:pPr>
+              <w:rPr>
+                <w:rFonts w:ascii="Calibri" w:eastAsia="Times New Roman" w:hAnsi="Calibri" w:cs="Calibri"/>
+                <w:color w:val="000000"/>
+              </w:rPr>
+            </w:pPr>
+            <w:r>
+              <w:rPr>
+                <w:rFonts w:ascii="Calibri" w:eastAsia="Times New Roman" w:hAnsi="Calibri" w:cs="Calibri"/>
+                <w:color w:val="000000"/>
+              </w:rPr>
+              <w:t> </w:t>
+            </w:r>
+          </w:p>
+        </w:tc>
+      </w:tr>
+      <w:tr>
+        <w:trPr>
+          <w:trHeight w:val="280"/>
+        </w:trPr>
+        <w:tc>
+          <w:tcPr>
+            <w:tcW w:w="0" w:type="auto"/>
+            <w:gridSpan w:val="2"/>
+            <w:tcBorders>
+              <w:top w:val="nil"/>
+              <w:left w:val="single" w:sz="12" w:space="0" w:color="auto"/>
+              <w:bottom w:val="single" w:sz="12" w:space="0" w:color="auto"/>
+              <w:right w:val="single" w:sz="12" w:space="0" w:color="000000"/>
+            </w:tcBorders>
+            <w:shd w:val="clear" w:color="auto" w:fill="auto"/>
+            <w:noWrap/>
+            <w:tcMar>
+              <w:top w:w="15" w:type="dxa"/>
+              <w:left w:w="15" w:type="dxa"/>
+              <w:bottom w:w="0" w:type="dxa"/>
+              <w:right w:w="15" w:type="dxa"/>
+            </w:tcMar>
+            <w:vAlign w:val="bottom"/>
+            <w:hideMark/>
+          </w:tcPr>
+          <w:p>
+            <w:pPr>
+              <w:rPr>
+                <w:rFonts w:ascii="Calibri" w:eastAsia="Times New Roman" w:hAnsi="Calibri" w:cs="Calibri"/>
+                <w:b/>
+                <w:bCs/>
+                <w:color w:val="000000"/>
+              </w:rPr>
+            </w:pPr>
+            <w:r>
+              <w:rPr>
+                <w:rFonts w:ascii="Calibri" w:eastAsia="Times New Roman" w:hAnsi="Calibri" w:cs="Calibri"/>
+                <w:b/>
+                <w:bCs/>
+                <w:color w:val="000000"/>
+              </w:rPr>
+              <w:t xml:space="preserve"> </w:t>
+            </w:r>
+            <w:r>
+              <w:rPr>
+                <w:rFonts w:ascii="Calibri" w:eastAsia="Times New Roman" w:hAnsi="Calibri" w:cs="Calibri"/>
+                <w:b/>
+                <w:bCs/>
+                <w:color w:val="000000"/>
+              </w:rPr>
+              <w:t xml:space="preserve">  </w:t>
+            </w:r>
+            <w:proofErr w:type="spellStart"/>
+            <w:r>
+              <w:rPr>
+                <w:rFonts w:ascii="Calibri" w:eastAsia="Times New Roman" w:hAnsi="Calibri" w:cs="Calibri"/>
+                <w:color w:val="000000"/>
+              </w:rPr>
+              <w:t>opdrachtgevers</w:t>
+            </w:r>
+            <w:proofErr w:type="spellEnd"/>
+          </w:p>
+        </w:tc>
+        <w:tc>
+          <w:tcPr>
+            <w:tcW w:w="0" w:type="auto"/>
+            <w:tcBorders>
+              <w:top w:val="nil"/>
+              <w:left w:val="nil"/>
+              <w:bottom w:val="single" w:sz="12" w:space="0" w:color="auto"/>
+              <w:right w:val="single" w:sz="4" w:space="0" w:color="auto"/>
+            </w:tcBorders>
+            <w:shd w:val="clear" w:color="auto" w:fill="auto"/>
+            <w:noWrap/>
+            <w:tcMar>
+              <w:top w:w="15" w:type="dxa"/>
+              <w:left w:w="15" w:type="dxa"/>
+              <w:bottom w:w="0" w:type="dxa"/>
+              <w:right w:w="15" w:type="dxa"/>
+            </w:tcMar>
+            <w:vAlign w:val="bottom"/>
+            <w:hideMark/>
+          </w:tcPr>
+          <w:p>
+            <w:pPr>
+              <w:rPr>
+                <w:rFonts w:ascii="Calibri" w:eastAsia="Times New Roman" w:hAnsi="Calibri" w:cs="Calibri"/>
+                <w:color w:val="000000"/>
+              </w:rPr>
+            </w:pPr>
+            <w:r>
+              <w:rPr>
+                <w:rFonts w:ascii="Calibri" w:eastAsia="Times New Roman" w:hAnsi="Calibri" w:cs="Calibri"/>
+                <w:color w:val="000000"/>
+              </w:rPr>
+              <w:t> </w:t>
+            </w:r>
+          </w:p>
+        </w:tc>
+        <w:tc>
+          <w:tcPr>
+            <w:tcW w:w="539" w:type="dxa"/>
+            <w:tcBorders>
+              <w:top w:val="nil"/>
+              <w:left w:val="nil"/>
+              <w:bottom w:val="single" w:sz="12" w:space="0" w:color="auto"/>
+              <w:right w:val="nil"/>
+            </w:tcBorders>
+            <w:shd w:val="clear" w:color="auto" w:fill="auto"/>
+            <w:noWrap/>
+            <w:tcMar>
+              <w:top w:w="15" w:type="dxa"/>
+              <w:left w:w="15" w:type="dxa"/>
+              <w:bottom w:w="0" w:type="dxa"/>
+              <w:right w:w="15" w:type="dxa"/>
+            </w:tcMar>
+            <w:vAlign w:val="bottom"/>
+            <w:hideMark/>
+          </w:tcPr>
+          <w:p>
+            <w:pPr>
+              <w:rPr>
+                <w:rFonts w:ascii="Calibri" w:eastAsia="Times New Roman" w:hAnsi="Calibri" w:cs="Calibri"/>
+                <w:color w:val="000000"/>
+              </w:rPr>
+            </w:pPr>
+            <w:r>
+              <w:rPr>
+                <w:rFonts w:ascii="Calibri" w:eastAsia="Times New Roman" w:hAnsi="Calibri" w:cs="Calibri"/>
+                <w:color w:val="000000"/>
+              </w:rPr>
+              <w:t> </w:t>
+            </w:r>
+          </w:p>
+        </w:tc>
+        <w:tc>
+          <w:tcPr>
+            <w:tcW w:w="142" w:type="dxa"/>
+            <w:tcBorders>
+              <w:top w:val="nil"/>
+              <w:left w:val="nil"/>
+              <w:bottom w:val="single" w:sz="12" w:space="0" w:color="auto"/>
+              <w:right w:val="single" w:sz="4" w:space="0" w:color="auto"/>
+            </w:tcBorders>
+            <w:shd w:val="clear" w:color="auto" w:fill="auto"/>
+            <w:noWrap/>
+            <w:tcMar>
+              <w:top w:w="15" w:type="dxa"/>
+              <w:left w:w="15" w:type="dxa"/>
+              <w:bottom w:w="0" w:type="dxa"/>
+              <w:right w:w="15" w:type="dxa"/>
+            </w:tcMar>
+            <w:vAlign w:val="bottom"/>
+            <w:hideMark/>
+          </w:tcPr>
+          <w:p>
+            <w:pPr>
+              <w:rPr>
+                <w:rFonts w:ascii="Calibri" w:eastAsia="Times New Roman" w:hAnsi="Calibri" w:cs="Calibri"/>
+                <w:color w:val="000000"/>
+              </w:rPr>
+            </w:pPr>
+            <w:r>
+              <w:rPr>
+                <w:rFonts w:ascii="Calibri" w:eastAsia="Times New Roman" w:hAnsi="Calibri" w:cs="Calibri"/>
+                <w:color w:val="000000"/>
+              </w:rPr>
+              <w:t> </w:t>
+            </w:r>
+          </w:p>
+        </w:tc>
+        <w:tc>
+          <w:tcPr>
+            <w:tcW w:w="708" w:type="dxa"/>
+            <w:tcBorders>
+              <w:top w:val="nil"/>
+              <w:left w:val="nil"/>
+              <w:bottom w:val="single" w:sz="12" w:space="0" w:color="auto"/>
+              <w:right w:val="single" w:sz="4" w:space="0" w:color="auto"/>
+            </w:tcBorders>
+            <w:shd w:val="clear" w:color="auto" w:fill="auto"/>
+            <w:noWrap/>
+            <w:tcMar>
+              <w:top w:w="15" w:type="dxa"/>
+              <w:left w:w="15" w:type="dxa"/>
+              <w:bottom w:w="0" w:type="dxa"/>
+              <w:right w:w="15" w:type="dxa"/>
+            </w:tcMar>
+            <w:vAlign w:val="bottom"/>
+            <w:hideMark/>
+          </w:tcPr>
+          <w:p>
+            <w:pPr>
+              <w:rPr>
+                <w:rFonts w:ascii="Calibri" w:eastAsia="Times New Roman" w:hAnsi="Calibri" w:cs="Calibri"/>
+                <w:color w:val="000000"/>
+              </w:rPr>
+            </w:pPr>
+            <w:r>
+              <w:rPr>
+                <w:rFonts w:ascii="Calibri" w:eastAsia="Times New Roman" w:hAnsi="Calibri" w:cs="Calibri"/>
+                <w:color w:val="000000"/>
+              </w:rPr>
+              <w:t> </w:t>
+            </w:r>
+          </w:p>
+        </w:tc>
+        <w:tc>
+          <w:tcPr>
+            <w:tcW w:w="709" w:type="dxa"/>
+            <w:tcBorders>
+              <w:top w:val="nil"/>
+              <w:left w:val="nil"/>
+              <w:bottom w:val="single" w:sz="12" w:space="0" w:color="auto"/>
+              <w:right w:val="single" w:sz="4" w:space="0" w:color="auto"/>
+            </w:tcBorders>
+            <w:shd w:val="clear" w:color="auto" w:fill="auto"/>
+            <w:noWrap/>
+            <w:tcMar>
+              <w:top w:w="15" w:type="dxa"/>
+              <w:left w:w="15" w:type="dxa"/>
+              <w:bottom w:w="0" w:type="dxa"/>
+              <w:right w:w="15" w:type="dxa"/>
+            </w:tcMar>
+            <w:vAlign w:val="bottom"/>
+            <w:hideMark/>
+          </w:tcPr>
+          <w:p>
+            <w:pPr>
+              <w:rPr>
+                <w:rFonts w:ascii="Calibri" w:eastAsia="Times New Roman" w:hAnsi="Calibri" w:cs="Calibri"/>
+                <w:b/>
+                <w:bCs/>
+                <w:color w:val="000000"/>
+              </w:rPr>
+            </w:pPr>
+            <w:r>
+              <w:rPr>
+                <w:rFonts w:ascii="Calibri" w:eastAsia="Times New Roman" w:hAnsi="Calibri" w:cs="Calibri"/>
+                <w:b/>
+                <w:bCs/>
+                <w:color w:val="000000"/>
+              </w:rPr>
+              <w:t> </w:t>
+            </w:r>
+          </w:p>
+        </w:tc>
+        <w:tc>
+          <w:tcPr>
+            <w:tcW w:w="709" w:type="dxa"/>
+            <w:tcBorders>
+              <w:top w:val="nil"/>
+              <w:left w:val="nil"/>
+              <w:bottom w:val="single" w:sz="12" w:space="0" w:color="auto"/>
+              <w:right w:val="single" w:sz="4" w:space="0" w:color="auto"/>
+            </w:tcBorders>
+            <w:shd w:val="clear" w:color="auto" w:fill="auto"/>
+            <w:noWrap/>
+            <w:tcMar>
+              <w:top w:w="15" w:type="dxa"/>
+              <w:left w:w="15" w:type="dxa"/>
+              <w:bottom w:w="0" w:type="dxa"/>
+              <w:right w:w="15" w:type="dxa"/>
+            </w:tcMar>
+            <w:vAlign w:val="bottom"/>
+            <w:hideMark/>
+          </w:tcPr>
+          <w:p>
+            <w:pPr>
+              <w:rPr>
+                <w:rFonts w:ascii="Calibri" w:eastAsia="Times New Roman" w:hAnsi="Calibri" w:cs="Calibri"/>
+                <w:color w:val="000000"/>
+              </w:rPr>
+            </w:pPr>
+            <w:r>
+              <w:rPr>
+                <w:rFonts w:ascii="Calibri" w:eastAsia="Times New Roman" w:hAnsi="Calibri" w:cs="Calibri"/>
+                <w:color w:val="000000"/>
+              </w:rPr>
+              <w:t> </w:t>
+            </w:r>
+          </w:p>
+        </w:tc>
+        <w:tc>
+          <w:tcPr>
+            <w:tcW w:w="283" w:type="dxa"/>
+            <w:tcBorders>
+              <w:top w:val="nil"/>
+              <w:left w:val="nil"/>
+              <w:bottom w:val="single" w:sz="12" w:space="0" w:color="auto"/>
+              <w:right w:val="nil"/>
+            </w:tcBorders>
+            <w:shd w:val="clear" w:color="auto" w:fill="auto"/>
+            <w:noWrap/>
+            <w:tcMar>
+              <w:top w:w="15" w:type="dxa"/>
+              <w:left w:w="15" w:type="dxa"/>
+              <w:bottom w:w="0" w:type="dxa"/>
+              <w:right w:w="15" w:type="dxa"/>
+            </w:tcMar>
+            <w:vAlign w:val="bottom"/>
+            <w:hideMark/>
+          </w:tcPr>
+          <w:p>
+            <w:pPr>
+              <w:rPr>
+                <w:rFonts w:ascii="Calibri" w:eastAsia="Times New Roman" w:hAnsi="Calibri" w:cs="Calibri"/>
+                <w:color w:val="000000"/>
+              </w:rPr>
+            </w:pPr>
+            <w:r>
+              <w:rPr>
+                <w:rFonts w:ascii="Calibri" w:eastAsia="Times New Roman" w:hAnsi="Calibri" w:cs="Calibri"/>
+                <w:color w:val="000000"/>
+              </w:rPr>
+              <w:t> </w:t>
+            </w:r>
+          </w:p>
+        </w:tc>
+        <w:tc>
+          <w:tcPr>
+            <w:tcW w:w="426" w:type="dxa"/>
+            <w:tcBorders>
+              <w:top w:val="nil"/>
+              <w:left w:val="nil"/>
+              <w:bottom w:val="single" w:sz="12" w:space="0" w:color="auto"/>
+              <w:right w:val="single" w:sz="4" w:space="0" w:color="auto"/>
+            </w:tcBorders>
+            <w:shd w:val="clear" w:color="auto" w:fill="auto"/>
+            <w:noWrap/>
+            <w:tcMar>
+              <w:top w:w="15" w:type="dxa"/>
+              <w:left w:w="15" w:type="dxa"/>
+              <w:bottom w:w="0" w:type="dxa"/>
+              <w:right w:w="15" w:type="dxa"/>
+            </w:tcMar>
+            <w:vAlign w:val="bottom"/>
+            <w:hideMark/>
+          </w:tcPr>
+          <w:p>
+            <w:pPr>
+              <w:rPr>
+                <w:rFonts w:ascii="Calibri" w:eastAsia="Times New Roman" w:hAnsi="Calibri" w:cs="Calibri"/>
+                <w:color w:val="000000"/>
+              </w:rPr>
+            </w:pPr>
+            <w:r>
+              <w:rPr>
+                <w:rFonts w:ascii="Calibri" w:eastAsia="Times New Roman" w:hAnsi="Calibri" w:cs="Calibri"/>
+                <w:color w:val="000000"/>
+              </w:rPr>
+              <w:t> </w:t>
+            </w:r>
+          </w:p>
+        </w:tc>
+        <w:tc>
+          <w:tcPr>
+            <w:tcW w:w="708" w:type="dxa"/>
+            <w:tcBorders>
+              <w:top w:val="nil"/>
+              <w:left w:val="nil"/>
+              <w:bottom w:val="single" w:sz="12" w:space="0" w:color="auto"/>
+              <w:right w:val="single" w:sz="4" w:space="0" w:color="auto"/>
+            </w:tcBorders>
+            <w:shd w:val="clear" w:color="auto" w:fill="auto"/>
+            <w:noWrap/>
+            <w:tcMar>
+              <w:top w:w="15" w:type="dxa"/>
+              <w:left w:w="15" w:type="dxa"/>
+              <w:bottom w:w="0" w:type="dxa"/>
+              <w:right w:w="15" w:type="dxa"/>
+            </w:tcMar>
+            <w:vAlign w:val="bottom"/>
+            <w:hideMark/>
+          </w:tcPr>
+          <w:p>
+            <w:pPr>
+              <w:rPr>
+                <w:rFonts w:ascii="Calibri" w:eastAsia="Times New Roman" w:hAnsi="Calibri" w:cs="Calibri"/>
+                <w:color w:val="000000"/>
+              </w:rPr>
+            </w:pPr>
+            <w:r>
+              <w:rPr>
+                <w:rFonts w:ascii="Calibri" w:eastAsia="Times New Roman" w:hAnsi="Calibri" w:cs="Calibri"/>
+                <w:color w:val="000000"/>
+              </w:rPr>
+              <w:t> </w:t>
+            </w:r>
+          </w:p>
+        </w:tc>
+        <w:tc>
+          <w:tcPr>
+            <w:tcW w:w="709" w:type="dxa"/>
+            <w:tcBorders>
+              <w:top w:val="nil"/>
+              <w:left w:val="nil"/>
+              <w:bottom w:val="single" w:sz="12" w:space="0" w:color="auto"/>
+              <w:right w:val="single" w:sz="4" w:space="0" w:color="auto"/>
+            </w:tcBorders>
+            <w:shd w:val="clear" w:color="000000" w:fill="8DB4E2"/>
+            <w:noWrap/>
+            <w:tcMar>
+              <w:top w:w="15" w:type="dxa"/>
+              <w:left w:w="15" w:type="dxa"/>
+              <w:bottom w:w="0" w:type="dxa"/>
+              <w:right w:w="15" w:type="dxa"/>
+            </w:tcMar>
+            <w:vAlign w:val="bottom"/>
+            <w:hideMark/>
+          </w:tcPr>
+          <w:p>
+            <w:pPr>
+              <w:rPr>
+                <w:rFonts w:ascii="Calibri" w:eastAsia="Times New Roman" w:hAnsi="Calibri" w:cs="Calibri"/>
+                <w:color w:val="000000"/>
+              </w:rPr>
+            </w:pPr>
+            <w:r>
+              <w:rPr>
+                <w:rFonts w:ascii="Calibri" w:eastAsia="Times New Roman" w:hAnsi="Calibri" w:cs="Calibri"/>
+                <w:color w:val="000000"/>
+              </w:rPr>
+              <w:t> </w:t>
+            </w:r>
+          </w:p>
+        </w:tc>
+        <w:tc>
+          <w:tcPr>
+            <w:tcW w:w="709" w:type="dxa"/>
+            <w:tcBorders>
+              <w:top w:val="nil"/>
+              <w:left w:val="nil"/>
+              <w:bottom w:val="single" w:sz="12" w:space="0" w:color="auto"/>
+              <w:right w:val="single" w:sz="12" w:space="0" w:color="auto"/>
+            </w:tcBorders>
+            <w:shd w:val="clear" w:color="000000" w:fill="8DB4E2"/>
+            <w:noWrap/>
+            <w:tcMar>
+              <w:top w:w="15" w:type="dxa"/>
+              <w:left w:w="15" w:type="dxa"/>
+              <w:bottom w:w="0" w:type="dxa"/>
+              <w:right w:w="15" w:type="dxa"/>
+            </w:tcMar>
+            <w:vAlign w:val="bottom"/>
+            <w:hideMark/>
+          </w:tcPr>
+          <w:p>
+            <w:pPr>
+              <w:rPr>
+                <w:rFonts w:ascii="Calibri" w:eastAsia="Times New Roman" w:hAnsi="Calibri" w:cs="Calibri"/>
+                <w:color w:val="000000"/>
+              </w:rPr>
+            </w:pPr>
+            <w:r>
+              <w:rPr>
+                <w:rFonts w:ascii="Calibri" w:eastAsia="Times New Roman" w:hAnsi="Calibri" w:cs="Calibri"/>
+                <w:color w:val="000000"/>
+              </w:rPr>
+              <w:t> </w:t>
+            </w:r>
+          </w:p>
+        </w:tc>
+      </w:tr>
+    </w:tbl>
+    <w:p>
+      <w:pPr>
+        <w:pStyle w:val="Lijstalinea"/>
+        <w:rPr>
+          <w:sz w:val="22"/>
+          <w:lang w:val="nl-NL"/>
+        </w:rPr>
+      </w:pPr>
     </w:p>
     <w:sectPr>
+      <w:footerReference w:type="default" r:id="rId8"/>
       <w:pgSz w:w="11900" w:h="16840"/>
       <w:pgMar w:top="1417" w:right="1417" w:bottom="1417" w:left="1417" w:header="708" w:footer="708" w:gutter="0"/>
       <w:cols w:space="708"/>
@@ -1360,8 +6814,80 @@
 </w:document>
 </file>
 
+<file path=word/endnotes.xml><?xml version="1.0" encoding="utf-8"?>
+<w:endnotes xmlns:wpc="http://schemas.microsoft.com/office/word/2010/wordprocessingCanvas" xmlns:mc="http://schemas.openxmlformats.org/markup-compatibility/2006" xmlns:o="urn:schemas-microsoft-com:office:office" xmlns:r="http://schemas.openxmlformats.org/officeDocument/2006/relationships" xmlns:m="http://schemas.openxmlformats.org/officeDocument/2006/math" xmlns:v="urn:schemas-microsoft-com:vml" xmlns:wp14="http://schemas.microsoft.com/office/word/2010/wordprocessingDrawing" xmlns:wp="http://schemas.openxmlformats.org/drawingml/2006/wordprocessingDrawing" xmlns:w10="urn:schemas-microsoft-com:office:word" xmlns:w="http://schemas.openxmlformats.org/wordprocessingml/2006/main" xmlns:w14="http://schemas.microsoft.com/office/word/2010/wordml" xmlns:wpg="http://schemas.microsoft.com/office/word/2010/wordprocessingGroup" xmlns:wpi="http://schemas.microsoft.com/office/word/2010/wordprocessingInk" xmlns:wne="http://schemas.microsoft.com/office/word/2006/wordml" xmlns:wps="http://schemas.microsoft.com/office/word/2010/wordprocessingShape" mc:Ignorable="w14 wp14">
+  <w:endnote w:type="separator" w:id="-1">
+    <w:p>
+      <w:r>
+        <w:separator/>
+      </w:r>
+    </w:p>
+  </w:endnote>
+  <w:endnote w:type="continuationSeparator" w:id="0">
+    <w:p>
+      <w:r>
+        <w:continuationSeparator/>
+      </w:r>
+    </w:p>
+  </w:endnote>
+</w:endnotes>
+</file>
+
+<file path=word/footer1.xml><?xml version="1.0" encoding="utf-8"?>
+<w:ftr xmlns:wpc="http://schemas.microsoft.com/office/word/2010/wordprocessingCanvas" xmlns:mc="http://schemas.openxmlformats.org/markup-compatibility/2006" xmlns:o="urn:schemas-microsoft-com:office:office" xmlns:r="http://schemas.openxmlformats.org/officeDocument/2006/relationships" xmlns:m="http://schemas.openxmlformats.org/officeDocument/2006/math" xmlns:v="urn:schemas-microsoft-com:vml" xmlns:wp14="http://schemas.microsoft.com/office/word/2010/wordprocessingDrawing" xmlns:wp="http://schemas.openxmlformats.org/drawingml/2006/wordprocessingDrawing" xmlns:w10="urn:schemas-microsoft-com:office:word" xmlns:w="http://schemas.openxmlformats.org/wordprocessingml/2006/main" xmlns:w14="http://schemas.microsoft.com/office/word/2010/wordml" xmlns:wpg="http://schemas.microsoft.com/office/word/2010/wordprocessingGroup" xmlns:wpi="http://schemas.microsoft.com/office/word/2010/wordprocessingInk" xmlns:wne="http://schemas.microsoft.com/office/word/2006/wordml" xmlns:wps="http://schemas.microsoft.com/office/word/2010/wordprocessingShape" mc:Ignorable="w14 wp14">
+  <w:p>
+    <w:pPr>
+      <w:pStyle w:val="Voettekst"/>
+    </w:pPr>
+    <w:proofErr w:type="spellStart"/>
+    <w:r>
+      <w:t>Projectgroep</w:t>
+    </w:r>
+    <w:proofErr w:type="spellEnd"/>
+    <w:r>
+      <w:t xml:space="preserve"> 27</w:t>
+    </w:r>
+  </w:p>
+  <w:p>
+    <w:pPr>
+      <w:pStyle w:val="Voettekst"/>
+    </w:pPr>
+    <w:r>
+      <w:t>Tourist Application</w:t>
+    </w:r>
+  </w:p>
+  <w:p>
+    <w:pPr>
+      <w:pStyle w:val="Voettekst"/>
+    </w:pPr>
+    <w:r>
+      <w:t>26-4-2012</w:t>
+    </w:r>
+  </w:p>
+</w:ftr>
+</file>
+
+<file path=word/footnotes.xml><?xml version="1.0" encoding="utf-8"?>
+<w:footnotes xmlns:wpc="http://schemas.microsoft.com/office/word/2010/wordprocessingCanvas" xmlns:mc="http://schemas.openxmlformats.org/markup-compatibility/2006" xmlns:o="urn:schemas-microsoft-com:office:office" xmlns:r="http://schemas.openxmlformats.org/officeDocument/2006/relationships" xmlns:m="http://schemas.openxmlformats.org/officeDocument/2006/math" xmlns:v="urn:schemas-microsoft-com:vml" xmlns:wp14="http://schemas.microsoft.com/office/word/2010/wordprocessingDrawing" xmlns:wp="http://schemas.openxmlformats.org/drawingml/2006/wordprocessingDrawing" xmlns:w10="urn:schemas-microsoft-com:office:word" xmlns:w="http://schemas.openxmlformats.org/wordprocessingml/2006/main" xmlns:w14="http://schemas.microsoft.com/office/word/2010/wordml" xmlns:wpg="http://schemas.microsoft.com/office/word/2010/wordprocessingGroup" xmlns:wpi="http://schemas.microsoft.com/office/word/2010/wordprocessingInk" xmlns:wne="http://schemas.microsoft.com/office/word/2006/wordml" xmlns:wps="http://schemas.microsoft.com/office/word/2010/wordprocessingShape" mc:Ignorable="w14 wp14">
+  <w:footnote w:type="separator" w:id="-1">
+    <w:p>
+      <w:r>
+        <w:separator/>
+      </w:r>
+    </w:p>
+  </w:footnote>
+  <w:footnote w:type="continuationSeparator" w:id="0">
+    <w:p>
+      <w:r>
+        <w:continuationSeparator/>
+      </w:r>
+    </w:p>
+  </w:footnote>
+</w:footnotes>
+</file>
+
 <file path=word/numbering.xml><?xml version="1.0" encoding="utf-8"?>
-<w:numbering xmlns:wpc="http://schemas.microsoft.com/office/word/2010/wordprocessingCanvas" xmlns:mo="http://schemas.microsoft.com/office/mac/office/2008/main" xmlns:mc="http://schemas.openxmlformats.org/markup-compatibility/2006" xmlns:mv="urn:schemas-microsoft-com:mac:vml" xmlns:o="urn:schemas-microsoft-com:office:office" xmlns:r="http://schemas.openxmlformats.org/officeDocument/2006/relationships" xmlns:m="http://schemas.openxmlformats.org/officeDocument/2006/math" xmlns:v="urn:schemas-microsoft-com:vml" xmlns:wp14="http://schemas.microsoft.com/office/word/2010/wordprocessingDrawing" xmlns:wp="http://schemas.openxmlformats.org/drawingml/2006/wordprocessingDrawing" xmlns:w10="urn:schemas-microsoft-com:office:word" xmlns:w="http://schemas.openxmlformats.org/wordprocessingml/2006/main" xmlns:w14="http://schemas.microsoft.com/office/word/2010/wordml" xmlns:wpg="http://schemas.microsoft.com/office/word/2010/wordprocessingGroup" xmlns:wpi="http://schemas.microsoft.com/office/word/2010/wordprocessingInk" xmlns:wne="http://schemas.microsoft.com/office/word/2006/wordml" xmlns:wps="http://schemas.microsoft.com/office/word/2010/wordprocessingShape" mc:Ignorable="w14 wp14">
+<w:numbering xmlns:wpc="http://schemas.microsoft.com/office/word/2010/wordprocessingCanvas" xmlns:mc="http://schemas.openxmlformats.org/markup-compatibility/2006" xmlns:o="urn:schemas-microsoft-com:office:office" xmlns:r="http://schemas.openxmlformats.org/officeDocument/2006/relationships" xmlns:m="http://schemas.openxmlformats.org/officeDocument/2006/math" xmlns:v="urn:schemas-microsoft-com:vml" xmlns:wp14="http://schemas.microsoft.com/office/word/2010/wordprocessingDrawing" xmlns:wp="http://schemas.openxmlformats.org/drawingml/2006/wordprocessingDrawing" xmlns:w10="urn:schemas-microsoft-com:office:word" xmlns:w="http://schemas.openxmlformats.org/wordprocessingml/2006/main" xmlns:w14="http://schemas.microsoft.com/office/word/2010/wordml" xmlns:wpg="http://schemas.microsoft.com/office/word/2010/wordprocessingGroup" xmlns:wpi="http://schemas.microsoft.com/office/word/2010/wordprocessingInk" xmlns:wne="http://schemas.microsoft.com/office/word/2006/wordml" xmlns:wps="http://schemas.microsoft.com/office/word/2010/wordprocessingShape" mc:Ignorable="w14 wp14">
   <w:abstractNum w:abstractNumId="0">
     <w:nsid w:val="00000001"/>
     <w:multiLevelType w:val="hybridMultilevel"/>
@@ -2286,6 +7812,119 @@
     </w:lvl>
   </w:abstractNum>
   <w:abstractNum w:abstractNumId="16">
+    <w:nsid w:val="20046908"/>
+    <w:multiLevelType w:val="hybridMultilevel"/>
+    <w:tmpl w:val="3F983F72"/>
+    <w:lvl w:ilvl="0" w:tplc="04130001">
+      <w:start w:val="1"/>
+      <w:numFmt w:val="bullet"/>
+      <w:lvlText w:val=""/>
+      <w:lvlJc w:val="left"/>
+      <w:pPr>
+        <w:ind w:left="720" w:hanging="360"/>
+      </w:pPr>
+      <w:rPr>
+        <w:rFonts w:ascii="Symbol" w:hAnsi="Symbol" w:hint="default"/>
+      </w:rPr>
+    </w:lvl>
+    <w:lvl w:ilvl="1" w:tplc="04130003">
+      <w:start w:val="1"/>
+      <w:numFmt w:val="bullet"/>
+      <w:lvlText w:val="o"/>
+      <w:lvlJc w:val="left"/>
+      <w:pPr>
+        <w:ind w:left="1440" w:hanging="360"/>
+      </w:pPr>
+      <w:rPr>
+        <w:rFonts w:ascii="Courier New" w:hAnsi="Courier New" w:cs="Courier New" w:hint="default"/>
+      </w:rPr>
+    </w:lvl>
+    <w:lvl w:ilvl="2" w:tplc="04130005">
+      <w:start w:val="1"/>
+      <w:numFmt w:val="bullet"/>
+      <w:lvlText w:val=""/>
+      <w:lvlJc w:val="left"/>
+      <w:pPr>
+        <w:ind w:left="2160" w:hanging="360"/>
+      </w:pPr>
+      <w:rPr>
+        <w:rFonts w:ascii="Wingdings" w:hAnsi="Wingdings" w:hint="default"/>
+      </w:rPr>
+    </w:lvl>
+    <w:lvl w:ilvl="3" w:tplc="04130001" w:tentative="1">
+      <w:start w:val="1"/>
+      <w:numFmt w:val="bullet"/>
+      <w:lvlText w:val=""/>
+      <w:lvlJc w:val="left"/>
+      <w:pPr>
+        <w:ind w:left="2880" w:hanging="360"/>
+      </w:pPr>
+      <w:rPr>
+        <w:rFonts w:ascii="Symbol" w:hAnsi="Symbol" w:hint="default"/>
+      </w:rPr>
+    </w:lvl>
+    <w:lvl w:ilvl="4" w:tplc="04130003" w:tentative="1">
+      <w:start w:val="1"/>
+      <w:numFmt w:val="bullet"/>
+      <w:lvlText w:val="o"/>
+      <w:lvlJc w:val="left"/>
+      <w:pPr>
+        <w:ind w:left="3600" w:hanging="360"/>
+      </w:pPr>
+      <w:rPr>
+        <w:rFonts w:ascii="Courier New" w:hAnsi="Courier New" w:cs="Courier New" w:hint="default"/>
+      </w:rPr>
+    </w:lvl>
+    <w:lvl w:ilvl="5" w:tplc="04130005" w:tentative="1">
+      <w:start w:val="1"/>
+      <w:numFmt w:val="bullet"/>
+      <w:lvlText w:val=""/>
+      <w:lvlJc w:val="left"/>
+      <w:pPr>
+        <w:ind w:left="4320" w:hanging="360"/>
+      </w:pPr>
+      <w:rPr>
+        <w:rFonts w:ascii="Wingdings" w:hAnsi="Wingdings" w:hint="default"/>
+      </w:rPr>
+    </w:lvl>
+    <w:lvl w:ilvl="6" w:tplc="04130001" w:tentative="1">
+      <w:start w:val="1"/>
+      <w:numFmt w:val="bullet"/>
+      <w:lvlText w:val=""/>
+      <w:lvlJc w:val="left"/>
+      <w:pPr>
+        <w:ind w:left="5040" w:hanging="360"/>
+      </w:pPr>
+      <w:rPr>
+        <w:rFonts w:ascii="Symbol" w:hAnsi="Symbol" w:hint="default"/>
+      </w:rPr>
+    </w:lvl>
+    <w:lvl w:ilvl="7" w:tplc="04130003" w:tentative="1">
+      <w:start w:val="1"/>
+      <w:numFmt w:val="bullet"/>
+      <w:lvlText w:val="o"/>
+      <w:lvlJc w:val="left"/>
+      <w:pPr>
+        <w:ind w:left="5760" w:hanging="360"/>
+      </w:pPr>
+      <w:rPr>
+        <w:rFonts w:ascii="Courier New" w:hAnsi="Courier New" w:cs="Courier New" w:hint="default"/>
+      </w:rPr>
+    </w:lvl>
+    <w:lvl w:ilvl="8" w:tplc="04130005" w:tentative="1">
+      <w:start w:val="1"/>
+      <w:numFmt w:val="bullet"/>
+      <w:lvlText w:val=""/>
+      <w:lvlJc w:val="left"/>
+      <w:pPr>
+        <w:ind w:left="6480" w:hanging="360"/>
+      </w:pPr>
+      <w:rPr>
+        <w:rFonts w:ascii="Wingdings" w:hAnsi="Wingdings" w:hint="default"/>
+      </w:rPr>
+    </w:lvl>
+  </w:abstractNum>
+  <w:abstractNum w:abstractNumId="17">
     <w:nsid w:val="20E22887"/>
     <w:multiLevelType w:val="hybridMultilevel"/>
     <w:tmpl w:val="08FAD77E"/>
@@ -2398,7 +8037,7 @@
       </w:rPr>
     </w:lvl>
   </w:abstractNum>
-  <w:abstractNum w:abstractNumId="17">
+  <w:abstractNum w:abstractNumId="18">
     <w:nsid w:val="2F870C2D"/>
     <w:multiLevelType w:val="hybridMultilevel"/>
     <w:tmpl w:val="E0025116"/>
@@ -2511,7 +8150,459 @@
       </w:rPr>
     </w:lvl>
   </w:abstractNum>
-  <w:abstractNum w:abstractNumId="18">
+  <w:abstractNum w:abstractNumId="19">
+    <w:nsid w:val="395A7E27"/>
+    <w:multiLevelType w:val="hybridMultilevel"/>
+    <w:tmpl w:val="CDF86284"/>
+    <w:lvl w:ilvl="0" w:tplc="04130001">
+      <w:start w:val="1"/>
+      <w:numFmt w:val="bullet"/>
+      <w:lvlText w:val=""/>
+      <w:lvlJc w:val="left"/>
+      <w:pPr>
+        <w:ind w:left="720" w:hanging="360"/>
+      </w:pPr>
+      <w:rPr>
+        <w:rFonts w:ascii="Symbol" w:hAnsi="Symbol" w:hint="default"/>
+      </w:rPr>
+    </w:lvl>
+    <w:lvl w:ilvl="1" w:tplc="04130003" w:tentative="1">
+      <w:start w:val="1"/>
+      <w:numFmt w:val="bullet"/>
+      <w:lvlText w:val="o"/>
+      <w:lvlJc w:val="left"/>
+      <w:pPr>
+        <w:ind w:left="1440" w:hanging="360"/>
+      </w:pPr>
+      <w:rPr>
+        <w:rFonts w:ascii="Courier New" w:hAnsi="Courier New" w:cs="Courier New" w:hint="default"/>
+      </w:rPr>
+    </w:lvl>
+    <w:lvl w:ilvl="2" w:tplc="04130005" w:tentative="1">
+      <w:start w:val="1"/>
+      <w:numFmt w:val="bullet"/>
+      <w:lvlText w:val=""/>
+      <w:lvlJc w:val="left"/>
+      <w:pPr>
+        <w:ind w:left="2160" w:hanging="360"/>
+      </w:pPr>
+      <w:rPr>
+        <w:rFonts w:ascii="Wingdings" w:hAnsi="Wingdings" w:hint="default"/>
+      </w:rPr>
+    </w:lvl>
+    <w:lvl w:ilvl="3" w:tplc="04130001" w:tentative="1">
+      <w:start w:val="1"/>
+      <w:numFmt w:val="bullet"/>
+      <w:lvlText w:val=""/>
+      <w:lvlJc w:val="left"/>
+      <w:pPr>
+        <w:ind w:left="2880" w:hanging="360"/>
+      </w:pPr>
+      <w:rPr>
+        <w:rFonts w:ascii="Symbol" w:hAnsi="Symbol" w:hint="default"/>
+      </w:rPr>
+    </w:lvl>
+    <w:lvl w:ilvl="4" w:tplc="04130003" w:tentative="1">
+      <w:start w:val="1"/>
+      <w:numFmt w:val="bullet"/>
+      <w:lvlText w:val="o"/>
+      <w:lvlJc w:val="left"/>
+      <w:pPr>
+        <w:ind w:left="3600" w:hanging="360"/>
+      </w:pPr>
+      <w:rPr>
+        <w:rFonts w:ascii="Courier New" w:hAnsi="Courier New" w:cs="Courier New" w:hint="default"/>
+      </w:rPr>
+    </w:lvl>
+    <w:lvl w:ilvl="5" w:tplc="04130005" w:tentative="1">
+      <w:start w:val="1"/>
+      <w:numFmt w:val="bullet"/>
+      <w:lvlText w:val=""/>
+      <w:lvlJc w:val="left"/>
+      <w:pPr>
+        <w:ind w:left="4320" w:hanging="360"/>
+      </w:pPr>
+      <w:rPr>
+        <w:rFonts w:ascii="Wingdings" w:hAnsi="Wingdings" w:hint="default"/>
+      </w:rPr>
+    </w:lvl>
+    <w:lvl w:ilvl="6" w:tplc="04130001" w:tentative="1">
+      <w:start w:val="1"/>
+      <w:numFmt w:val="bullet"/>
+      <w:lvlText w:val=""/>
+      <w:lvlJc w:val="left"/>
+      <w:pPr>
+        <w:ind w:left="5040" w:hanging="360"/>
+      </w:pPr>
+      <w:rPr>
+        <w:rFonts w:ascii="Symbol" w:hAnsi="Symbol" w:hint="default"/>
+      </w:rPr>
+    </w:lvl>
+    <w:lvl w:ilvl="7" w:tplc="04130003" w:tentative="1">
+      <w:start w:val="1"/>
+      <w:numFmt w:val="bullet"/>
+      <w:lvlText w:val="o"/>
+      <w:lvlJc w:val="left"/>
+      <w:pPr>
+        <w:ind w:left="5760" w:hanging="360"/>
+      </w:pPr>
+      <w:rPr>
+        <w:rFonts w:ascii="Courier New" w:hAnsi="Courier New" w:cs="Courier New" w:hint="default"/>
+      </w:rPr>
+    </w:lvl>
+    <w:lvl w:ilvl="8" w:tplc="04130005" w:tentative="1">
+      <w:start w:val="1"/>
+      <w:numFmt w:val="bullet"/>
+      <w:lvlText w:val=""/>
+      <w:lvlJc w:val="left"/>
+      <w:pPr>
+        <w:ind w:left="6480" w:hanging="360"/>
+      </w:pPr>
+      <w:rPr>
+        <w:rFonts w:ascii="Wingdings" w:hAnsi="Wingdings" w:hint="default"/>
+      </w:rPr>
+    </w:lvl>
+  </w:abstractNum>
+  <w:abstractNum w:abstractNumId="20">
+    <w:nsid w:val="40CD3AAC"/>
+    <w:multiLevelType w:val="hybridMultilevel"/>
+    <w:tmpl w:val="4190BFCA"/>
+    <w:lvl w:ilvl="0" w:tplc="04130001">
+      <w:start w:val="1"/>
+      <w:numFmt w:val="bullet"/>
+      <w:lvlText w:val=""/>
+      <w:lvlJc w:val="left"/>
+      <w:pPr>
+        <w:ind w:left="720" w:hanging="360"/>
+      </w:pPr>
+      <w:rPr>
+        <w:rFonts w:ascii="Symbol" w:hAnsi="Symbol" w:hint="default"/>
+      </w:rPr>
+    </w:lvl>
+    <w:lvl w:ilvl="1" w:tplc="04130003" w:tentative="1">
+      <w:start w:val="1"/>
+      <w:numFmt w:val="bullet"/>
+      <w:lvlText w:val="o"/>
+      <w:lvlJc w:val="left"/>
+      <w:pPr>
+        <w:ind w:left="1440" w:hanging="360"/>
+      </w:pPr>
+      <w:rPr>
+        <w:rFonts w:ascii="Courier New" w:hAnsi="Courier New" w:cs="Courier New" w:hint="default"/>
+      </w:rPr>
+    </w:lvl>
+    <w:lvl w:ilvl="2" w:tplc="04130005" w:tentative="1">
+      <w:start w:val="1"/>
+      <w:numFmt w:val="bullet"/>
+      <w:lvlText w:val=""/>
+      <w:lvlJc w:val="left"/>
+      <w:pPr>
+        <w:ind w:left="2160" w:hanging="360"/>
+      </w:pPr>
+      <w:rPr>
+        <w:rFonts w:ascii="Wingdings" w:hAnsi="Wingdings" w:hint="default"/>
+      </w:rPr>
+    </w:lvl>
+    <w:lvl w:ilvl="3" w:tplc="04130001" w:tentative="1">
+      <w:start w:val="1"/>
+      <w:numFmt w:val="bullet"/>
+      <w:lvlText w:val=""/>
+      <w:lvlJc w:val="left"/>
+      <w:pPr>
+        <w:ind w:left="2880" w:hanging="360"/>
+      </w:pPr>
+      <w:rPr>
+        <w:rFonts w:ascii="Symbol" w:hAnsi="Symbol" w:hint="default"/>
+      </w:rPr>
+    </w:lvl>
+    <w:lvl w:ilvl="4" w:tplc="04130003" w:tentative="1">
+      <w:start w:val="1"/>
+      <w:numFmt w:val="bullet"/>
+      <w:lvlText w:val="o"/>
+      <w:lvlJc w:val="left"/>
+      <w:pPr>
+        <w:ind w:left="3600" w:hanging="360"/>
+      </w:pPr>
+      <w:rPr>
+        <w:rFonts w:ascii="Courier New" w:hAnsi="Courier New" w:cs="Courier New" w:hint="default"/>
+      </w:rPr>
+    </w:lvl>
+    <w:lvl w:ilvl="5" w:tplc="04130005" w:tentative="1">
+      <w:start w:val="1"/>
+      <w:numFmt w:val="bullet"/>
+      <w:lvlText w:val=""/>
+      <w:lvlJc w:val="left"/>
+      <w:pPr>
+        <w:ind w:left="4320" w:hanging="360"/>
+      </w:pPr>
+      <w:rPr>
+        <w:rFonts w:ascii="Wingdings" w:hAnsi="Wingdings" w:hint="default"/>
+      </w:rPr>
+    </w:lvl>
+    <w:lvl w:ilvl="6" w:tplc="04130001" w:tentative="1">
+      <w:start w:val="1"/>
+      <w:numFmt w:val="bullet"/>
+      <w:lvlText w:val=""/>
+      <w:lvlJc w:val="left"/>
+      <w:pPr>
+        <w:ind w:left="5040" w:hanging="360"/>
+      </w:pPr>
+      <w:rPr>
+        <w:rFonts w:ascii="Symbol" w:hAnsi="Symbol" w:hint="default"/>
+      </w:rPr>
+    </w:lvl>
+    <w:lvl w:ilvl="7" w:tplc="04130003" w:tentative="1">
+      <w:start w:val="1"/>
+      <w:numFmt w:val="bullet"/>
+      <w:lvlText w:val="o"/>
+      <w:lvlJc w:val="left"/>
+      <w:pPr>
+        <w:ind w:left="5760" w:hanging="360"/>
+      </w:pPr>
+      <w:rPr>
+        <w:rFonts w:ascii="Courier New" w:hAnsi="Courier New" w:cs="Courier New" w:hint="default"/>
+      </w:rPr>
+    </w:lvl>
+    <w:lvl w:ilvl="8" w:tplc="04130005" w:tentative="1">
+      <w:start w:val="1"/>
+      <w:numFmt w:val="bullet"/>
+      <w:lvlText w:val=""/>
+      <w:lvlJc w:val="left"/>
+      <w:pPr>
+        <w:ind w:left="6480" w:hanging="360"/>
+      </w:pPr>
+      <w:rPr>
+        <w:rFonts w:ascii="Wingdings" w:hAnsi="Wingdings" w:hint="default"/>
+      </w:rPr>
+    </w:lvl>
+  </w:abstractNum>
+  <w:abstractNum w:abstractNumId="21">
+    <w:nsid w:val="472F288D"/>
+    <w:multiLevelType w:val="hybridMultilevel"/>
+    <w:tmpl w:val="ECEEE5FC"/>
+    <w:lvl w:ilvl="0" w:tplc="04130001">
+      <w:start w:val="1"/>
+      <w:numFmt w:val="bullet"/>
+      <w:lvlText w:val=""/>
+      <w:lvlJc w:val="left"/>
+      <w:pPr>
+        <w:ind w:left="720" w:hanging="360"/>
+      </w:pPr>
+      <w:rPr>
+        <w:rFonts w:ascii="Symbol" w:hAnsi="Symbol" w:hint="default"/>
+      </w:rPr>
+    </w:lvl>
+    <w:lvl w:ilvl="1" w:tplc="04130003" w:tentative="1">
+      <w:start w:val="1"/>
+      <w:numFmt w:val="bullet"/>
+      <w:lvlText w:val="o"/>
+      <w:lvlJc w:val="left"/>
+      <w:pPr>
+        <w:ind w:left="1440" w:hanging="360"/>
+      </w:pPr>
+      <w:rPr>
+        <w:rFonts w:ascii="Courier New" w:hAnsi="Courier New" w:cs="Courier New" w:hint="default"/>
+      </w:rPr>
+    </w:lvl>
+    <w:lvl w:ilvl="2" w:tplc="04130005" w:tentative="1">
+      <w:start w:val="1"/>
+      <w:numFmt w:val="bullet"/>
+      <w:lvlText w:val=""/>
+      <w:lvlJc w:val="left"/>
+      <w:pPr>
+        <w:ind w:left="2160" w:hanging="360"/>
+      </w:pPr>
+      <w:rPr>
+        <w:rFonts w:ascii="Wingdings" w:hAnsi="Wingdings" w:hint="default"/>
+      </w:rPr>
+    </w:lvl>
+    <w:lvl w:ilvl="3" w:tplc="04130001" w:tentative="1">
+      <w:start w:val="1"/>
+      <w:numFmt w:val="bullet"/>
+      <w:lvlText w:val=""/>
+      <w:lvlJc w:val="left"/>
+      <w:pPr>
+        <w:ind w:left="2880" w:hanging="360"/>
+      </w:pPr>
+      <w:rPr>
+        <w:rFonts w:ascii="Symbol" w:hAnsi="Symbol" w:hint="default"/>
+      </w:rPr>
+    </w:lvl>
+    <w:lvl w:ilvl="4" w:tplc="04130003" w:tentative="1">
+      <w:start w:val="1"/>
+      <w:numFmt w:val="bullet"/>
+      <w:lvlText w:val="o"/>
+      <w:lvlJc w:val="left"/>
+      <w:pPr>
+        <w:ind w:left="3600" w:hanging="360"/>
+      </w:pPr>
+      <w:rPr>
+        <w:rFonts w:ascii="Courier New" w:hAnsi="Courier New" w:cs="Courier New" w:hint="default"/>
+      </w:rPr>
+    </w:lvl>
+    <w:lvl w:ilvl="5" w:tplc="04130005" w:tentative="1">
+      <w:start w:val="1"/>
+      <w:numFmt w:val="bullet"/>
+      <w:lvlText w:val=""/>
+      <w:lvlJc w:val="left"/>
+      <w:pPr>
+        <w:ind w:left="4320" w:hanging="360"/>
+      </w:pPr>
+      <w:rPr>
+        <w:rFonts w:ascii="Wingdings" w:hAnsi="Wingdings" w:hint="default"/>
+      </w:rPr>
+    </w:lvl>
+    <w:lvl w:ilvl="6" w:tplc="04130001" w:tentative="1">
+      <w:start w:val="1"/>
+      <w:numFmt w:val="bullet"/>
+      <w:lvlText w:val=""/>
+      <w:lvlJc w:val="left"/>
+      <w:pPr>
+        <w:ind w:left="5040" w:hanging="360"/>
+      </w:pPr>
+      <w:rPr>
+        <w:rFonts w:ascii="Symbol" w:hAnsi="Symbol" w:hint="default"/>
+      </w:rPr>
+    </w:lvl>
+    <w:lvl w:ilvl="7" w:tplc="04130003" w:tentative="1">
+      <w:start w:val="1"/>
+      <w:numFmt w:val="bullet"/>
+      <w:lvlText w:val="o"/>
+      <w:lvlJc w:val="left"/>
+      <w:pPr>
+        <w:ind w:left="5760" w:hanging="360"/>
+      </w:pPr>
+      <w:rPr>
+        <w:rFonts w:ascii="Courier New" w:hAnsi="Courier New" w:cs="Courier New" w:hint="default"/>
+      </w:rPr>
+    </w:lvl>
+    <w:lvl w:ilvl="8" w:tplc="04130005" w:tentative="1">
+      <w:start w:val="1"/>
+      <w:numFmt w:val="bullet"/>
+      <w:lvlText w:val=""/>
+      <w:lvlJc w:val="left"/>
+      <w:pPr>
+        <w:ind w:left="6480" w:hanging="360"/>
+      </w:pPr>
+      <w:rPr>
+        <w:rFonts w:ascii="Wingdings" w:hAnsi="Wingdings" w:hint="default"/>
+      </w:rPr>
+    </w:lvl>
+  </w:abstractNum>
+  <w:abstractNum w:abstractNumId="22">
+    <w:nsid w:val="47431E1B"/>
+    <w:multiLevelType w:val="hybridMultilevel"/>
+    <w:tmpl w:val="36969C7A"/>
+    <w:lvl w:ilvl="0" w:tplc="04130001">
+      <w:start w:val="1"/>
+      <w:numFmt w:val="bullet"/>
+      <w:lvlText w:val=""/>
+      <w:lvlJc w:val="left"/>
+      <w:pPr>
+        <w:ind w:left="720" w:hanging="360"/>
+      </w:pPr>
+      <w:rPr>
+        <w:rFonts w:ascii="Symbol" w:hAnsi="Symbol" w:hint="default"/>
+      </w:rPr>
+    </w:lvl>
+    <w:lvl w:ilvl="1" w:tplc="04130003" w:tentative="1">
+      <w:start w:val="1"/>
+      <w:numFmt w:val="bullet"/>
+      <w:lvlText w:val="o"/>
+      <w:lvlJc w:val="left"/>
+      <w:pPr>
+        <w:ind w:left="1440" w:hanging="360"/>
+      </w:pPr>
+      <w:rPr>
+        <w:rFonts w:ascii="Courier New" w:hAnsi="Courier New" w:cs="Courier New" w:hint="default"/>
+      </w:rPr>
+    </w:lvl>
+    <w:lvl w:ilvl="2" w:tplc="04130005" w:tentative="1">
+      <w:start w:val="1"/>
+      <w:numFmt w:val="bullet"/>
+      <w:lvlText w:val=""/>
+      <w:lvlJc w:val="left"/>
+      <w:pPr>
+        <w:ind w:left="2160" w:hanging="360"/>
+      </w:pPr>
+      <w:rPr>
+        <w:rFonts w:ascii="Wingdings" w:hAnsi="Wingdings" w:hint="default"/>
+      </w:rPr>
+    </w:lvl>
+    <w:lvl w:ilvl="3" w:tplc="04130001" w:tentative="1">
+      <w:start w:val="1"/>
+      <w:numFmt w:val="bullet"/>
+      <w:lvlText w:val=""/>
+      <w:lvlJc w:val="left"/>
+      <w:pPr>
+        <w:ind w:left="2880" w:hanging="360"/>
+      </w:pPr>
+      <w:rPr>
+        <w:rFonts w:ascii="Symbol" w:hAnsi="Symbol" w:hint="default"/>
+      </w:rPr>
+    </w:lvl>
+    <w:lvl w:ilvl="4" w:tplc="04130003" w:tentative="1">
+      <w:start w:val="1"/>
+      <w:numFmt w:val="bullet"/>
+      <w:lvlText w:val="o"/>
+      <w:lvlJc w:val="left"/>
+      <w:pPr>
+        <w:ind w:left="3600" w:hanging="360"/>
+      </w:pPr>
+      <w:rPr>
+        <w:rFonts w:ascii="Courier New" w:hAnsi="Courier New" w:cs="Courier New" w:hint="default"/>
+      </w:rPr>
+    </w:lvl>
+    <w:lvl w:ilvl="5" w:tplc="04130005" w:tentative="1">
+      <w:start w:val="1"/>
+      <w:numFmt w:val="bullet"/>
+      <w:lvlText w:val=""/>
+      <w:lvlJc w:val="left"/>
+      <w:pPr>
+        <w:ind w:left="4320" w:hanging="360"/>
+      </w:pPr>
+      <w:rPr>
+        <w:rFonts w:ascii="Wingdings" w:hAnsi="Wingdings" w:hint="default"/>
+      </w:rPr>
+    </w:lvl>
+    <w:lvl w:ilvl="6" w:tplc="04130001" w:tentative="1">
+      <w:start w:val="1"/>
+      <w:numFmt w:val="bullet"/>
+      <w:lvlText w:val=""/>
+      <w:lvlJc w:val="left"/>
+      <w:pPr>
+        <w:ind w:left="5040" w:hanging="360"/>
+      </w:pPr>
+      <w:rPr>
+        <w:rFonts w:ascii="Symbol" w:hAnsi="Symbol" w:hint="default"/>
+      </w:rPr>
+    </w:lvl>
+    <w:lvl w:ilvl="7" w:tplc="04130003" w:tentative="1">
+      <w:start w:val="1"/>
+      <w:numFmt w:val="bullet"/>
+      <w:lvlText w:val="o"/>
+      <w:lvlJc w:val="left"/>
+      <w:pPr>
+        <w:ind w:left="5760" w:hanging="360"/>
+      </w:pPr>
+      <w:rPr>
+        <w:rFonts w:ascii="Courier New" w:hAnsi="Courier New" w:cs="Courier New" w:hint="default"/>
+      </w:rPr>
+    </w:lvl>
+    <w:lvl w:ilvl="8" w:tplc="04130005" w:tentative="1">
+      <w:start w:val="1"/>
+      <w:numFmt w:val="bullet"/>
+      <w:lvlText w:val=""/>
+      <w:lvlJc w:val="left"/>
+      <w:pPr>
+        <w:ind w:left="6480" w:hanging="360"/>
+      </w:pPr>
+      <w:rPr>
+        <w:rFonts w:ascii="Wingdings" w:hAnsi="Wingdings" w:hint="default"/>
+      </w:rPr>
+    </w:lvl>
+  </w:abstractNum>
+  <w:abstractNum w:abstractNumId="23">
     <w:nsid w:val="6DC15A12"/>
     <w:multiLevelType w:val="hybridMultilevel"/>
     <w:tmpl w:val="6A907E82"/>
@@ -2624,7 +8715,7 @@
       </w:rPr>
     </w:lvl>
   </w:abstractNum>
-  <w:abstractNum w:abstractNumId="19">
+  <w:abstractNum w:abstractNumId="24">
     <w:nsid w:val="708F5B0D"/>
     <w:multiLevelType w:val="hybridMultilevel"/>
     <w:tmpl w:val="01FC637E"/>
@@ -2738,10 +8829,10 @@
     </w:lvl>
   </w:abstractNum>
   <w:num w:numId="1">
-    <w:abstractNumId w:val="16"/>
+    <w:abstractNumId w:val="17"/>
   </w:num>
   <w:num w:numId="2">
-    <w:abstractNumId w:val="18"/>
+    <w:abstractNumId w:val="23"/>
   </w:num>
   <w:num w:numId="3">
     <w:abstractNumId w:val="0"/>
@@ -2789,12 +8880,27 @@
     <w:abstractNumId w:val="14"/>
   </w:num>
   <w:num w:numId="18">
-    <w:abstractNumId w:val="17"/>
+    <w:abstractNumId w:val="18"/>
   </w:num>
   <w:num w:numId="19">
     <w:abstractNumId w:val="15"/>
   </w:num>
   <w:num w:numId="20">
+    <w:abstractNumId w:val="24"/>
+  </w:num>
+  <w:num w:numId="21">
+    <w:abstractNumId w:val="21"/>
+  </w:num>
+  <w:num w:numId="22">
+    <w:abstractNumId w:val="20"/>
+  </w:num>
+  <w:num w:numId="23">
+    <w:abstractNumId w:val="16"/>
+  </w:num>
+  <w:num w:numId="24">
+    <w:abstractNumId w:val="22"/>
+  </w:num>
+  <w:num w:numId="25">
     <w:abstractNumId w:val="19"/>
   </w:num>
 </w:numbering>
@@ -2813,7 +8919,7 @@
     </w:rPrDefault>
     <w:pPrDefault/>
   </w:docDefaults>
-  <w:latentStyles w:defLockedState="0" w:defUIPriority="99" w:defSemiHidden="1" w:defUnhideWhenUsed="1" w:defQFormat="0" w:count="276">
+  <w:latentStyles w:defLockedState="0" w:defUIPriority="99" w:defSemiHidden="1" w:defUnhideWhenUsed="1" w:defQFormat="0" w:count="267">
     <w:lsdException w:name="Normal" w:semiHidden="0" w:uiPriority="0" w:unhideWhenUsed="0" w:qFormat="1"/>
     <w:lsdException w:name="heading 1" w:semiHidden="0" w:uiPriority="9" w:unhideWhenUsed="0" w:qFormat="1"/>
     <w:lsdException w:name="heading 2" w:uiPriority="9" w:qFormat="1"/>
@@ -2952,9 +9058,32 @@
     <w:lsdException w:name="Bibliography" w:uiPriority="37"/>
     <w:lsdException w:name="TOC Heading" w:uiPriority="39" w:qFormat="1"/>
   </w:latentStyles>
-  <w:style w:type="paragraph" w:default="1" w:styleId="Normaal">
+  <w:style w:type="paragraph" w:default="1" w:styleId="Standaard">
     <w:name w:val="Normal"/>
     <w:qFormat/>
+  </w:style>
+  <w:style w:type="paragraph" w:styleId="Kop1">
+    <w:name w:val="heading 1"/>
+    <w:basedOn w:val="Standaard"/>
+    <w:next w:val="Standaard"/>
+    <w:link w:val="Kop1Char"/>
+    <w:uiPriority w:val="9"/>
+    <w:qFormat/>
+    <w:rsid w:val="00642F4D"/>
+    <w:pPr>
+      <w:keepNext/>
+      <w:keepLines/>
+      <w:spacing w:before="480"/>
+      <w:outlineLvl w:val="0"/>
+    </w:pPr>
+    <w:rPr>
+      <w:rFonts w:asciiTheme="majorHAnsi" w:eastAsiaTheme="majorEastAsia" w:hAnsiTheme="majorHAnsi" w:cstheme="majorBidi"/>
+      <w:b/>
+      <w:bCs/>
+      <w:color w:val="365F91" w:themeColor="accent1" w:themeShade="BF"/>
+      <w:sz w:val="28"/>
+      <w:szCs w:val="28"/>
+    </w:rPr>
   </w:style>
   <w:style w:type="character" w:default="1" w:styleId="Standaardalinea-lettertype">
     <w:name w:val="Default Paragraph Font"/>
@@ -2985,7 +9114,7 @@
   </w:style>
   <w:style w:type="paragraph" w:styleId="Lijstalinea">
     <w:name w:val="List Paragraph"/>
-    <w:basedOn w:val="Normaal"/>
+    <w:basedOn w:val="Standaard"/>
     <w:uiPriority w:val="34"/>
     <w:qFormat/>
     <w:rsid w:val="00350670"/>
@@ -2994,11 +9123,107 @@
       <w:contextualSpacing/>
     </w:pPr>
   </w:style>
+  <w:style w:type="paragraph" w:styleId="Titel">
+    <w:name w:val="Title"/>
+    <w:basedOn w:val="Standaard"/>
+    <w:next w:val="Standaard"/>
+    <w:link w:val="TitelChar"/>
+    <w:uiPriority w:val="10"/>
+    <w:qFormat/>
+    <w:rsid w:val="00642F4D"/>
+    <w:pPr>
+      <w:pBdr>
+        <w:bottom w:val="single" w:sz="8" w:space="4" w:color="4F81BD" w:themeColor="accent1"/>
+      </w:pBdr>
+      <w:spacing w:after="300"/>
+      <w:contextualSpacing/>
+    </w:pPr>
+    <w:rPr>
+      <w:rFonts w:asciiTheme="majorHAnsi" w:eastAsiaTheme="majorEastAsia" w:hAnsiTheme="majorHAnsi" w:cstheme="majorBidi"/>
+      <w:color w:val="17365D" w:themeColor="text2" w:themeShade="BF"/>
+      <w:spacing w:val="5"/>
+      <w:kern w:val="28"/>
+      <w:sz w:val="52"/>
+      <w:szCs w:val="52"/>
+    </w:rPr>
+  </w:style>
+  <w:style w:type="character" w:customStyle="1" w:styleId="TitelChar">
+    <w:name w:val="Titel Char"/>
+    <w:basedOn w:val="Standaardalinea-lettertype"/>
+    <w:link w:val="Titel"/>
+    <w:uiPriority w:val="10"/>
+    <w:rsid w:val="00642F4D"/>
+    <w:rPr>
+      <w:rFonts w:asciiTheme="majorHAnsi" w:eastAsiaTheme="majorEastAsia" w:hAnsiTheme="majorHAnsi" w:cstheme="majorBidi"/>
+      <w:color w:val="17365D" w:themeColor="text2" w:themeShade="BF"/>
+      <w:spacing w:val="5"/>
+      <w:kern w:val="28"/>
+      <w:sz w:val="52"/>
+      <w:szCs w:val="52"/>
+    </w:rPr>
+  </w:style>
+  <w:style w:type="character" w:customStyle="1" w:styleId="Kop1Char">
+    <w:name w:val="Kop 1 Char"/>
+    <w:basedOn w:val="Standaardalinea-lettertype"/>
+    <w:link w:val="Kop1"/>
+    <w:uiPriority w:val="9"/>
+    <w:rsid w:val="00642F4D"/>
+    <w:rPr>
+      <w:rFonts w:asciiTheme="majorHAnsi" w:eastAsiaTheme="majorEastAsia" w:hAnsiTheme="majorHAnsi" w:cstheme="majorBidi"/>
+      <w:b/>
+      <w:bCs/>
+      <w:color w:val="365F91" w:themeColor="accent1" w:themeShade="BF"/>
+      <w:sz w:val="28"/>
+      <w:szCs w:val="28"/>
+    </w:rPr>
+  </w:style>
+  <w:style w:type="paragraph" w:styleId="Koptekst">
+    <w:name w:val="header"/>
+    <w:basedOn w:val="Standaard"/>
+    <w:link w:val="KoptekstChar"/>
+    <w:uiPriority w:val="99"/>
+    <w:unhideWhenUsed/>
+    <w:rsid w:val="00642F4D"/>
+    <w:pPr>
+      <w:tabs>
+        <w:tab w:val="center" w:pos="4536"/>
+        <w:tab w:val="right" w:pos="9072"/>
+      </w:tabs>
+    </w:pPr>
+  </w:style>
+  <w:style w:type="character" w:customStyle="1" w:styleId="KoptekstChar">
+    <w:name w:val="Koptekst Char"/>
+    <w:basedOn w:val="Standaardalinea-lettertype"/>
+    <w:link w:val="Koptekst"/>
+    <w:uiPriority w:val="99"/>
+    <w:rsid w:val="00642F4D"/>
+  </w:style>
+  <w:style w:type="paragraph" w:styleId="Voettekst">
+    <w:name w:val="footer"/>
+    <w:basedOn w:val="Standaard"/>
+    <w:link w:val="VoettekstChar"/>
+    <w:uiPriority w:val="99"/>
+    <w:unhideWhenUsed/>
+    <w:rsid w:val="00642F4D"/>
+    <w:pPr>
+      <w:tabs>
+        <w:tab w:val="center" w:pos="4536"/>
+        <w:tab w:val="right" w:pos="9072"/>
+      </w:tabs>
+    </w:pPr>
+  </w:style>
+  <w:style w:type="character" w:customStyle="1" w:styleId="VoettekstChar">
+    <w:name w:val="Voettekst Char"/>
+    <w:basedOn w:val="Standaardalinea-lettertype"/>
+    <w:link w:val="Voettekst"/>
+    <w:uiPriority w:val="99"/>
+    <w:rsid w:val="00642F4D"/>
+  </w:style>
 </w:styles>
 </file>
 
 <file path=word/stylesWithEffects.xml><?xml version="1.0" encoding="utf-8"?>
-<w:styles xmlns:wpc="http://schemas.microsoft.com/office/word/2010/wordprocessingCanvas" xmlns:mo="http://schemas.microsoft.com/office/mac/office/2008/main" xmlns:mc="http://schemas.openxmlformats.org/markup-compatibility/2006" xmlns:mv="urn:schemas-microsoft-com:mac:vml" xmlns:o="urn:schemas-microsoft-com:office:office" xmlns:r="http://schemas.openxmlformats.org/officeDocument/2006/relationships" xmlns:m="http://schemas.openxmlformats.org/officeDocument/2006/math" xmlns:v="urn:schemas-microsoft-com:vml" xmlns:wp14="http://schemas.microsoft.com/office/word/2010/wordprocessingDrawing" xmlns:wp="http://schemas.openxmlformats.org/drawingml/2006/wordprocessingDrawing" xmlns:w10="urn:schemas-microsoft-com:office:word" xmlns:w="http://schemas.openxmlformats.org/wordprocessingml/2006/main" xmlns:w14="http://schemas.microsoft.com/office/word/2010/wordml" xmlns:wpg="http://schemas.microsoft.com/office/word/2010/wordprocessingGroup" xmlns:wpi="http://schemas.microsoft.com/office/word/2010/wordprocessingInk" xmlns:wne="http://schemas.microsoft.com/office/word/2006/wordml" xmlns:wps="http://schemas.microsoft.com/office/word/2010/wordprocessingShape" mc:Ignorable="w14 wp14">
+<w:styles xmlns:wpc="http://schemas.microsoft.com/office/word/2010/wordprocessingCanvas" xmlns:mc="http://schemas.openxmlformats.org/markup-compatibility/2006" xmlns:o="urn:schemas-microsoft-com:office:office" xmlns:r="http://schemas.openxmlformats.org/officeDocument/2006/relationships" xmlns:m="http://schemas.openxmlformats.org/officeDocument/2006/math" xmlns:v="urn:schemas-microsoft-com:vml" xmlns:wp14="http://schemas.microsoft.com/office/word/2010/wordprocessingDrawing" xmlns:wp="http://schemas.openxmlformats.org/drawingml/2006/wordprocessingDrawing" xmlns:w10="urn:schemas-microsoft-com:office:word" xmlns:w="http://schemas.openxmlformats.org/wordprocessingml/2006/main" xmlns:w14="http://schemas.microsoft.com/office/word/2010/wordml" xmlns:wpg="http://schemas.microsoft.com/office/word/2010/wordprocessingGroup" xmlns:wpi="http://schemas.microsoft.com/office/word/2010/wordprocessingInk" xmlns:wne="http://schemas.microsoft.com/office/word/2006/wordml" xmlns:wps="http://schemas.microsoft.com/office/word/2010/wordprocessingShape" mc:Ignorable="w14 wp14">
   <w:docDefaults>
     <w:rPrDefault>
       <w:rPr>
@@ -3010,7 +9235,7 @@
     </w:rPrDefault>
     <w:pPrDefault/>
   </w:docDefaults>
-  <w:latentStyles w:defLockedState="0" w:defUIPriority="99" w:defSemiHidden="1" w:defUnhideWhenUsed="1" w:defQFormat="0" w:count="276">
+  <w:latentStyles w:defLockedState="0" w:defUIPriority="99" w:defSemiHidden="1" w:defUnhideWhenUsed="1" w:defQFormat="0" w:count="267">
     <w:lsdException w:name="Normal" w:semiHidden="0" w:uiPriority="0" w:unhideWhenUsed="0" w:qFormat="1"/>
     <w:lsdException w:name="heading 1" w:semiHidden="0" w:uiPriority="9" w:unhideWhenUsed="0" w:qFormat="1"/>
     <w:lsdException w:name="heading 2" w:uiPriority="9" w:qFormat="1"/>
@@ -3149,9 +9374,32 @@
     <w:lsdException w:name="Bibliography" w:uiPriority="37"/>
     <w:lsdException w:name="TOC Heading" w:uiPriority="39" w:qFormat="1"/>
   </w:latentStyles>
-  <w:style w:type="paragraph" w:default="1" w:styleId="Normaal">
+  <w:style w:type="paragraph" w:default="1" w:styleId="Standaard">
     <w:name w:val="Normal"/>
     <w:qFormat/>
+  </w:style>
+  <w:style w:type="paragraph" w:styleId="Kop1">
+    <w:name w:val="heading 1"/>
+    <w:basedOn w:val="Standaard"/>
+    <w:next w:val="Standaard"/>
+    <w:link w:val="Kop1Char"/>
+    <w:uiPriority w:val="9"/>
+    <w:qFormat/>
+    <w:rsid w:val="00642F4D"/>
+    <w:pPr>
+      <w:keepNext/>
+      <w:keepLines/>
+      <w:spacing w:before="480"/>
+      <w:outlineLvl w:val="0"/>
+    </w:pPr>
+    <w:rPr>
+      <w:rFonts w:asciiTheme="majorHAnsi" w:eastAsiaTheme="majorEastAsia" w:hAnsiTheme="majorHAnsi" w:cstheme="majorBidi"/>
+      <w:b/>
+      <w:bCs/>
+      <w:color w:val="365F91" w:themeColor="accent1" w:themeShade="BF"/>
+      <w:sz w:val="28"/>
+      <w:szCs w:val="28"/>
+    </w:rPr>
   </w:style>
   <w:style w:type="character" w:default="1" w:styleId="Standaardalinea-lettertype">
     <w:name w:val="Default Paragraph Font"/>
@@ -3182,7 +9430,7 @@
   </w:style>
   <w:style w:type="paragraph" w:styleId="Lijstalinea">
     <w:name w:val="List Paragraph"/>
-    <w:basedOn w:val="Normaal"/>
+    <w:basedOn w:val="Standaard"/>
     <w:uiPriority w:val="34"/>
     <w:qFormat/>
     <w:rsid w:val="00350670"/>
@@ -3190,6 +9438,102 @@
       <w:ind w:left="720"/>
       <w:contextualSpacing/>
     </w:pPr>
+  </w:style>
+  <w:style w:type="paragraph" w:styleId="Titel">
+    <w:name w:val="Title"/>
+    <w:basedOn w:val="Standaard"/>
+    <w:next w:val="Standaard"/>
+    <w:link w:val="TitelChar"/>
+    <w:uiPriority w:val="10"/>
+    <w:qFormat/>
+    <w:rsid w:val="00642F4D"/>
+    <w:pPr>
+      <w:pBdr>
+        <w:bottom w:val="single" w:sz="8" w:space="4" w:color="4F81BD" w:themeColor="accent1"/>
+      </w:pBdr>
+      <w:spacing w:after="300"/>
+      <w:contextualSpacing/>
+    </w:pPr>
+    <w:rPr>
+      <w:rFonts w:asciiTheme="majorHAnsi" w:eastAsiaTheme="majorEastAsia" w:hAnsiTheme="majorHAnsi" w:cstheme="majorBidi"/>
+      <w:color w:val="17365D" w:themeColor="text2" w:themeShade="BF"/>
+      <w:spacing w:val="5"/>
+      <w:kern w:val="28"/>
+      <w:sz w:val="52"/>
+      <w:szCs w:val="52"/>
+    </w:rPr>
+  </w:style>
+  <w:style w:type="character" w:customStyle="1" w:styleId="TitelChar">
+    <w:name w:val="Titel Char"/>
+    <w:basedOn w:val="Standaardalinea-lettertype"/>
+    <w:link w:val="Titel"/>
+    <w:uiPriority w:val="10"/>
+    <w:rsid w:val="00642F4D"/>
+    <w:rPr>
+      <w:rFonts w:asciiTheme="majorHAnsi" w:eastAsiaTheme="majorEastAsia" w:hAnsiTheme="majorHAnsi" w:cstheme="majorBidi"/>
+      <w:color w:val="17365D" w:themeColor="text2" w:themeShade="BF"/>
+      <w:spacing w:val="5"/>
+      <w:kern w:val="28"/>
+      <w:sz w:val="52"/>
+      <w:szCs w:val="52"/>
+    </w:rPr>
+  </w:style>
+  <w:style w:type="character" w:customStyle="1" w:styleId="Kop1Char">
+    <w:name w:val="Kop 1 Char"/>
+    <w:basedOn w:val="Standaardalinea-lettertype"/>
+    <w:link w:val="Kop1"/>
+    <w:uiPriority w:val="9"/>
+    <w:rsid w:val="00642F4D"/>
+    <w:rPr>
+      <w:rFonts w:asciiTheme="majorHAnsi" w:eastAsiaTheme="majorEastAsia" w:hAnsiTheme="majorHAnsi" w:cstheme="majorBidi"/>
+      <w:b/>
+      <w:bCs/>
+      <w:color w:val="365F91" w:themeColor="accent1" w:themeShade="BF"/>
+      <w:sz w:val="28"/>
+      <w:szCs w:val="28"/>
+    </w:rPr>
+  </w:style>
+  <w:style w:type="paragraph" w:styleId="Koptekst">
+    <w:name w:val="header"/>
+    <w:basedOn w:val="Standaard"/>
+    <w:link w:val="KoptekstChar"/>
+    <w:uiPriority w:val="99"/>
+    <w:unhideWhenUsed/>
+    <w:rsid w:val="00642F4D"/>
+    <w:pPr>
+      <w:tabs>
+        <w:tab w:val="center" w:pos="4536"/>
+        <w:tab w:val="right" w:pos="9072"/>
+      </w:tabs>
+    </w:pPr>
+  </w:style>
+  <w:style w:type="character" w:customStyle="1" w:styleId="KoptekstChar">
+    <w:name w:val="Koptekst Char"/>
+    <w:basedOn w:val="Standaardalinea-lettertype"/>
+    <w:link w:val="Koptekst"/>
+    <w:uiPriority w:val="99"/>
+    <w:rsid w:val="00642F4D"/>
+  </w:style>
+  <w:style w:type="paragraph" w:styleId="Voettekst">
+    <w:name w:val="footer"/>
+    <w:basedOn w:val="Standaard"/>
+    <w:link w:val="VoettekstChar"/>
+    <w:uiPriority w:val="99"/>
+    <w:unhideWhenUsed/>
+    <w:rsid w:val="00642F4D"/>
+    <w:pPr>
+      <w:tabs>
+        <w:tab w:val="center" w:pos="4536"/>
+        <w:tab w:val="right" w:pos="9072"/>
+      </w:tabs>
+    </w:pPr>
+  </w:style>
+  <w:style w:type="character" w:customStyle="1" w:styleId="VoettekstChar">
+    <w:name w:val="Voettekst Char"/>
+    <w:basedOn w:val="Standaardalinea-lettertype"/>
+    <w:link w:val="Voettekst"/>
+    <w:uiPriority w:val="99"/>
+    <w:rsid w:val="00642F4D"/>
   </w:style>
 </w:styles>
 </file>
